--- a/assets/docs/den-goc-khe.docx
+++ b/assets/docs/den-goc-khe.docx
@@ -1,10 +1,10 @@
 
 <file path=word/document.xml><?xml version="1.0" encoding="utf-8"?>
-<w:document xmlns:wpc="http://schemas.microsoft.com/office/word/2010/wordprocessingCanvas" xmlns:cx="http://schemas.microsoft.com/office/drawing/2014/chartex" xmlns:cx1="http://schemas.microsoft.com/office/drawing/2015/9/8/chartex" xmlns:cx2="http://schemas.microsoft.com/office/drawing/2015/10/21/chartex" xmlns:cx3="http://schemas.microsoft.com/office/drawing/2016/5/9/chartex" xmlns:cx4="http://schemas.microsoft.com/office/drawing/2016/5/10/chartex" xmlns:cx5="http://schemas.microsoft.com/office/drawing/2016/5/11/chartex" xmlns:cx6="http://schemas.microsoft.com/office/drawing/2016/5/12/chartex" xmlns:cx7="http://schemas.microsoft.com/office/drawing/2016/5/13/chartex" xmlns:cx8="http://schemas.microsoft.com/office/drawing/2016/5/14/chartex" xmlns:mc="http://schemas.openxmlformats.org/markup-compatibility/2006" xmlns:aink="http://schemas.microsoft.com/office/drawing/2016/ink" xmlns:am3d="http://schemas.microsoft.com/office/drawing/2017/model3d" xmlns:o="urn:schemas-microsoft-com:office:office" xmlns:oel="http://schemas.microsoft.com/office/2019/extlst" xmlns:r="http://schemas.openxmlformats.org/officeDocument/2006/relationships" xmlns:m="http://schemas.openxmlformats.org/officeDocument/2006/math" xmlns:v="urn:schemas-microsoft-com:vml" xmlns:wp14="http://schemas.microsoft.com/office/word/2010/wordprocessingDrawing" xmlns:wp="http://schemas.openxmlformats.org/drawingml/2006/wordprocessingDrawing" xmlns:w10="urn:schemas-microsoft-com:office:word" xmlns:w="http://schemas.openxmlformats.org/wordprocessingml/2006/main" xmlns:w14="http://schemas.microsoft.com/office/word/2010/wordml" xmlns:w15="http://schemas.microsoft.com/office/word/2012/wordml" xmlns:w16cex="http://schemas.microsoft.com/office/word/2018/wordml/cex" xmlns:w16cid="http://schemas.microsoft.com/office/word/2016/wordml/cid" xmlns:w16="http://schemas.microsoft.com/office/word/2018/wordml" xmlns:w16sdtdh="http://schemas.microsoft.com/office/word/2020/wordml/sdtdatahash" xmlns:w16se="http://schemas.microsoft.com/office/word/2015/wordml/symex" xmlns:wpg="http://schemas.microsoft.com/office/word/2010/wordprocessingGroup" xmlns:wpi="http://schemas.microsoft.com/office/word/2010/wordprocessingInk" xmlns:wne="http://schemas.microsoft.com/office/word/2006/wordml" xmlns:wps="http://schemas.microsoft.com/office/word/2010/wordprocessingShape" mc:Ignorable="w14 w15 w16se w16cid w16 w16cex w16sdtdh wp14">
+<w:document xmlns:wpc="http://schemas.microsoft.com/office/word/2010/wordprocessingCanvas" xmlns:cx="http://schemas.microsoft.com/office/drawing/2014/chartex" xmlns:cx1="http://schemas.microsoft.com/office/drawing/2015/9/8/chartex" xmlns:cx2="http://schemas.microsoft.com/office/drawing/2015/10/21/chartex" xmlns:cx3="http://schemas.microsoft.com/office/drawing/2016/5/9/chartex" xmlns:cx4="http://schemas.microsoft.com/office/drawing/2016/5/10/chartex" xmlns:cx5="http://schemas.microsoft.com/office/drawing/2016/5/11/chartex" xmlns:cx6="http://schemas.microsoft.com/office/drawing/2016/5/12/chartex" xmlns:cx7="http://schemas.microsoft.com/office/drawing/2016/5/13/chartex" xmlns:cx8="http://schemas.microsoft.com/office/drawing/2016/5/14/chartex" xmlns:mc="http://schemas.openxmlformats.org/markup-compatibility/2006" xmlns:aink="http://schemas.microsoft.com/office/drawing/2016/ink" xmlns:am3d="http://schemas.microsoft.com/office/drawing/2017/model3d" xmlns:o="urn:schemas-microsoft-com:office:office" xmlns:oel="http://schemas.microsoft.com/office/2019/extlst" xmlns:r="http://schemas.openxmlformats.org/officeDocument/2006/relationships" xmlns:m="http://schemas.openxmlformats.org/officeDocument/2006/math" xmlns:v="urn:schemas-microsoft-com:vml" xmlns:wp14="http://schemas.microsoft.com/office/word/2010/wordprocessingDrawing" xmlns:wp="http://schemas.openxmlformats.org/drawingml/2006/wordprocessingDrawing" xmlns:w10="urn:schemas-microsoft-com:office:word" xmlns:w="http://schemas.openxmlformats.org/wordprocessingml/2006/main" xmlns:w14="http://schemas.microsoft.com/office/word/2010/wordml" xmlns:w15="http://schemas.microsoft.com/office/word/2012/wordml" xmlns:w16cex="http://schemas.microsoft.com/office/word/2018/wordml/cex" xmlns:w16cid="http://schemas.microsoft.com/office/word/2016/wordml/cid" xmlns:w16="http://schemas.microsoft.com/office/word/2018/wordml" xmlns:w16du="http://schemas.microsoft.com/office/word/2023/wordml/word16du" xmlns:w16sdtdh="http://schemas.microsoft.com/office/word/2020/wordml/sdtdatahash" xmlns:w16se="http://schemas.microsoft.com/office/word/2015/wordml/symex" xmlns:wpg="http://schemas.microsoft.com/office/word/2010/wordprocessingGroup" xmlns:wpi="http://schemas.microsoft.com/office/word/2010/wordprocessingInk" xmlns:wne="http://schemas.microsoft.com/office/word/2006/wordml" xmlns:wps="http://schemas.microsoft.com/office/word/2010/wordprocessingShape" mc:Ignorable="w14 w15 w16se w16cid w16 w16cex w16sdtdh w16du wp14">
   <w:body>
     <w:p>
       <w:pPr>
-        <w:pStyle w:val="ThnVnban"/>
+        <w:pStyle w:val="BodyText"/>
         <w:spacing w:line="240" w:lineRule="auto"/>
         <w:jc w:val="center"/>
         <w:rPr>
@@ -30,7 +30,7 @@
     </w:p>
     <w:p>
       <w:pPr>
-        <w:pStyle w:val="ThnVnban"/>
+        <w:pStyle w:val="BodyText"/>
         <w:spacing w:line="240" w:lineRule="auto"/>
         <w:jc w:val="center"/>
         <w:rPr>
@@ -67,7 +67,7 @@
     </w:p>
     <w:p>
       <w:pPr>
-        <w:pStyle w:val="ThnVnban"/>
+        <w:pStyle w:val="BodyText"/>
         <w:spacing w:line="240" w:lineRule="auto"/>
         <w:jc w:val="center"/>
         <w:rPr>
@@ -292,7 +292,7 @@
     </w:p>
     <w:p>
       <w:pPr>
-        <w:pStyle w:val="ThnVnban"/>
+        <w:pStyle w:val="BodyText"/>
         <w:spacing w:line="240" w:lineRule="auto"/>
         <w:jc w:val="center"/>
         <w:rPr>
@@ -306,7 +306,7 @@
     </w:p>
     <w:p>
       <w:pPr>
-        <w:pStyle w:val="ThnVnban"/>
+        <w:pStyle w:val="BodyText"/>
         <w:spacing w:before="120" w:line="240" w:lineRule="auto"/>
         <w:jc w:val="center"/>
         <w:rPr>
@@ -340,7 +340,7 @@
     </w:p>
     <w:p>
       <w:pPr>
-        <w:pStyle w:val="ThnVnban"/>
+        <w:pStyle w:val="BodyText"/>
         <w:spacing w:before="120" w:line="240" w:lineRule="auto"/>
         <w:jc w:val="center"/>
         <w:rPr>
@@ -354,7 +354,7 @@
     </w:p>
     <w:p>
       <w:pPr>
-        <w:pStyle w:val="ThnVnban"/>
+        <w:pStyle w:val="BodyText"/>
         <w:spacing w:before="120" w:line="360" w:lineRule="atLeast"/>
         <w:rPr>
           <w:rFonts w:ascii="Times New Roman" w:hAnsi="Times New Roman"/>
@@ -393,7 +393,7 @@
           </w:tcPr>
           <w:p>
             <w:pPr>
-              <w:pStyle w:val="ThnVnban"/>
+              <w:pStyle w:val="BodyText"/>
               <w:spacing w:before="120" w:line="360" w:lineRule="atLeast"/>
               <w:rPr>
                 <w:rFonts w:ascii="Times New Roman" w:hAnsi="Times New Roman"/>
@@ -419,7 +419,7 @@
           </w:tcPr>
           <w:p>
             <w:pPr>
-              <w:pStyle w:val="ThnVnban"/>
+              <w:pStyle w:val="BodyText"/>
               <w:spacing w:before="120" w:line="360" w:lineRule="atLeast"/>
               <w:rPr>
                 <w:rFonts w:ascii="Times New Roman" w:hAnsi="Times New Roman"/>
@@ -476,7 +476,7 @@
           </w:tcPr>
           <w:p>
             <w:pPr>
-              <w:pStyle w:val="ThnVnban"/>
+              <w:pStyle w:val="BodyText"/>
               <w:spacing w:before="120" w:line="360" w:lineRule="atLeast"/>
               <w:rPr>
                 <w:rFonts w:ascii="Times New Roman" w:hAnsi="Times New Roman"/>
@@ -547,7 +547,7 @@
           </w:tcPr>
           <w:p>
             <w:pPr>
-              <w:pStyle w:val="ThnVnban"/>
+              <w:pStyle w:val="BodyText"/>
               <w:spacing w:before="120" w:line="360" w:lineRule="atLeast"/>
               <w:rPr>
                 <w:rFonts w:ascii="Times New Roman" w:hAnsi="Times New Roman"/>
@@ -573,7 +573,7 @@
           </w:tcPr>
           <w:p>
             <w:pPr>
-              <w:pStyle w:val="Thnvnban2"/>
+              <w:pStyle w:val="BodyText2"/>
               <w:spacing w:before="120" w:after="0"/>
               <w:jc w:val="both"/>
               <w:rPr>
@@ -612,7 +612,7 @@
           </w:tcPr>
           <w:p>
             <w:pPr>
-              <w:pStyle w:val="ThnVnban"/>
+              <w:pStyle w:val="BodyText"/>
               <w:spacing w:before="120" w:line="360" w:lineRule="atLeast"/>
               <w:rPr>
                 <w:rFonts w:ascii="Times New Roman" w:hAnsi="Times New Roman"/>
@@ -675,7 +675,7 @@
           </w:tcPr>
           <w:p>
             <w:pPr>
-              <w:pStyle w:val="ThnVnban"/>
+              <w:pStyle w:val="BodyText"/>
               <w:spacing w:before="120" w:line="360" w:lineRule="atLeast"/>
               <w:rPr>
                 <w:rFonts w:ascii="Times New Roman" w:hAnsi="Times New Roman"/>
@@ -738,7 +738,7 @@
           </w:tcPr>
           <w:p>
             <w:pPr>
-              <w:pStyle w:val="ThnVnban"/>
+              <w:pStyle w:val="BodyText"/>
               <w:spacing w:before="120" w:line="360" w:lineRule="atLeast"/>
               <w:rPr>
                 <w:rFonts w:ascii="Times New Roman" w:hAnsi="Times New Roman"/>
@@ -772,7 +772,7 @@
           </w:tcPr>
           <w:p>
             <w:pPr>
-              <w:pStyle w:val="Thnvnban2"/>
+              <w:pStyle w:val="BodyText2"/>
               <w:spacing w:before="120" w:after="0"/>
               <w:jc w:val="both"/>
               <w:rPr>
@@ -806,7 +806,7 @@
     </w:tbl>
     <w:p>
       <w:pPr>
-        <w:pStyle w:val="Thnvnban2"/>
+        <w:pStyle w:val="BodyText2"/>
         <w:spacing w:before="120" w:after="0"/>
         <w:ind w:firstLine="567"/>
         <w:jc w:val="both"/>
@@ -856,7 +856,7 @@
     </w:p>
     <w:p>
       <w:pPr>
-        <w:pStyle w:val="Thnvnban2"/>
+        <w:pStyle w:val="BodyText2"/>
         <w:spacing w:before="120" w:after="0"/>
         <w:ind w:firstLine="567"/>
         <w:jc w:val="both"/>
@@ -1465,6 +1465,7 @@
           <w:szCs w:val="28"/>
           <w:shd w:val="clear" w:color="auto" w:fill="FFFFFF"/>
         </w:rPr>
+        <w:lastRenderedPageBreak/>
         <w:t>- Luật Di sản Văn hóa số 28/2001/QH10 ngày 29 tháng 6 năm 2001 và Luật di sản Văn hóa số 32/2009/QH12 ngày 18 tháng 6 năm 2009 về sửa đổi, bổ sung một số điều của Luật Di sản Văn hóa số 28/200</w:t>
       </w:r>
       <w:r>
@@ -1496,7 +1497,6 @@
           <w:szCs w:val="28"/>
           <w:shd w:val="clear" w:color="auto" w:fill="FFFFFF"/>
         </w:rPr>
-        <w:lastRenderedPageBreak/>
         <w:t xml:space="preserve">- </w:t>
       </w:r>
       <w:r>
@@ -2107,6 +2107,7 @@
           <w:shd w:val="clear" w:color="auto" w:fill="F9FAFC"/>
           <w:lang w:val="it-IT"/>
         </w:rPr>
+        <w:lastRenderedPageBreak/>
         <w:t>2.</w:t>
       </w:r>
       <w:r>
@@ -2154,7 +2155,6 @@
           <w:sz w:val="28"/>
           <w:lang w:val="it-IT"/>
         </w:rPr>
-        <w:lastRenderedPageBreak/>
         <w:t xml:space="preserve">- Căn cứ và hồ sơ lý lịch di tích </w:t>
       </w:r>
       <w:r>
@@ -3084,7 +3084,7 @@
       </w:r>
       <w:r>
         <w:rPr>
-          <w:rStyle w:val="normal"/>
+          <w:rStyle w:val="Normal1"/>
           <w:rFonts w:ascii="Times New Roman" w:hAnsi="Times New Roman"/>
           <w:b/>
           <w:sz w:val="28"/>
@@ -3094,7 +3094,7 @@
       </w:r>
       <w:r>
         <w:rPr>
-          <w:rStyle w:val="normal"/>
+          <w:rStyle w:val="Normal1"/>
           <w:rFonts w:ascii="Times New Roman" w:hAnsi="Times New Roman"/>
           <w:b/>
           <w:sz w:val="28"/>
@@ -3132,7 +3132,7 @@
     </w:p>
     <w:p>
       <w:pPr>
-        <w:pStyle w:val="Thnvnban2"/>
+        <w:pStyle w:val="BodyText2"/>
         <w:spacing w:before="120" w:after="0"/>
         <w:ind w:firstLine="567"/>
         <w:jc w:val="both"/>
@@ -3164,7 +3164,7 @@
     </w:p>
     <w:p>
       <w:pPr>
-        <w:pStyle w:val="Thnvnban2"/>
+        <w:pStyle w:val="BodyText2"/>
         <w:spacing w:before="120" w:after="0"/>
         <w:ind w:firstLine="567"/>
         <w:jc w:val="both"/>
@@ -3217,7 +3217,7 @@
     </w:p>
     <w:p>
       <w:pPr>
-        <w:pStyle w:val="Thnvnban2"/>
+        <w:pStyle w:val="BodyText2"/>
         <w:spacing w:before="120" w:after="0"/>
         <w:ind w:firstLine="567"/>
         <w:jc w:val="both"/>
@@ -3418,7 +3418,7 @@
     </w:p>
     <w:p>
       <w:pPr>
-        <w:pStyle w:val="ThnVnban"/>
+        <w:pStyle w:val="BodyText"/>
         <w:spacing w:before="120" w:line="360" w:lineRule="atLeast"/>
         <w:ind w:firstLine="567"/>
         <w:rPr>
@@ -3490,7 +3490,7 @@
           <w:rFonts w:ascii="Times New Roman" w:hAnsi="Times New Roman"/>
           <w:szCs w:val="28"/>
         </w:rPr>
-        <w:t xml:space="preserve">ậu cung, kết cấu khung mái bằng gỗ, lợp ngói mũi, kèo kìm trốn cột, quá giang gác tường. Trong đền còn bảo lưu được một số đồ </w:t>
+        <w:t xml:space="preserve">ậu cung, kết cấu khung mái bằng gỗ, lợp ngói mũi, kèo kìm trốn cột, quá giang gác tường. Trong đền còn bảo lưu được một số đồ thờ tự </w:t>
       </w:r>
       <w:r>
         <w:rPr>
@@ -3498,13 +3498,13 @@
           <w:szCs w:val="28"/>
         </w:rPr>
         <w:lastRenderedPageBreak/>
-        <w:t>thờ tự quý như: Bát hương, mâm đài, cây đèn, hộp đựng trầu thờ bằng gỗ được chạm trổ rất tinh xảo thể hiện sự tài khéo của người nghệ nhân điêu khắc dân gian xưa... Đặc biệt, hệ thống tượng thờ trong đền là những pho tượng cổ bằng gỗ với lối tạo tác đặc trưng tượng thời Nguyễn, đây là những pho tượng rất có giá trị nghiên cứu về lịch sử và mỹ thuật.</w:t>
+        <w:t>quý như: Bát hương, mâm đài, cây đèn, hộp đựng trầu thờ bằng gỗ được chạm trổ rất tinh xảo thể hiện sự tài khéo của người nghệ nhân điêu khắc dân gian xưa... Đặc biệt, hệ thống tượng thờ trong đền là những pho tượng cổ bằng gỗ với lối tạo tác đặc trưng tượng thời Nguyễn, đây là những pho tượng rất có giá trị nghiên cứu về lịch sử và mỹ thuật.</w:t>
       </w:r>
     </w:p>
     <w:bookmarkEnd w:id="2"/>
     <w:p>
       <w:pPr>
-        <w:pStyle w:val="ThnVnban"/>
+        <w:pStyle w:val="BodyText"/>
         <w:spacing w:before="120" w:line="360" w:lineRule="atLeast"/>
         <w:ind w:firstLine="567"/>
         <w:rPr>
@@ -3996,7 +3996,7 @@
     </w:p>
     <w:p>
       <w:pPr>
-        <w:pStyle w:val="ThnVnban"/>
+        <w:pStyle w:val="BodyText"/>
         <w:spacing w:before="120" w:line="360" w:lineRule="atLeast"/>
         <w:ind w:firstLine="567"/>
         <w:rPr>
@@ -4049,7 +4049,7 @@
     </w:p>
     <w:p>
       <w:pPr>
-        <w:pStyle w:val="ThnVnban"/>
+        <w:pStyle w:val="BodyText"/>
         <w:spacing w:before="120" w:line="360" w:lineRule="atLeast"/>
         <w:ind w:firstLine="567"/>
         <w:rPr>
@@ -4083,7 +4083,7 @@
     </w:p>
     <w:p>
       <w:pPr>
-        <w:pStyle w:val="ThnVnban"/>
+        <w:pStyle w:val="BodyText"/>
         <w:spacing w:before="120" w:line="360" w:lineRule="atLeast"/>
         <w:ind w:firstLine="567"/>
         <w:rPr>
@@ -4206,7 +4206,7 @@
           <w:rFonts w:ascii="Times New Roman" w:hAnsi="Times New Roman"/>
           <w:szCs w:val="28"/>
         </w:rPr>
-        <w:t xml:space="preserve">Bát hương, mâm đài, cây đèn, hộp đựng trầu thờ bằng gỗ được chạm trổ rất tinh xảo thể hiện sự tài khéo của người nghệ nhân điêu khắc dân gian xưa... Đặc biệt, hệ thống tượng thờ trong đền là những pho tượng cổ bằng gỗ với lối tạo tác </w:t>
+        <w:t xml:space="preserve">Bát hương, mâm đài, cây đèn, hộp đựng trầu thờ bằng gỗ được chạm trổ rất tinh xảo thể hiện sự tài khéo của người nghệ nhân điêu khắc dân gian xưa... Đặc biệt, hệ thống tượng thờ trong đền là những pho tượng cổ bằng gỗ với lối tạo tác đặc trưng </w:t>
       </w:r>
       <w:r>
         <w:rPr>
@@ -4214,7 +4214,7 @@
           <w:szCs w:val="28"/>
         </w:rPr>
         <w:lastRenderedPageBreak/>
-        <w:t xml:space="preserve">đặc trưng tượng thời Nguyễn, đây là những pho tượng </w:t>
+        <w:t xml:space="preserve">tượng thời Nguyễn, đây là những pho tượng </w:t>
       </w:r>
       <w:r>
         <w:rPr>
@@ -4249,7 +4249,7 @@
     </w:p>
     <w:p>
       <w:pPr>
-        <w:pStyle w:val="ThnVnban"/>
+        <w:pStyle w:val="BodyText"/>
         <w:spacing w:before="120" w:line="360" w:lineRule="atLeast"/>
         <w:ind w:firstLine="567"/>
         <w:rPr>
@@ -4303,7 +4303,7 @@
     </w:p>
     <w:p>
       <w:pPr>
-        <w:pStyle w:val="ThnVnban"/>
+        <w:pStyle w:val="BodyText"/>
         <w:spacing w:before="120" w:line="360" w:lineRule="atLeast"/>
         <w:ind w:firstLine="567"/>
         <w:rPr>
@@ -4355,7 +4355,7 @@
     </w:p>
     <w:p>
       <w:pPr>
-        <w:pStyle w:val="ThnVnban"/>
+        <w:pStyle w:val="BodyText"/>
         <w:spacing w:before="120" w:line="360" w:lineRule="atLeast"/>
         <w:ind w:firstLine="567"/>
         <w:rPr>
@@ -4443,7 +4443,7 @@
     </w:p>
     <w:p>
       <w:pPr>
-        <w:pStyle w:val="ThnVnban"/>
+        <w:pStyle w:val="BodyText"/>
         <w:spacing w:before="120" w:line="360" w:lineRule="atLeast"/>
         <w:ind w:firstLine="567"/>
         <w:rPr>
@@ -4503,7 +4503,7 @@
     </w:p>
     <w:p>
       <w:pPr>
-        <w:pStyle w:val="ThnVnban"/>
+        <w:pStyle w:val="BodyText"/>
         <w:spacing w:before="120" w:line="360" w:lineRule="atLeast"/>
         <w:ind w:firstLine="567"/>
         <w:rPr>
@@ -4527,36 +4527,49 @@
     </w:p>
     <w:p>
       <w:pPr>
-        <w:pStyle w:val="ThnVnban"/>
-        <w:spacing w:before="120" w:line="360" w:lineRule="atLeast"/>
-        <w:ind w:firstLine="567"/>
-        <w:rPr>
-          <w:rStyle w:val="Normal1"/>
-        </w:rPr>
-      </w:pPr>
-      <w:r>
-        <w:rPr>
-          <w:rStyle w:val="Normal1"/>
-          <w:rFonts w:ascii="Times New Roman" w:hAnsi="Times New Roman"/>
-          <w:szCs w:val="28"/>
-        </w:rPr>
-        <w:t xml:space="preserve">Trong đền còn bảo lưu được một số đồ thờ tự quý như: Bát hương, mâm đài, cây đèn, hộp đựng trầu thờ bằng gỗ được chạm trổ rất tinh xảo thể hiện sự tài khéo của người nghệ nhân điêu khắc dân gian xưa... Đặc biệt, hệ thống tượng thờ trong </w:t>
-      </w:r>
-      <w:r>
-        <w:rPr>
-          <w:rStyle w:val="Normal1"/>
-          <w:rFonts w:ascii="Times New Roman" w:hAnsi="Times New Roman"/>
+        <w:pStyle w:val="BodyText"/>
+        <w:spacing w:before="120" w:line="360" w:lineRule="atLeast"/>
+        <w:ind w:firstLine="567"/>
+        <w:rPr>
+          <w:rStyle w:val="Normal10"/>
+        </w:rPr>
+      </w:pPr>
+      <w:r>
+        <w:rPr>
+          <w:rStyle w:val="Normal10"/>
+          <w:rFonts w:ascii="Times New Roman" w:hAnsi="Times New Roman"/>
+          <w:szCs w:val="28"/>
+        </w:rPr>
+        <w:t>Trong đền còn bảo lưu được một số đồ thờ tự quý như: Bát hương, mâm đài, cây đèn, hộp đựng trầu thờ bằng gỗ được chạm trổ rất tinh xảo thể hiện sự tài khéo của người nghệ nhân điêu khắc dân gian xưa... Đặc biệt, hệ thống tượng thờ trong đền là những pho tượng cổ bằng gỗ với lối tạo tác đặc trưng tượng thời Nguyễn, đây là những pho tượng rất có giá trị nghiên cứu về lịch sử và mỹ thuật.</w:t>
+      </w:r>
+    </w:p>
+    <w:p>
+      <w:pPr>
+        <w:spacing w:before="120" w:line="360" w:lineRule="atLeast"/>
+        <w:ind w:firstLine="567"/>
+        <w:jc w:val="both"/>
+        <w:rPr>
+          <w:rFonts w:ascii="Times New Roman" w:hAnsi="Times New Roman"/>
+          <w:b/>
+          <w:noProof/>
+          <w:color w:val="000000"/>
+          <w:sz w:val="28"/>
+          <w:szCs w:val="28"/>
+        </w:rPr>
+      </w:pPr>
+      <w:r>
+        <w:rPr>
+          <w:rFonts w:ascii="Times New Roman" w:hAnsi="Times New Roman"/>
+          <w:b/>
+          <w:noProof/>
+          <w:color w:val="000000"/>
+          <w:sz w:val="28"/>
           <w:szCs w:val="28"/>
         </w:rPr>
         <w:lastRenderedPageBreak/>
-        <w:t>đền là những pho tượng cổ bằng gỗ với lối tạo tác đặc trưng tượng thời Nguyễn, đây là những pho tượng rất có giá trị nghiên cứu về lịch sử và mỹ thuật.</w:t>
-      </w:r>
-    </w:p>
-    <w:p>
-      <w:pPr>
-        <w:spacing w:before="120" w:line="360" w:lineRule="atLeast"/>
-        <w:ind w:firstLine="567"/>
-        <w:jc w:val="both"/>
+        <w:t>3. Giá</w:t>
+      </w:r>
+      <w:r>
         <w:rPr>
           <w:rFonts w:ascii="Times New Roman" w:hAnsi="Times New Roman"/>
           <w:b/>
@@ -4565,53 +4578,89 @@
           <w:sz w:val="28"/>
           <w:szCs w:val="28"/>
         </w:rPr>
-      </w:pPr>
-      <w:r>
-        <w:rPr>
-          <w:rFonts w:ascii="Times New Roman" w:hAnsi="Times New Roman"/>
-          <w:b/>
+        <w:t xml:space="preserve"> trị nghiện cứu, khai thác, sử dụng</w:t>
+      </w:r>
+    </w:p>
+    <w:p>
+      <w:pPr>
+        <w:pStyle w:val="BodyText"/>
+        <w:spacing w:before="120" w:line="360" w:lineRule="atLeast"/>
+        <w:ind w:firstLine="567"/>
+        <w:rPr>
+          <w:rFonts w:ascii="Times New Roman" w:hAnsi="Times New Roman"/>
           <w:noProof/>
           <w:color w:val="000000"/>
-          <w:sz w:val="28"/>
-          <w:szCs w:val="28"/>
-        </w:rPr>
-        <w:t>3. Giá</w:t>
-      </w:r>
-      <w:r>
-        <w:rPr>
-          <w:rFonts w:ascii="Times New Roman" w:hAnsi="Times New Roman"/>
-          <w:b/>
+          <w:szCs w:val="28"/>
+        </w:rPr>
+      </w:pPr>
+      <w:r>
+        <w:rPr>
+          <w:rFonts w:ascii="Times New Roman" w:hAnsi="Times New Roman"/>
+          <w:color w:val="000000"/>
+          <w:szCs w:val="28"/>
+        </w:rPr>
+        <w:t xml:space="preserve">Di tích </w:t>
+      </w:r>
+      <w:r>
+        <w:rPr>
+          <w:rFonts w:ascii="Times New Roman" w:hAnsi="Times New Roman"/>
+          <w:color w:val="000000"/>
+          <w:szCs w:val="28"/>
+        </w:rPr>
+        <w:t>đền Gốc Khế</w:t>
+      </w:r>
+      <w:r>
+        <w:rPr>
+          <w:rFonts w:ascii="Times New Roman" w:hAnsi="Times New Roman"/>
+          <w:color w:val="000000"/>
+          <w:szCs w:val="28"/>
+        </w:rPr>
+        <w:t xml:space="preserve"> trong lịch sử tồn tại của mình đã luôn được nhân dân trong vùng quan tâm gìn giữ, tu bổ, tôn tạo để trở thành nơi sinh hoạt văn hóa tín ngưỡng tinh thần trang nghiêm của người dân địa phương, nơi tham quan học tập và giới thiệu truyền </w:t>
+      </w:r>
+      <w:r>
+        <w:rPr>
+          <w:rFonts w:ascii="Times New Roman" w:hAnsi="Times New Roman"/>
           <w:noProof/>
           <w:color w:val="000000"/>
-          <w:sz w:val="28"/>
-          <w:szCs w:val="28"/>
-        </w:rPr>
-        <w:t xml:space="preserve"> trị nghiện cứu, khai thác, sử dụng</w:t>
-      </w:r>
-    </w:p>
-    <w:p>
-      <w:pPr>
-        <w:pStyle w:val="ThnVnban"/>
-        <w:spacing w:before="120" w:line="360" w:lineRule="atLeast"/>
-        <w:ind w:firstLine="567"/>
+          <w:szCs w:val="28"/>
+        </w:rPr>
+        <w:t>thống yêu nước, uống nước nhớ nguồn cho các</w:t>
+      </w:r>
+      <w:r>
         <w:rPr>
           <w:rFonts w:ascii="Times New Roman" w:hAnsi="Times New Roman"/>
           <w:noProof/>
           <w:color w:val="000000"/>
           <w:szCs w:val="28"/>
         </w:rPr>
-      </w:pPr>
-      <w:r>
-        <w:rPr>
-          <w:rFonts w:ascii="Times New Roman" w:hAnsi="Times New Roman"/>
-          <w:color w:val="000000"/>
-          <w:szCs w:val="28"/>
-        </w:rPr>
-        <w:t xml:space="preserve">Di tích </w:t>
-      </w:r>
-      <w:r>
-        <w:rPr>
-          <w:rFonts w:ascii="Times New Roman" w:hAnsi="Times New Roman"/>
+        <w:t xml:space="preserve"> thế hệ mai sau.</w:t>
+      </w:r>
+    </w:p>
+    <w:p>
+      <w:pPr>
+        <w:pStyle w:val="BodyText"/>
+        <w:spacing w:before="120" w:line="360" w:lineRule="atLeast"/>
+        <w:ind w:firstLine="567"/>
+        <w:rPr>
+          <w:rFonts w:ascii="Times New Roman" w:hAnsi="Times New Roman"/>
+          <w:noProof/>
+          <w:color w:val="000000"/>
+          <w:szCs w:val="28"/>
+        </w:rPr>
+      </w:pPr>
+      <w:r>
+        <w:rPr>
+          <w:rFonts w:ascii="Times New Roman" w:hAnsi="Times New Roman"/>
+          <w:noProof/>
+          <w:color w:val="000000"/>
+          <w:szCs w:val="28"/>
+        </w:rPr>
+        <w:t xml:space="preserve">Hiện nay di tích </w:t>
+      </w:r>
+      <w:r>
+        <w:rPr>
+          <w:rFonts w:ascii="Times New Roman" w:hAnsi="Times New Roman"/>
+          <w:noProof/>
           <w:color w:val="000000"/>
           <w:szCs w:val="28"/>
         </w:rPr>
@@ -4620,19 +4669,11 @@
       <w:r>
         <w:rPr>
           <w:rFonts w:ascii="Times New Roman" w:hAnsi="Times New Roman"/>
-          <w:color w:val="000000"/>
-          <w:szCs w:val="28"/>
-        </w:rPr>
-        <w:t xml:space="preserve"> trong lịch sử tồn tại của mình đã luôn được nhân dân trong vùng quan tâm gìn giữ, tu bổ, tôn tạo để trở thành nơi sinh hoạt văn hóa tín ngưỡng tinh thần trang nghiêm của người dân địa phương, nơi tham quan học tập và giới thiệu truyền </w:t>
-      </w:r>
-      <w:r>
-        <w:rPr>
-          <w:rFonts w:ascii="Times New Roman" w:hAnsi="Times New Roman"/>
           <w:noProof/>
           <w:color w:val="000000"/>
           <w:szCs w:val="28"/>
         </w:rPr>
-        <w:t>thống yêu nước, uống nước nhớ nguồn cho các</w:t>
+        <w:t xml:space="preserve"> có Ban quản lý di tích trông nom, tuy nhiên trải qua một thời gian dài chưa được tu bổ, tôn tạo một cách triệt để, di tích đang đứng trước nguy cơ hư hại và xuống cấp nghiêm trọng</w:t>
       </w:r>
       <w:r>
         <w:rPr>
@@ -4641,12 +4682,12 @@
           <w:color w:val="000000"/>
           <w:szCs w:val="28"/>
         </w:rPr>
-        <w:t xml:space="preserve"> thế hệ mai sau.</w:t>
-      </w:r>
-    </w:p>
-    <w:p>
-      <w:pPr>
-        <w:pStyle w:val="ThnVnban"/>
+        <w:t>.</w:t>
+      </w:r>
+    </w:p>
+    <w:p>
+      <w:pPr>
+        <w:pStyle w:val="BodyText"/>
         <w:spacing w:before="120" w:line="360" w:lineRule="atLeast"/>
         <w:ind w:firstLine="567"/>
         <w:rPr>
@@ -4663,7 +4704,7 @@
           <w:color w:val="000000"/>
           <w:szCs w:val="28"/>
         </w:rPr>
-        <w:t xml:space="preserve">Hiện nay di tích </w:t>
+        <w:t>Trong tương lai sau khi di tích được tu bổ, tôn tạo hoàn chỉnh</w:t>
       </w:r>
       <w:r>
         <w:rPr>
@@ -4672,7 +4713,7 @@
           <w:color w:val="000000"/>
           <w:szCs w:val="28"/>
         </w:rPr>
-        <w:t>đền Gốc Khế</w:t>
+        <w:t>, khang trang, tố hảo</w:t>
       </w:r>
       <w:r>
         <w:rPr>
@@ -4681,7 +4722,7 @@
           <w:color w:val="000000"/>
           <w:szCs w:val="28"/>
         </w:rPr>
-        <w:t xml:space="preserve"> có Ban quản lý di tích trông nom, tuy nhiên trải qua một thời gian dài chưa được tu bổ, tôn tạo một cách triệt để, di tích đang đứng trước nguy cơ hư hại và xuống cấp nghiêm trọng</w:t>
+        <w:t xml:space="preserve">, </w:t>
       </w:r>
       <w:r>
         <w:rPr>
@@ -4690,83 +4731,1467 @@
           <w:color w:val="000000"/>
           <w:szCs w:val="28"/>
         </w:rPr>
+        <w:t>đây sẽ điểm đến của nhiều du khách nhất là học sinh trong và ngoài huyện</w:t>
+      </w:r>
+      <w:r>
+        <w:rPr>
+          <w:rFonts w:ascii="Times New Roman" w:hAnsi="Times New Roman"/>
+          <w:noProof/>
+          <w:color w:val="000000"/>
+          <w:szCs w:val="28"/>
+        </w:rPr>
         <w:t>.</w:t>
       </w:r>
     </w:p>
     <w:p>
       <w:pPr>
-        <w:pStyle w:val="ThnVnban"/>
-        <w:spacing w:before="120" w:line="360" w:lineRule="atLeast"/>
-        <w:ind w:firstLine="567"/>
-        <w:rPr>
-          <w:rFonts w:ascii="Times New Roman" w:hAnsi="Times New Roman"/>
-          <w:noProof/>
-          <w:color w:val="000000"/>
-          <w:szCs w:val="28"/>
-        </w:rPr>
-      </w:pPr>
-      <w:r>
-        <w:rPr>
-          <w:rFonts w:ascii="Times New Roman" w:hAnsi="Times New Roman"/>
-          <w:noProof/>
-          <w:color w:val="000000"/>
-          <w:szCs w:val="28"/>
-        </w:rPr>
-        <w:t>Trong tương lai sau khi di tích được tu bổ, tôn tạo hoàn chỉnh</w:t>
-      </w:r>
-      <w:r>
-        <w:rPr>
-          <w:rFonts w:ascii="Times New Roman" w:hAnsi="Times New Roman"/>
-          <w:noProof/>
-          <w:color w:val="000000"/>
-          <w:szCs w:val="28"/>
-        </w:rPr>
-        <w:t>, khang trang, tố hảo</w:t>
-      </w:r>
-      <w:r>
-        <w:rPr>
-          <w:rFonts w:ascii="Times New Roman" w:hAnsi="Times New Roman"/>
-          <w:noProof/>
-          <w:color w:val="000000"/>
-          <w:szCs w:val="28"/>
+        <w:spacing w:before="120" w:line="360" w:lineRule="atLeast"/>
+        <w:ind w:firstLine="567"/>
+        <w:jc w:val="both"/>
+        <w:rPr>
+          <w:rFonts w:ascii="Times New Roman" w:hAnsi="Times New Roman"/>
+          <w:b/>
+          <w:sz w:val="28"/>
+          <w:szCs w:val="28"/>
+        </w:rPr>
+      </w:pPr>
+      <w:r>
+        <w:rPr>
+          <w:rFonts w:ascii="Times New Roman" w:hAnsi="Times New Roman"/>
+          <w:b/>
+          <w:sz w:val="28"/>
+          <w:szCs w:val="28"/>
+        </w:rPr>
+        <w:t>4</w:t>
+      </w:r>
+      <w:r>
+        <w:rPr>
+          <w:rFonts w:ascii="Times New Roman" w:hAnsi="Times New Roman"/>
+          <w:b/>
+          <w:sz w:val="28"/>
+          <w:szCs w:val="28"/>
+        </w:rPr>
+        <w:t>. Hiện trạng khu di tích</w:t>
+      </w:r>
+    </w:p>
+    <w:p>
+      <w:pPr>
+        <w:spacing w:before="120" w:line="360" w:lineRule="atLeast"/>
+        <w:ind w:firstLine="567"/>
+        <w:jc w:val="both"/>
+        <w:rPr>
+          <w:rFonts w:ascii="Times New Roman" w:hAnsi="Times New Roman"/>
+          <w:b/>
+          <w:i/>
+          <w:sz w:val="28"/>
+          <w:szCs w:val="28"/>
+        </w:rPr>
+      </w:pPr>
+      <w:bookmarkStart w:id="5" w:name="_Hlk90533978"/>
+      <w:r>
+        <w:rPr>
+          <w:rFonts w:ascii="Times New Roman" w:hAnsi="Times New Roman"/>
+          <w:b/>
+          <w:i/>
+          <w:sz w:val="28"/>
+          <w:szCs w:val="28"/>
+        </w:rPr>
+        <w:t>4.1. Hiệ</w:t>
+      </w:r>
+      <w:r>
+        <w:rPr>
+          <w:rFonts w:ascii="Times New Roman" w:hAnsi="Times New Roman"/>
+          <w:b/>
+          <w:i/>
+          <w:sz w:val="28"/>
+          <w:szCs w:val="28"/>
+        </w:rPr>
+        <w:t>n trạng tổng thể</w:t>
+      </w:r>
+    </w:p>
+    <w:p>
+      <w:pPr>
+        <w:spacing w:before="120" w:line="360" w:lineRule="atLeast"/>
+        <w:ind w:firstLine="567"/>
+        <w:jc w:val="both"/>
+        <w:outlineLvl w:val="1"/>
+        <w:rPr>
+          <w:rFonts w:ascii="Times New Roman" w:hAnsi="Times New Roman"/>
+          <w:bCs/>
+          <w:color w:val="000000"/>
+          <w:sz w:val="28"/>
+          <w:szCs w:val="28"/>
+          <w:lang w:val="pt-BR"/>
+        </w:rPr>
+      </w:pPr>
+      <w:r>
+        <w:rPr>
+          <w:rFonts w:ascii="Times New Roman" w:hAnsi="Times New Roman"/>
+          <w:bCs/>
+          <w:color w:val="000000"/>
+          <w:sz w:val="28"/>
+          <w:szCs w:val="28"/>
+          <w:lang w:val="pt-BR"/>
+        </w:rPr>
+        <w:t xml:space="preserve">Di tích đền Gốc Khế hiện tọa lạc trên một khu đất nhỏ, bằng phẳng. Các hạng mục bao gồm: </w:t>
+      </w:r>
+      <w:r>
+        <w:rPr>
+          <w:rFonts w:ascii="Times New Roman" w:hAnsi="Times New Roman"/>
+          <w:bCs/>
+          <w:color w:val="000000"/>
+          <w:sz w:val="28"/>
+          <w:szCs w:val="28"/>
+          <w:lang w:val="pt-BR"/>
+        </w:rPr>
+        <w:t>Nghi môn</w:t>
+      </w:r>
+      <w:r>
+        <w:rPr>
+          <w:rFonts w:ascii="Times New Roman" w:hAnsi="Times New Roman"/>
+          <w:bCs/>
+          <w:color w:val="000000"/>
+          <w:sz w:val="28"/>
+          <w:szCs w:val="28"/>
+          <w:lang w:val="pt-BR"/>
         </w:rPr>
         <w:t xml:space="preserve">, </w:t>
       </w:r>
       <w:r>
         <w:rPr>
           <w:rFonts w:ascii="Times New Roman" w:hAnsi="Times New Roman"/>
-          <w:noProof/>
-          <w:color w:val="000000"/>
-          <w:szCs w:val="28"/>
-        </w:rPr>
-        <w:t>đây sẽ điểm đến của nhiều du khách nhất là học sinh trong và ngoài huyện</w:t>
-      </w:r>
-      <w:r>
-        <w:rPr>
-          <w:rFonts w:ascii="Times New Roman" w:hAnsi="Times New Roman"/>
-          <w:noProof/>
-          <w:color w:val="000000"/>
-          <w:szCs w:val="28"/>
+          <w:bCs/>
+          <w:color w:val="000000"/>
+          <w:sz w:val="28"/>
+          <w:szCs w:val="28"/>
+          <w:lang w:val="pt-BR"/>
+        </w:rPr>
+        <w:t>đền chính, miếu</w:t>
+      </w:r>
+      <w:r>
+        <w:rPr>
+          <w:rFonts w:ascii="Times New Roman" w:hAnsi="Times New Roman"/>
+          <w:bCs/>
+          <w:color w:val="000000"/>
+          <w:sz w:val="28"/>
+          <w:szCs w:val="28"/>
+          <w:lang w:val="pt-BR"/>
+        </w:rPr>
+        <w:t xml:space="preserve"> thờ Đức Thánh Trần, lầu Cô – lầu C</w:t>
+      </w:r>
+      <w:r>
+        <w:rPr>
+          <w:rFonts w:ascii="Times New Roman" w:hAnsi="Times New Roman"/>
+          <w:bCs/>
+          <w:color w:val="000000"/>
+          <w:sz w:val="28"/>
+          <w:szCs w:val="28"/>
+          <w:lang w:val="pt-BR"/>
+        </w:rPr>
+        <w:t xml:space="preserve">ậu, miếu </w:t>
+      </w:r>
+      <w:r>
+        <w:rPr>
+          <w:rFonts w:ascii="Times New Roman" w:hAnsi="Times New Roman"/>
+          <w:bCs/>
+          <w:color w:val="000000"/>
+          <w:sz w:val="28"/>
+          <w:szCs w:val="28"/>
+          <w:lang w:val="pt-BR"/>
+        </w:rPr>
+        <w:t>T</w:t>
+      </w:r>
+      <w:r>
+        <w:rPr>
+          <w:rFonts w:ascii="Times New Roman" w:hAnsi="Times New Roman"/>
+          <w:bCs/>
+          <w:color w:val="000000"/>
+          <w:sz w:val="28"/>
+          <w:szCs w:val="28"/>
+          <w:lang w:val="pt-BR"/>
+        </w:rPr>
+        <w:t xml:space="preserve">hổ </w:t>
+      </w:r>
+      <w:r>
+        <w:rPr>
+          <w:rFonts w:ascii="Times New Roman" w:hAnsi="Times New Roman"/>
+          <w:bCs/>
+          <w:color w:val="000000"/>
+          <w:sz w:val="28"/>
+          <w:szCs w:val="28"/>
+          <w:lang w:val="pt-BR"/>
+        </w:rPr>
+        <w:t>Đ</w:t>
+      </w:r>
+      <w:r>
+        <w:rPr>
+          <w:rFonts w:ascii="Times New Roman" w:hAnsi="Times New Roman"/>
+          <w:bCs/>
+          <w:color w:val="000000"/>
+          <w:sz w:val="28"/>
+          <w:szCs w:val="28"/>
+          <w:lang w:val="pt-BR"/>
+        </w:rPr>
+        <w:t xml:space="preserve">ịa, </w:t>
+      </w:r>
+      <w:r>
+        <w:rPr>
+          <w:rFonts w:ascii="Times New Roman" w:hAnsi="Times New Roman"/>
+          <w:bCs/>
+          <w:color w:val="000000"/>
+          <w:sz w:val="28"/>
+          <w:szCs w:val="28"/>
+          <w:lang w:val="pt-BR"/>
+        </w:rPr>
+        <w:t xml:space="preserve">nhà thủ từ - </w:t>
+      </w:r>
+      <w:r>
+        <w:rPr>
+          <w:rFonts w:ascii="Times New Roman" w:hAnsi="Times New Roman"/>
+          <w:bCs/>
+          <w:color w:val="000000"/>
+          <w:sz w:val="28"/>
+          <w:szCs w:val="28"/>
+          <w:lang w:val="pt-BR"/>
+        </w:rPr>
+        <w:t>nhà khách</w:t>
+      </w:r>
+      <w:r>
+        <w:rPr>
+          <w:rFonts w:ascii="Times New Roman" w:hAnsi="Times New Roman"/>
+          <w:bCs/>
+          <w:color w:val="000000"/>
+          <w:sz w:val="28"/>
+          <w:szCs w:val="28"/>
+          <w:lang w:val="pt-BR"/>
+        </w:rPr>
+        <w:t xml:space="preserve"> - </w:t>
+      </w:r>
+      <w:r>
+        <w:rPr>
+          <w:rFonts w:ascii="Times New Roman" w:hAnsi="Times New Roman"/>
+          <w:bCs/>
+          <w:color w:val="000000"/>
+          <w:sz w:val="28"/>
+          <w:szCs w:val="28"/>
+          <w:lang w:val="pt-BR"/>
+        </w:rPr>
+        <w:t xml:space="preserve">nhà bếp + vệ sinh, </w:t>
+      </w:r>
+      <w:r>
+        <w:rPr>
+          <w:rFonts w:ascii="Times New Roman" w:hAnsi="Times New Roman"/>
+          <w:bCs/>
+          <w:color w:val="000000"/>
+          <w:sz w:val="28"/>
+          <w:szCs w:val="28"/>
+          <w:lang w:val="pt-BR"/>
+        </w:rPr>
+        <w:t>am hóa vàng, cổng phụ</w:t>
+      </w:r>
+      <w:r>
+        <w:rPr>
+          <w:rFonts w:ascii="Times New Roman" w:hAnsi="Times New Roman"/>
+          <w:bCs/>
+          <w:color w:val="000000"/>
+          <w:sz w:val="28"/>
+          <w:szCs w:val="28"/>
+          <w:lang w:val="pt-BR"/>
+        </w:rPr>
+        <w:t xml:space="preserve">. </w:t>
+      </w:r>
+    </w:p>
+    <w:p>
+      <w:pPr>
+        <w:spacing w:before="120" w:line="360" w:lineRule="atLeast"/>
+        <w:ind w:firstLine="567"/>
+        <w:jc w:val="both"/>
+        <w:rPr>
+          <w:rFonts w:ascii="Times New Roman" w:hAnsi="Times New Roman"/>
+          <w:bCs/>
+          <w:color w:val="000000"/>
+          <w:sz w:val="28"/>
+          <w:szCs w:val="28"/>
+          <w:lang w:val="pt-BR"/>
+        </w:rPr>
+      </w:pPr>
+      <w:r>
+        <w:rPr>
+          <w:rFonts w:ascii="Times New Roman" w:hAnsi="Times New Roman"/>
+          <w:bCs/>
+          <w:color w:val="000000"/>
+          <w:sz w:val="28"/>
+          <w:szCs w:val="28"/>
+          <w:lang w:val="pt-BR"/>
+        </w:rPr>
+        <w:t xml:space="preserve">Hệ thống công trình, hạ tầng, kỹ thuật điện nước trong di tích xây dựng chắp vá, các hạng mục công trình hiện nay </w:t>
+      </w:r>
+      <w:r>
+        <w:rPr>
+          <w:rFonts w:ascii="Times New Roman" w:hAnsi="Times New Roman"/>
+          <w:bCs/>
+          <w:color w:val="000000"/>
+          <w:sz w:val="28"/>
+          <w:szCs w:val="28"/>
+          <w:lang w:val="pt-BR"/>
+        </w:rPr>
+        <w:t>bố trí</w:t>
+      </w:r>
+      <w:r>
+        <w:rPr>
+          <w:rFonts w:ascii="Times New Roman" w:hAnsi="Times New Roman"/>
+          <w:bCs/>
+          <w:color w:val="000000"/>
+          <w:sz w:val="28"/>
+          <w:szCs w:val="28"/>
+          <w:lang w:val="pt-BR"/>
+        </w:rPr>
+        <w:t xml:space="preserve"> lộn xộn</w:t>
+      </w:r>
+      <w:r>
+        <w:rPr>
+          <w:rFonts w:ascii="Times New Roman" w:hAnsi="Times New Roman"/>
+          <w:bCs/>
+          <w:color w:val="000000"/>
+          <w:sz w:val="28"/>
+          <w:szCs w:val="28"/>
+          <w:lang w:val="pt-BR"/>
+        </w:rPr>
+        <w:t>,</w:t>
+      </w:r>
+      <w:r>
+        <w:rPr>
+          <w:rFonts w:ascii="Times New Roman" w:hAnsi="Times New Roman"/>
+          <w:bCs/>
+          <w:color w:val="000000"/>
+          <w:sz w:val="28"/>
+          <w:szCs w:val="28"/>
+          <w:lang w:val="pt-BR"/>
+        </w:rPr>
+        <w:t xml:space="preserve"> </w:t>
+      </w:r>
+      <w:r>
+        <w:rPr>
+          <w:rFonts w:ascii="Times New Roman" w:hAnsi="Times New Roman"/>
+          <w:bCs/>
+          <w:color w:val="000000"/>
+          <w:sz w:val="28"/>
+          <w:szCs w:val="28"/>
+          <w:lang w:val="pt-BR"/>
+        </w:rPr>
+        <w:t>thiếu thống hất</w:t>
+      </w:r>
+      <w:r>
+        <w:rPr>
+          <w:rFonts w:ascii="Times New Roman" w:hAnsi="Times New Roman"/>
+          <w:bCs/>
+          <w:color w:val="000000"/>
+          <w:sz w:val="28"/>
+          <w:szCs w:val="28"/>
+          <w:lang w:val="pt-BR"/>
+        </w:rPr>
+        <w:t xml:space="preserve">, không đáp ứng được nhu cầu lễ hội lớn tập trung nhiều người tại đền. </w:t>
+      </w:r>
+    </w:p>
+    <w:p>
+      <w:pPr>
+        <w:spacing w:before="120" w:line="360" w:lineRule="atLeast"/>
+        <w:ind w:firstLine="567"/>
+        <w:jc w:val="both"/>
+        <w:rPr>
+          <w:rFonts w:ascii="Times New Roman" w:hAnsi="Times New Roman"/>
+          <w:bCs/>
+          <w:color w:val="000000"/>
+          <w:sz w:val="28"/>
+          <w:szCs w:val="28"/>
+          <w:lang w:val="pt-BR"/>
+        </w:rPr>
+      </w:pPr>
+      <w:r>
+        <w:rPr>
+          <w:rFonts w:ascii="Times New Roman" w:hAnsi="Times New Roman"/>
+          <w:bCs/>
+          <w:color w:val="000000"/>
+          <w:sz w:val="28"/>
+          <w:szCs w:val="28"/>
+          <w:lang w:val="pt-BR"/>
+        </w:rPr>
+        <w:t>Di tích Đền Gốc Khế chưa được chú trọng đầu tư bài bản do nguồn kinh phí hạn hẹp làm cho tổng thể khuôn viên di tích bị chắp vá ngày càng xuống cấp, không phát huy được giá trị của di tích.</w:t>
+      </w:r>
+    </w:p>
+    <w:p>
+      <w:pPr>
+        <w:spacing w:before="120" w:line="360" w:lineRule="atLeast"/>
+        <w:ind w:firstLine="567"/>
+        <w:jc w:val="both"/>
+        <w:rPr>
+          <w:rFonts w:ascii="Times New Roman" w:hAnsi="Times New Roman"/>
+          <w:b/>
+          <w:bCs/>
+          <w:i/>
+          <w:color w:val="000000"/>
+          <w:sz w:val="28"/>
+          <w:szCs w:val="28"/>
+          <w:lang w:val="pt-BR"/>
+        </w:rPr>
+      </w:pPr>
+      <w:r>
+        <w:rPr>
+          <w:rFonts w:ascii="Times New Roman" w:hAnsi="Times New Roman"/>
+          <w:b/>
+          <w:bCs/>
+          <w:i/>
+          <w:color w:val="000000"/>
+          <w:sz w:val="28"/>
+          <w:szCs w:val="28"/>
+          <w:lang w:val="pt-BR"/>
+        </w:rPr>
+        <w:t>4.</w:t>
+      </w:r>
+      <w:r>
+        <w:rPr>
+          <w:rFonts w:ascii="Times New Roman" w:hAnsi="Times New Roman"/>
+          <w:b/>
+          <w:bCs/>
+          <w:i/>
+          <w:color w:val="000000"/>
+          <w:sz w:val="28"/>
+          <w:szCs w:val="28"/>
+          <w:lang w:val="pt-BR"/>
+        </w:rPr>
+        <w:t>2. Hiện trạng Nghi môn</w:t>
+      </w:r>
+    </w:p>
+    <w:p>
+      <w:pPr>
+        <w:spacing w:before="120" w:line="360" w:lineRule="atLeast"/>
+        <w:ind w:firstLine="567"/>
+        <w:jc w:val="both"/>
+        <w:rPr>
+          <w:rFonts w:ascii="Times New Roman" w:hAnsi="Times New Roman"/>
+          <w:bCs/>
+          <w:color w:val="000000"/>
+          <w:sz w:val="28"/>
+          <w:szCs w:val="28"/>
+          <w:lang w:val="pt-BR"/>
+        </w:rPr>
+      </w:pPr>
+      <w:r>
+        <w:rPr>
+          <w:rFonts w:ascii="Times New Roman" w:hAnsi="Times New Roman"/>
+          <w:bCs/>
+          <w:color w:val="000000"/>
+          <w:sz w:val="28"/>
+          <w:szCs w:val="28"/>
+          <w:lang w:val="pt-BR"/>
+        </w:rPr>
+        <w:t xml:space="preserve">- </w:t>
+      </w:r>
+      <w:r>
+        <w:rPr>
+          <w:rFonts w:ascii="Times New Roman" w:hAnsi="Times New Roman"/>
+          <w:bCs/>
+          <w:color w:val="000000"/>
+          <w:sz w:val="28"/>
+          <w:szCs w:val="28"/>
+          <w:lang w:val="pt-BR"/>
+        </w:rPr>
+        <w:t xml:space="preserve">Nghi môn </w:t>
+      </w:r>
+      <w:r>
+        <w:rPr>
+          <w:rFonts w:ascii="Times New Roman" w:hAnsi="Times New Roman"/>
+          <w:bCs/>
+          <w:color w:val="000000"/>
+          <w:sz w:val="28"/>
+          <w:szCs w:val="28"/>
+          <w:lang w:val="pt-BR"/>
+        </w:rPr>
+        <w:t xml:space="preserve">xây lệch so với đền chính, </w:t>
+      </w:r>
+      <w:r>
+        <w:rPr>
+          <w:rFonts w:ascii="Times New Roman" w:hAnsi="Times New Roman"/>
+          <w:bCs/>
+          <w:color w:val="000000"/>
+          <w:sz w:val="28"/>
+          <w:szCs w:val="28"/>
+          <w:lang w:val="pt-BR"/>
+        </w:rPr>
+        <w:t xml:space="preserve">được xây dựng theo lối </w:t>
+      </w:r>
+      <w:r>
+        <w:rPr>
+          <w:rFonts w:ascii="Times New Roman" w:hAnsi="Times New Roman"/>
+          <w:bCs/>
+          <w:color w:val="000000"/>
+          <w:sz w:val="28"/>
+          <w:szCs w:val="28"/>
+          <w:lang w:val="pt-BR"/>
+        </w:rPr>
+        <w:t>nghi môn tứ trụ</w:t>
+      </w:r>
+      <w:r>
+        <w:rPr>
+          <w:rFonts w:ascii="Times New Roman" w:hAnsi="Times New Roman"/>
+          <w:bCs/>
+          <w:color w:val="000000"/>
+          <w:sz w:val="28"/>
+          <w:szCs w:val="28"/>
+          <w:lang w:val="pt-BR"/>
+        </w:rPr>
+        <w:t xml:space="preserve">, </w:t>
+      </w:r>
+      <w:r>
+        <w:rPr>
+          <w:rFonts w:ascii="Times New Roman" w:hAnsi="Times New Roman"/>
+          <w:bCs/>
+          <w:color w:val="000000"/>
+          <w:sz w:val="28"/>
+          <w:szCs w:val="28"/>
+          <w:lang w:val="pt-BR"/>
+        </w:rPr>
+        <w:t xml:space="preserve">2 trụ giữa là 2 trụ phượng, 2 trụ hai bên là trụ </w:t>
+      </w:r>
+      <w:r>
+        <w:rPr>
+          <w:rFonts w:ascii="Times New Roman" w:hAnsi="Times New Roman"/>
+          <w:bCs/>
+          <w:color w:val="000000"/>
+          <w:sz w:val="28"/>
+          <w:szCs w:val="28"/>
+          <w:lang w:val="pt-BR"/>
+        </w:rPr>
+        <w:t xml:space="preserve">ghê. </w:t>
+      </w:r>
+      <w:r>
+        <w:rPr>
+          <w:rFonts w:ascii="Times New Roman" w:hAnsi="Times New Roman"/>
+          <w:bCs/>
+          <w:color w:val="000000"/>
+          <w:sz w:val="28"/>
+          <w:szCs w:val="28"/>
+          <w:lang w:val="pt-BR"/>
+        </w:rPr>
+        <w:t>1 lối đi giữa rộng 2,8m</w:t>
+      </w:r>
+      <w:r>
+        <w:rPr>
+          <w:rFonts w:ascii="Times New Roman" w:hAnsi="Times New Roman"/>
+          <w:bCs/>
+          <w:color w:val="000000"/>
+          <w:sz w:val="28"/>
+          <w:szCs w:val="28"/>
+          <w:lang w:val="pt-BR"/>
+        </w:rPr>
+        <w:t xml:space="preserve">. Cốt nghi môn cao hơn cốt đường </w:t>
+      </w:r>
+      <w:r>
+        <w:rPr>
+          <w:rFonts w:ascii="Times New Roman" w:hAnsi="Times New Roman"/>
+          <w:bCs/>
+          <w:color w:val="000000"/>
+          <w:sz w:val="28"/>
+          <w:szCs w:val="28"/>
+          <w:lang w:val="pt-BR"/>
+        </w:rPr>
+        <w:t xml:space="preserve">khoảng 1m (5 bậc). </w:t>
+      </w:r>
+    </w:p>
+    <w:p>
+      <w:pPr>
+        <w:spacing w:before="120" w:line="360" w:lineRule="atLeast"/>
+        <w:ind w:firstLine="567"/>
+        <w:jc w:val="both"/>
+        <w:rPr>
+          <w:rFonts w:ascii="Times New Roman" w:hAnsi="Times New Roman"/>
+          <w:bCs/>
+          <w:color w:val="000000"/>
+          <w:sz w:val="28"/>
+          <w:szCs w:val="28"/>
+          <w:lang w:val="pt-BR"/>
+        </w:rPr>
+      </w:pPr>
+      <w:r>
+        <w:rPr>
+          <w:rFonts w:ascii="Times New Roman" w:hAnsi="Times New Roman"/>
+          <w:bCs/>
+          <w:color w:val="000000"/>
+          <w:sz w:val="28"/>
+          <w:szCs w:val="28"/>
+          <w:lang w:val="pt-BR"/>
+        </w:rPr>
+        <w:t>Trụ p</w:t>
+      </w:r>
+      <w:r>
+        <w:rPr>
+          <w:rFonts w:ascii="Times New Roman" w:hAnsi="Times New Roman"/>
+          <w:bCs/>
+          <w:color w:val="000000"/>
+          <w:sz w:val="28"/>
+          <w:szCs w:val="28"/>
+          <w:lang w:val="pt-BR"/>
+        </w:rPr>
+        <w:t xml:space="preserve">hượng cao </w:t>
+      </w:r>
+      <w:r>
+        <w:rPr>
+          <w:rFonts w:ascii="Times New Roman" w:hAnsi="Times New Roman"/>
+          <w:bCs/>
+          <w:color w:val="000000"/>
+          <w:sz w:val="28"/>
+          <w:szCs w:val="28"/>
+          <w:lang w:val="pt-BR"/>
+        </w:rPr>
+        <w:t>4,36m, trụ n</w:t>
+      </w:r>
+      <w:r>
+        <w:rPr>
+          <w:rFonts w:ascii="Times New Roman" w:hAnsi="Times New Roman"/>
+          <w:bCs/>
+          <w:color w:val="000000"/>
+          <w:sz w:val="28"/>
+          <w:szCs w:val="28"/>
+          <w:lang w:val="pt-BR"/>
+        </w:rPr>
+        <w:t xml:space="preserve">ghê cao 3,88m. </w:t>
+      </w:r>
+      <w:r>
+        <w:rPr>
+          <w:rFonts w:ascii="Times New Roman" w:hAnsi="Times New Roman"/>
+          <w:bCs/>
+          <w:color w:val="000000"/>
+          <w:sz w:val="28"/>
+          <w:szCs w:val="28"/>
+          <w:lang w:val="pt-BR"/>
+        </w:rPr>
+        <w:t xml:space="preserve">Trụ biểu xây gạch trát vữa, sơn màu </w:t>
+      </w:r>
+      <w:r>
+        <w:rPr>
+          <w:rFonts w:ascii="Times New Roman" w:hAnsi="Times New Roman"/>
+          <w:bCs/>
+          <w:color w:val="000000"/>
+          <w:sz w:val="28"/>
+          <w:szCs w:val="28"/>
+          <w:lang w:val="pt-BR"/>
+        </w:rPr>
+        <w:t>hồng nhạt</w:t>
+      </w:r>
+      <w:r>
+        <w:rPr>
+          <w:rFonts w:ascii="Times New Roman" w:hAnsi="Times New Roman"/>
+          <w:bCs/>
+          <w:color w:val="000000"/>
+          <w:sz w:val="28"/>
+          <w:szCs w:val="28"/>
+          <w:lang w:val="pt-BR"/>
+        </w:rPr>
+        <w:t>. Bậc cấp lát gạch đỏ có mũi bậc, thành bậc gia công bằng đá xanh, chạm rồng.</w:t>
+      </w:r>
+      <w:r>
+        <w:rPr>
+          <w:rFonts w:ascii="Times New Roman" w:hAnsi="Times New Roman"/>
+          <w:bCs/>
+          <w:color w:val="000000"/>
+          <w:sz w:val="28"/>
+          <w:szCs w:val="28"/>
+          <w:lang w:val="pt-BR"/>
+        </w:rPr>
+        <w:t xml:space="preserve"> Hai bên tường trụ biểu đắp rồng, phượng trang trí.</w:t>
+      </w:r>
+    </w:p>
+    <w:p>
+      <w:pPr>
+        <w:spacing w:before="120" w:line="360" w:lineRule="atLeast"/>
+        <w:ind w:firstLine="567"/>
+        <w:jc w:val="both"/>
+        <w:rPr>
+          <w:rFonts w:ascii="Times New Roman" w:hAnsi="Times New Roman"/>
+          <w:bCs/>
+          <w:i/>
+          <w:color w:val="000000"/>
+          <w:sz w:val="28"/>
+          <w:szCs w:val="28"/>
+          <w:lang w:val="pt-BR"/>
+        </w:rPr>
+      </w:pPr>
+      <w:r>
+        <w:rPr>
+          <w:rFonts w:ascii="Times New Roman" w:hAnsi="Times New Roman"/>
+          <w:bCs/>
+          <w:color w:val="000000"/>
+          <w:sz w:val="28"/>
+          <w:szCs w:val="28"/>
+          <w:lang w:val="pt-BR"/>
+        </w:rPr>
+        <w:t xml:space="preserve">- </w:t>
+      </w:r>
+      <w:r>
+        <w:rPr>
+          <w:rFonts w:ascii="Times New Roman" w:hAnsi="Times New Roman"/>
+          <w:bCs/>
+          <w:color w:val="000000"/>
+          <w:sz w:val="28"/>
+          <w:szCs w:val="28"/>
+          <w:lang w:val="pt-BR"/>
+        </w:rPr>
+        <w:t>Tình trạng kỹ thuật hiện nay:</w:t>
+      </w:r>
+      <w:r>
+        <w:rPr>
+          <w:rFonts w:ascii="Times New Roman" w:hAnsi="Times New Roman"/>
+          <w:bCs/>
+          <w:color w:val="000000"/>
+          <w:sz w:val="28"/>
+          <w:szCs w:val="28"/>
+          <w:lang w:val="pt-BR"/>
+        </w:rPr>
+        <w:t xml:space="preserve"> </w:t>
+      </w:r>
+      <w:r>
+        <w:rPr>
+          <w:rFonts w:ascii="Times New Roman" w:hAnsi="Times New Roman"/>
+          <w:bCs/>
+          <w:color w:val="000000"/>
+          <w:sz w:val="28"/>
+          <w:szCs w:val="28"/>
+          <w:lang w:val="pt-BR"/>
+        </w:rPr>
+        <w:t>Trụ biểu, tường bị rêu mốc, bong tróc, mục ải lớp vữa trát.</w:t>
+      </w:r>
+      <w:r>
+        <w:rPr>
+          <w:rFonts w:ascii="Times New Roman" w:hAnsi="Times New Roman"/>
+          <w:bCs/>
+          <w:color w:val="000000"/>
+          <w:sz w:val="28"/>
+          <w:szCs w:val="28"/>
+          <w:lang w:val="pt-BR"/>
+        </w:rPr>
+        <w:t xml:space="preserve"> </w:t>
+      </w:r>
+      <w:r>
+        <w:rPr>
+          <w:rFonts w:ascii="Times New Roman" w:hAnsi="Times New Roman"/>
+          <w:bCs/>
+          <w:color w:val="000000"/>
+          <w:sz w:val="28"/>
+          <w:szCs w:val="28"/>
+          <w:lang w:val="pt-BR"/>
+        </w:rPr>
+        <w:t>Con giống, hoa văn họa tiết đắp vẽ trang trí bị rêu mốc, nứt vỡ mất chi tiết.</w:t>
+      </w:r>
+      <w:r>
+        <w:rPr>
+          <w:rFonts w:ascii="Times New Roman" w:hAnsi="Times New Roman"/>
+          <w:bCs/>
+          <w:i/>
+          <w:color w:val="000000"/>
+          <w:sz w:val="28"/>
+          <w:szCs w:val="28"/>
+          <w:lang w:val="pt-BR"/>
+        </w:rPr>
+        <w:t xml:space="preserve"> </w:t>
+      </w:r>
+      <w:r>
+        <w:rPr>
+          <w:rFonts w:ascii="Times New Roman" w:hAnsi="Times New Roman"/>
+          <w:bCs/>
+          <w:color w:val="000000"/>
+          <w:sz w:val="28"/>
+          <w:szCs w:val="28"/>
+          <w:lang w:val="pt-BR"/>
+        </w:rPr>
+        <w:t>Bậc cấp lát gạch đỏ bị rêu mốc, sứt vỡ, sụt lún gây mất mỹ quan.</w:t>
+      </w:r>
+    </w:p>
+    <w:p>
+      <w:pPr>
+        <w:spacing w:before="120" w:line="360" w:lineRule="atLeast"/>
+        <w:ind w:firstLine="567"/>
+        <w:jc w:val="both"/>
+        <w:outlineLvl w:val="1"/>
+        <w:rPr>
+          <w:rFonts w:ascii="Times New Roman" w:hAnsi="Times New Roman"/>
+          <w:b/>
+          <w:bCs/>
+          <w:i/>
+          <w:color w:val="000000"/>
+          <w:sz w:val="28"/>
+          <w:szCs w:val="28"/>
+          <w:lang w:val="pt-BR"/>
+        </w:rPr>
+      </w:pPr>
+      <w:r>
+        <w:rPr>
+          <w:rFonts w:ascii="Times New Roman" w:hAnsi="Times New Roman"/>
+          <w:b/>
+          <w:bCs/>
+          <w:i/>
+          <w:color w:val="000000"/>
+          <w:sz w:val="28"/>
+          <w:szCs w:val="28"/>
+          <w:lang w:val="pt-BR"/>
+        </w:rPr>
+        <w:t>4.</w:t>
+      </w:r>
+      <w:r>
+        <w:rPr>
+          <w:rFonts w:ascii="Times New Roman" w:hAnsi="Times New Roman"/>
+          <w:b/>
+          <w:bCs/>
+          <w:i/>
+          <w:color w:val="000000"/>
+          <w:sz w:val="28"/>
+          <w:szCs w:val="28"/>
+          <w:lang w:val="pt-BR"/>
+        </w:rPr>
+        <w:t>3. Hiện trạng đền chính</w:t>
+      </w:r>
+    </w:p>
+    <w:p>
+      <w:pPr>
+        <w:spacing w:before="120" w:line="360" w:lineRule="atLeast"/>
+        <w:ind w:firstLine="567"/>
+        <w:jc w:val="both"/>
+        <w:outlineLvl w:val="1"/>
+        <w:rPr>
+          <w:rFonts w:ascii="Times New Roman" w:hAnsi="Times New Roman"/>
+          <w:bCs/>
+          <w:color w:val="000000"/>
+          <w:sz w:val="28"/>
+          <w:szCs w:val="28"/>
+          <w:lang w:val="pt-BR"/>
+        </w:rPr>
+      </w:pPr>
+      <w:r>
+        <w:rPr>
+          <w:rFonts w:ascii="Times New Roman" w:hAnsi="Times New Roman"/>
+          <w:bCs/>
+          <w:color w:val="000000"/>
+          <w:sz w:val="28"/>
+          <w:szCs w:val="28"/>
+          <w:lang w:val="pt-BR"/>
+        </w:rPr>
+        <w:t xml:space="preserve">- </w:t>
+      </w:r>
+      <w:r>
+        <w:rPr>
+          <w:rFonts w:ascii="Times New Roman" w:hAnsi="Times New Roman"/>
+          <w:bCs/>
+          <w:color w:val="000000"/>
+          <w:sz w:val="28"/>
+          <w:szCs w:val="28"/>
+          <w:lang w:val="pt-BR"/>
+        </w:rPr>
+        <w:t>Đền chính được xây dựng theo lối kiến trúc truy</w:t>
+      </w:r>
+      <w:r>
+        <w:rPr>
+          <w:rFonts w:ascii="Times New Roman" w:hAnsi="Times New Roman"/>
+          <w:bCs/>
+          <w:color w:val="000000"/>
+          <w:sz w:val="28"/>
+          <w:szCs w:val="28"/>
+          <w:lang w:val="pt-BR"/>
+        </w:rPr>
+        <w:t>ền thống với mặt bằng hình chữ đ</w:t>
+      </w:r>
+      <w:r>
+        <w:rPr>
+          <w:rFonts w:ascii="Times New Roman" w:hAnsi="Times New Roman"/>
+          <w:bCs/>
+          <w:color w:val="000000"/>
+          <w:sz w:val="28"/>
+          <w:szCs w:val="28"/>
+          <w:lang w:val="pt-BR"/>
+        </w:rPr>
+        <w:t>inh, diện tích khoảng 37,</w:t>
+      </w:r>
+      <w:r>
+        <w:rPr>
+          <w:rFonts w:ascii="Times New Roman" w:hAnsi="Times New Roman"/>
+          <w:bCs/>
+          <w:color w:val="000000"/>
+          <w:sz w:val="28"/>
+          <w:szCs w:val="28"/>
+          <w:lang w:val="pt-BR"/>
+        </w:rPr>
+        <w:t>53m2. Kiến trúc 1 tầng mái.</w:t>
+      </w:r>
+      <w:r>
+        <w:rPr>
+          <w:rFonts w:ascii="Times New Roman" w:hAnsi="Times New Roman"/>
+          <w:bCs/>
+          <w:color w:val="000000"/>
+          <w:sz w:val="28"/>
+          <w:szCs w:val="28"/>
+          <w:lang w:val="pt-BR"/>
+        </w:rPr>
+        <w:t xml:space="preserve"> Tường bao xung quanh xây bằng gạch trát vữa.</w:t>
+      </w:r>
+    </w:p>
+    <w:p>
+      <w:pPr>
+        <w:spacing w:before="120" w:line="360" w:lineRule="atLeast"/>
+        <w:ind w:firstLine="567"/>
+        <w:jc w:val="both"/>
+        <w:outlineLvl w:val="1"/>
+        <w:rPr>
+          <w:rFonts w:ascii="Times New Roman" w:hAnsi="Times New Roman"/>
+          <w:bCs/>
+          <w:color w:val="000000"/>
+          <w:sz w:val="28"/>
+          <w:szCs w:val="28"/>
+          <w:lang w:val="pt-BR"/>
+        </w:rPr>
+      </w:pPr>
+      <w:r>
+        <w:rPr>
+          <w:rFonts w:ascii="Times New Roman" w:hAnsi="Times New Roman"/>
+          <w:bCs/>
+          <w:color w:val="000000"/>
+          <w:sz w:val="28"/>
+          <w:szCs w:val="28"/>
+          <w:lang w:val="pt-BR"/>
+        </w:rPr>
+        <w:lastRenderedPageBreak/>
+        <w:t>+</w:t>
+      </w:r>
+      <w:r>
+        <w:rPr>
+          <w:rFonts w:ascii="Times New Roman" w:hAnsi="Times New Roman"/>
+          <w:bCs/>
+          <w:color w:val="000000"/>
+          <w:sz w:val="28"/>
+          <w:szCs w:val="28"/>
+          <w:lang w:val="pt-BR"/>
+        </w:rPr>
+        <w:t xml:space="preserve"> Tòa Tiền bái: Kết cấu </w:t>
+      </w:r>
+      <w:r>
+        <w:rPr>
+          <w:rFonts w:ascii="Times New Roman" w:hAnsi="Times New Roman"/>
+          <w:bCs/>
+          <w:color w:val="000000"/>
+          <w:sz w:val="28"/>
+          <w:szCs w:val="28"/>
+          <w:lang w:val="pt-BR"/>
+        </w:rPr>
+        <w:t xml:space="preserve">hệ </w:t>
+      </w:r>
+      <w:r>
+        <w:rPr>
+          <w:rFonts w:ascii="Times New Roman" w:hAnsi="Times New Roman"/>
+          <w:bCs/>
+          <w:color w:val="000000"/>
+          <w:sz w:val="28"/>
+          <w:szCs w:val="28"/>
+          <w:lang w:val="pt-BR"/>
+        </w:rPr>
+        <w:t xml:space="preserve">khung </w:t>
+      </w:r>
+      <w:r>
+        <w:rPr>
+          <w:rFonts w:ascii="Times New Roman" w:hAnsi="Times New Roman"/>
+          <w:bCs/>
+          <w:color w:val="000000"/>
+          <w:sz w:val="28"/>
+          <w:szCs w:val="28"/>
+          <w:lang w:val="pt-BR"/>
+        </w:rPr>
+        <w:t>cột và khung vì kèo bằng gỗ.</w:t>
+      </w:r>
+      <w:r>
+        <w:rPr>
+          <w:rFonts w:ascii="Times New Roman" w:hAnsi="Times New Roman"/>
+          <w:bCs/>
+          <w:color w:val="000000"/>
+          <w:sz w:val="28"/>
+          <w:szCs w:val="28"/>
+          <w:lang w:val="pt-BR"/>
+        </w:rPr>
+        <w:t xml:space="preserve"> </w:t>
+      </w:r>
+      <w:r>
+        <w:rPr>
+          <w:rFonts w:ascii="Times New Roman" w:hAnsi="Times New Roman"/>
+          <w:bCs/>
+          <w:color w:val="000000"/>
+          <w:sz w:val="28"/>
+          <w:szCs w:val="28"/>
+          <w:lang w:val="pt-BR"/>
+        </w:rPr>
+        <w:t xml:space="preserve">Nền hiên lát gạch men </w:t>
+      </w:r>
+      <w:r>
+        <w:rPr>
+          <w:rFonts w:ascii="Times New Roman" w:hAnsi="Times New Roman"/>
+          <w:bCs/>
+          <w:color w:val="000000"/>
+          <w:sz w:val="28"/>
+          <w:szCs w:val="28"/>
+          <w:lang w:val="pt-BR"/>
+        </w:rPr>
+        <w:t xml:space="preserve">(KT </w:t>
+      </w:r>
+      <w:r>
+        <w:rPr>
+          <w:rFonts w:ascii="Times New Roman" w:hAnsi="Times New Roman"/>
+          <w:bCs/>
+          <w:color w:val="000000"/>
+          <w:sz w:val="28"/>
+          <w:szCs w:val="28"/>
+          <w:lang w:val="pt-BR"/>
+        </w:rPr>
+        <w:t>600x600mm</w:t>
+      </w:r>
+      <w:r>
+        <w:rPr>
+          <w:rFonts w:ascii="Times New Roman" w:hAnsi="Times New Roman"/>
+          <w:bCs/>
+          <w:color w:val="000000"/>
+          <w:sz w:val="28"/>
+          <w:szCs w:val="28"/>
+          <w:lang w:val="pt-BR"/>
+        </w:rPr>
+        <w:t xml:space="preserve">), nền đền lát gạch đỏ </w:t>
+      </w:r>
+      <w:r>
+        <w:rPr>
+          <w:rFonts w:ascii="Times New Roman" w:hAnsi="Times New Roman"/>
+          <w:bCs/>
+          <w:color w:val="000000"/>
+          <w:sz w:val="28"/>
+          <w:szCs w:val="28"/>
+          <w:lang w:val="pt-BR"/>
+        </w:rPr>
+        <w:t xml:space="preserve">(KT </w:t>
+      </w:r>
+      <w:r>
+        <w:rPr>
+          <w:rFonts w:ascii="Times New Roman" w:hAnsi="Times New Roman"/>
+          <w:bCs/>
+          <w:color w:val="000000"/>
+          <w:sz w:val="28"/>
+          <w:szCs w:val="28"/>
+          <w:lang w:val="pt-BR"/>
+        </w:rPr>
+        <w:t>500x500mm</w:t>
+      </w:r>
+      <w:r>
+        <w:rPr>
+          <w:rFonts w:ascii="Times New Roman" w:hAnsi="Times New Roman"/>
+          <w:bCs/>
+          <w:color w:val="000000"/>
+          <w:sz w:val="28"/>
+          <w:szCs w:val="28"/>
+          <w:lang w:val="pt-BR"/>
+        </w:rPr>
+        <w:t>)</w:t>
+      </w:r>
+      <w:r>
+        <w:rPr>
+          <w:rFonts w:ascii="Times New Roman" w:hAnsi="Times New Roman"/>
+          <w:bCs/>
+          <w:color w:val="000000"/>
+          <w:sz w:val="28"/>
+          <w:szCs w:val="28"/>
+          <w:lang w:val="pt-BR"/>
         </w:rPr>
         <w:t>.</w:t>
       </w:r>
-    </w:p>
-    <w:p>
-      <w:pPr>
-        <w:spacing w:before="120" w:line="360" w:lineRule="atLeast"/>
-        <w:ind w:firstLine="567"/>
-        <w:jc w:val="both"/>
-        <w:rPr>
-          <w:rFonts w:ascii="Times New Roman" w:hAnsi="Times New Roman"/>
-          <w:b/>
-          <w:sz w:val="28"/>
-          <w:szCs w:val="28"/>
-        </w:rPr>
-      </w:pPr>
-      <w:r>
-        <w:rPr>
-          <w:rFonts w:ascii="Times New Roman" w:hAnsi="Times New Roman"/>
-          <w:b/>
+      <w:r>
+        <w:rPr>
+          <w:rFonts w:ascii="Times New Roman" w:hAnsi="Times New Roman"/>
+          <w:bCs/>
+          <w:color w:val="000000"/>
+          <w:sz w:val="28"/>
+          <w:szCs w:val="28"/>
+          <w:lang w:val="pt-BR"/>
+        </w:rPr>
+        <w:t xml:space="preserve"> </w:t>
+      </w:r>
+      <w:r>
+        <w:rPr>
+          <w:rFonts w:ascii="Times New Roman" w:hAnsi="Times New Roman"/>
+          <w:bCs/>
+          <w:color w:val="000000"/>
+          <w:sz w:val="28"/>
+          <w:szCs w:val="28"/>
+          <w:lang w:val="pt-BR"/>
+        </w:rPr>
+        <w:t>Hệ cửa đi pano gỗ.</w:t>
+      </w:r>
+    </w:p>
+    <w:p>
+      <w:pPr>
+        <w:spacing w:before="120" w:line="360" w:lineRule="atLeast"/>
+        <w:ind w:firstLine="567"/>
+        <w:jc w:val="both"/>
+        <w:outlineLvl w:val="1"/>
+        <w:rPr>
+          <w:rFonts w:ascii="Times New Roman" w:hAnsi="Times New Roman"/>
+          <w:bCs/>
+          <w:color w:val="000000"/>
+          <w:sz w:val="28"/>
+          <w:szCs w:val="28"/>
+          <w:lang w:val="pt-BR"/>
+        </w:rPr>
+      </w:pPr>
+      <w:r>
+        <w:rPr>
+          <w:rFonts w:ascii="Times New Roman" w:hAnsi="Times New Roman"/>
+          <w:bCs/>
+          <w:color w:val="000000"/>
+          <w:sz w:val="28"/>
+          <w:szCs w:val="28"/>
+          <w:lang w:val="pt-BR"/>
+        </w:rPr>
+        <w:t>+</w:t>
+      </w:r>
+      <w:r>
+        <w:rPr>
+          <w:rFonts w:ascii="Times New Roman" w:hAnsi="Times New Roman"/>
+          <w:bCs/>
+          <w:color w:val="000000"/>
+          <w:sz w:val="28"/>
+          <w:szCs w:val="28"/>
+          <w:lang w:val="pt-BR"/>
+        </w:rPr>
+        <w:t xml:space="preserve"> Tòa Hậu cung: </w:t>
+      </w:r>
+      <w:r>
+        <w:rPr>
+          <w:rFonts w:ascii="Times New Roman" w:hAnsi="Times New Roman"/>
+          <w:bCs/>
+          <w:color w:val="000000"/>
+          <w:sz w:val="28"/>
+          <w:szCs w:val="28"/>
+          <w:lang w:val="pt-BR"/>
+        </w:rPr>
+        <w:t>Kết cấu khung cột BTCT. Nền</w:t>
+      </w:r>
+      <w:r>
+        <w:rPr>
+          <w:rFonts w:ascii="Times New Roman" w:hAnsi="Times New Roman"/>
+          <w:bCs/>
+          <w:color w:val="000000"/>
+          <w:sz w:val="28"/>
+          <w:szCs w:val="28"/>
+          <w:lang w:val="pt-BR"/>
+        </w:rPr>
+        <w:t xml:space="preserve"> lát gạch men </w:t>
+      </w:r>
+      <w:r>
+        <w:rPr>
+          <w:rFonts w:ascii="Times New Roman" w:hAnsi="Times New Roman"/>
+          <w:bCs/>
+          <w:color w:val="000000"/>
+          <w:sz w:val="28"/>
+          <w:szCs w:val="28"/>
+          <w:lang w:val="pt-BR"/>
+        </w:rPr>
+        <w:t xml:space="preserve">(KT </w:t>
+      </w:r>
+      <w:r>
+        <w:rPr>
+          <w:rFonts w:ascii="Times New Roman" w:hAnsi="Times New Roman"/>
+          <w:bCs/>
+          <w:color w:val="000000"/>
+          <w:sz w:val="28"/>
+          <w:szCs w:val="28"/>
+          <w:lang w:val="pt-BR"/>
+        </w:rPr>
+        <w:t>200x200mm</w:t>
+      </w:r>
+      <w:r>
+        <w:rPr>
+          <w:rFonts w:ascii="Times New Roman" w:hAnsi="Times New Roman"/>
+          <w:bCs/>
+          <w:color w:val="000000"/>
+          <w:sz w:val="28"/>
+          <w:szCs w:val="28"/>
+          <w:lang w:val="pt-BR"/>
+        </w:rPr>
+        <w:t>)</w:t>
+      </w:r>
+      <w:r>
+        <w:rPr>
+          <w:rFonts w:ascii="Times New Roman" w:hAnsi="Times New Roman"/>
+          <w:bCs/>
+          <w:color w:val="000000"/>
+          <w:sz w:val="28"/>
+          <w:szCs w:val="28"/>
+          <w:lang w:val="pt-BR"/>
+        </w:rPr>
+        <w:t xml:space="preserve"> thẳng mạch.</w:t>
+      </w:r>
+      <w:r>
+        <w:rPr>
+          <w:rFonts w:ascii="Times New Roman" w:hAnsi="Times New Roman"/>
+          <w:bCs/>
+          <w:color w:val="000000"/>
+          <w:sz w:val="28"/>
+          <w:szCs w:val="28"/>
+          <w:lang w:val="pt-BR"/>
+        </w:rPr>
+        <w:t xml:space="preserve"> </w:t>
+      </w:r>
+      <w:r>
+        <w:rPr>
+          <w:rFonts w:ascii="Times New Roman" w:hAnsi="Times New Roman"/>
+          <w:bCs/>
+          <w:color w:val="000000"/>
+          <w:sz w:val="28"/>
+          <w:szCs w:val="28"/>
+          <w:lang w:val="pt-BR"/>
+        </w:rPr>
+        <w:t>Cốt đáy trần hậu cung cao +4,48m. Mái</w:t>
+      </w:r>
+      <w:r>
+        <w:rPr>
+          <w:rFonts w:ascii="Times New Roman" w:hAnsi="Times New Roman"/>
+          <w:bCs/>
+          <w:color w:val="000000"/>
+          <w:sz w:val="28"/>
+          <w:szCs w:val="28"/>
+          <w:lang w:val="pt-BR"/>
+        </w:rPr>
+        <w:t xml:space="preserve"> lợp ngói di.</w:t>
+      </w:r>
+    </w:p>
+    <w:p>
+      <w:pPr>
+        <w:spacing w:before="120" w:line="360" w:lineRule="atLeast"/>
+        <w:ind w:firstLine="567"/>
+        <w:jc w:val="both"/>
+        <w:outlineLvl w:val="1"/>
+        <w:rPr>
+          <w:rFonts w:ascii="Times New Roman" w:hAnsi="Times New Roman"/>
+          <w:bCs/>
+          <w:color w:val="000000"/>
+          <w:sz w:val="28"/>
+          <w:szCs w:val="28"/>
+          <w:lang w:val="pt-BR"/>
+        </w:rPr>
+      </w:pPr>
+      <w:r>
+        <w:rPr>
+          <w:rFonts w:ascii="Times New Roman" w:hAnsi="Times New Roman"/>
+          <w:bCs/>
+          <w:color w:val="000000"/>
+          <w:sz w:val="28"/>
+          <w:szCs w:val="28"/>
+          <w:lang w:val="pt-BR"/>
+        </w:rPr>
+        <w:t xml:space="preserve">- </w:t>
+      </w:r>
+      <w:r>
+        <w:rPr>
+          <w:rFonts w:ascii="Times New Roman" w:hAnsi="Times New Roman"/>
+          <w:bCs/>
+          <w:color w:val="000000"/>
+          <w:sz w:val="28"/>
+          <w:szCs w:val="28"/>
+          <w:lang w:val="pt-BR"/>
+        </w:rPr>
+        <w:t>Tình trạng kỹ thuật hiện nay</w:t>
+      </w:r>
+    </w:p>
+    <w:p>
+      <w:pPr>
+        <w:spacing w:before="120" w:line="360" w:lineRule="atLeast"/>
+        <w:ind w:firstLine="567"/>
+        <w:jc w:val="both"/>
+        <w:outlineLvl w:val="1"/>
+        <w:rPr>
+          <w:rFonts w:ascii="Times New Roman" w:hAnsi="Times New Roman"/>
+          <w:bCs/>
+          <w:color w:val="000000"/>
+          <w:sz w:val="28"/>
+          <w:szCs w:val="28"/>
+          <w:lang w:val="pt-BR"/>
+        </w:rPr>
+      </w:pPr>
+      <w:r>
+        <w:rPr>
+          <w:rFonts w:ascii="Times New Roman" w:hAnsi="Times New Roman"/>
+          <w:bCs/>
+          <w:color w:val="000000"/>
+          <w:sz w:val="28"/>
+          <w:szCs w:val="28"/>
+          <w:lang w:val="pt-BR"/>
+        </w:rPr>
+        <w:t xml:space="preserve">+ </w:t>
+      </w:r>
+      <w:r>
+        <w:rPr>
+          <w:rFonts w:ascii="Times New Roman" w:hAnsi="Times New Roman"/>
+          <w:bCs/>
+          <w:color w:val="000000"/>
+          <w:sz w:val="28"/>
+          <w:szCs w:val="28"/>
+          <w:lang w:val="pt-BR"/>
+        </w:rPr>
+        <w:t>Hệ kết cấu khung vì tiền tế bằng gỗ tạp, mục mọt, nấm mốc, cong vênh, không còn khả năng chịu lực.</w:t>
+      </w:r>
+      <w:r>
+        <w:rPr>
+          <w:rFonts w:ascii="Times New Roman" w:hAnsi="Times New Roman"/>
+          <w:bCs/>
+          <w:color w:val="000000"/>
+          <w:sz w:val="28"/>
+          <w:szCs w:val="28"/>
+          <w:lang w:val="pt-BR"/>
+        </w:rPr>
+        <w:t xml:space="preserve"> </w:t>
+      </w:r>
+      <w:r>
+        <w:rPr>
+          <w:rFonts w:ascii="Times New Roman" w:hAnsi="Times New Roman"/>
+          <w:bCs/>
+          <w:color w:val="000000"/>
+          <w:sz w:val="28"/>
+          <w:szCs w:val="28"/>
+          <w:lang w:val="pt-BR"/>
+        </w:rPr>
+        <w:t>Hệ thống tường bao bị rêu mốc, mục ải, bong tróc lớp vữa trát gây mất mỹ quan.</w:t>
+      </w:r>
+      <w:r>
+        <w:rPr>
+          <w:rFonts w:ascii="Times New Roman" w:hAnsi="Times New Roman"/>
+          <w:bCs/>
+          <w:color w:val="000000"/>
+          <w:sz w:val="28"/>
+          <w:szCs w:val="28"/>
+          <w:lang w:val="pt-BR"/>
+        </w:rPr>
+        <w:t xml:space="preserve"> </w:t>
+      </w:r>
+      <w:r>
+        <w:rPr>
+          <w:rFonts w:ascii="Times New Roman" w:hAnsi="Times New Roman"/>
+          <w:bCs/>
+          <w:color w:val="000000"/>
+          <w:sz w:val="28"/>
+          <w:szCs w:val="28"/>
+          <w:lang w:val="pt-BR"/>
+        </w:rPr>
+        <w:t>Mái tiền tế lợp ngói di bị võng, xô lệch, rêu mốc, nứt vỡ gây thấm dột nặng nề khi trời mưa.</w:t>
+      </w:r>
+    </w:p>
+    <w:p>
+      <w:pPr>
+        <w:spacing w:before="120" w:line="360" w:lineRule="atLeast"/>
+        <w:ind w:firstLine="567"/>
+        <w:jc w:val="both"/>
+        <w:outlineLvl w:val="1"/>
+        <w:rPr>
+          <w:rFonts w:ascii="Times New Roman" w:hAnsi="Times New Roman"/>
+          <w:bCs/>
+          <w:color w:val="000000"/>
+          <w:sz w:val="28"/>
+          <w:szCs w:val="28"/>
+          <w:lang w:val="pt-BR"/>
+        </w:rPr>
+      </w:pPr>
+      <w:r>
+        <w:rPr>
+          <w:rFonts w:ascii="Times New Roman" w:hAnsi="Times New Roman"/>
+          <w:bCs/>
+          <w:color w:val="000000"/>
+          <w:sz w:val="28"/>
+          <w:szCs w:val="28"/>
+          <w:lang w:val="pt-BR"/>
+        </w:rPr>
+        <w:t xml:space="preserve">+ </w:t>
+      </w:r>
+      <w:r>
+        <w:rPr>
+          <w:rFonts w:ascii="Times New Roman" w:hAnsi="Times New Roman"/>
+          <w:bCs/>
+          <w:color w:val="000000"/>
+          <w:sz w:val="28"/>
+          <w:szCs w:val="28"/>
+          <w:lang w:val="pt-BR"/>
+        </w:rPr>
+        <w:t>Hệ cửa đi pano bằng gỗ tạp cong vênh, mối mọt, nứt vỡ, không phù hợp với không gian trong di tích.</w:t>
+      </w:r>
+      <w:r>
+        <w:rPr>
+          <w:rFonts w:ascii="Times New Roman" w:hAnsi="Times New Roman"/>
+          <w:bCs/>
+          <w:color w:val="000000"/>
+          <w:sz w:val="28"/>
+          <w:szCs w:val="28"/>
+          <w:lang w:val="pt-BR"/>
+        </w:rPr>
+        <w:t xml:space="preserve"> </w:t>
+      </w:r>
+      <w:r>
+        <w:rPr>
+          <w:rFonts w:ascii="Times New Roman" w:hAnsi="Times New Roman"/>
+          <w:bCs/>
+          <w:color w:val="000000"/>
+          <w:sz w:val="28"/>
+          <w:szCs w:val="28"/>
+          <w:lang w:val="pt-BR"/>
+        </w:rPr>
+        <w:t>Nền lát gạch sụt lún, nứt vỡ, không đồng bộ, không phù hợp trong không gian di tích.</w:t>
+      </w:r>
+      <w:r>
+        <w:rPr>
+          <w:rFonts w:ascii="Times New Roman" w:hAnsi="Times New Roman"/>
+          <w:bCs/>
+          <w:color w:val="000000"/>
+          <w:sz w:val="28"/>
+          <w:szCs w:val="28"/>
+          <w:lang w:val="pt-BR"/>
+        </w:rPr>
+        <w:t xml:space="preserve"> </w:t>
+      </w:r>
+      <w:r>
+        <w:rPr>
+          <w:rFonts w:ascii="Times New Roman" w:hAnsi="Times New Roman"/>
+          <w:bCs/>
+          <w:color w:val="000000"/>
+          <w:sz w:val="28"/>
+          <w:szCs w:val="28"/>
+          <w:lang w:val="pt-BR"/>
+        </w:rPr>
+        <w:t>Trần hậu cung nứt vỡ, rêu mốc, mục ải lớp vữa trát gây thấm dột khi trời mưa.</w:t>
+      </w:r>
+    </w:p>
+    <w:p>
+      <w:pPr>
+        <w:spacing w:before="120" w:line="360" w:lineRule="atLeast"/>
+        <w:ind w:firstLine="567"/>
+        <w:jc w:val="both"/>
+        <w:rPr>
+          <w:rFonts w:ascii="Times New Roman" w:hAnsi="Times New Roman"/>
+          <w:b/>
+          <w:i/>
+          <w:sz w:val="28"/>
+          <w:szCs w:val="28"/>
+        </w:rPr>
+      </w:pPr>
+      <w:r>
+        <w:rPr>
+          <w:rFonts w:ascii="Times New Roman" w:hAnsi="Times New Roman"/>
+          <w:b/>
+          <w:i/>
+          <w:sz w:val="28"/>
+          <w:szCs w:val="28"/>
+        </w:rPr>
+        <w:t>4.</w:t>
+      </w:r>
+      <w:r>
+        <w:rPr>
+          <w:rFonts w:ascii="Times New Roman" w:hAnsi="Times New Roman"/>
+          <w:b/>
+          <w:i/>
           <w:sz w:val="28"/>
           <w:szCs w:val="28"/>
         </w:rPr>
@@ -4776,26 +6201,12 @@
         <w:rPr>
           <w:rFonts w:ascii="Times New Roman" w:hAnsi="Times New Roman"/>
           <w:b/>
-          <w:sz w:val="28"/>
-          <w:szCs w:val="28"/>
-        </w:rPr>
-        <w:t>. Hiện trạng khu di tích</w:t>
-      </w:r>
-    </w:p>
-    <w:p>
-      <w:pPr>
-        <w:spacing w:before="120" w:line="360" w:lineRule="atLeast"/>
-        <w:ind w:firstLine="567"/>
-        <w:jc w:val="both"/>
-        <w:rPr>
-          <w:rFonts w:ascii="Times New Roman" w:hAnsi="Times New Roman"/>
-          <w:b/>
           <w:i/>
           <w:sz w:val="28"/>
           <w:szCs w:val="28"/>
         </w:rPr>
-      </w:pPr>
-      <w:bookmarkStart w:id="5" w:name="_Hlk90533978"/>
+        <w:t xml:space="preserve">. Hiện trạng </w:t>
+      </w:r>
       <w:r>
         <w:rPr>
           <w:rFonts w:ascii="Times New Roman" w:hAnsi="Times New Roman"/>
@@ -4804,7 +6215,7 @@
           <w:sz w:val="28"/>
           <w:szCs w:val="28"/>
         </w:rPr>
-        <w:t>4.1. Hiệ</w:t>
+        <w:t>miếu</w:t>
       </w:r>
       <w:r>
         <w:rPr>
@@ -4814,7 +6225,221 @@
           <w:sz w:val="28"/>
           <w:szCs w:val="28"/>
         </w:rPr>
-        <w:t>n trạng tổng thể</w:t>
+        <w:t xml:space="preserve"> thờ Đức Thánh Trần</w:t>
+      </w:r>
+    </w:p>
+    <w:p>
+      <w:pPr>
+        <w:spacing w:before="120" w:line="360" w:lineRule="atLeast"/>
+        <w:ind w:firstLine="567"/>
+        <w:jc w:val="both"/>
+        <w:rPr>
+          <w:rFonts w:ascii="Times New Roman" w:hAnsi="Times New Roman"/>
+          <w:sz w:val="28"/>
+          <w:szCs w:val="28"/>
+        </w:rPr>
+      </w:pPr>
+      <w:r>
+        <w:rPr>
+          <w:rFonts w:ascii="Times New Roman" w:hAnsi="Times New Roman"/>
+          <w:sz w:val="28"/>
+          <w:szCs w:val="28"/>
+        </w:rPr>
+        <w:t xml:space="preserve">- </w:t>
+      </w:r>
+      <w:r>
+        <w:rPr>
+          <w:rFonts w:ascii="Times New Roman" w:hAnsi="Times New Roman"/>
+          <w:sz w:val="28"/>
+          <w:szCs w:val="28"/>
+        </w:rPr>
+        <w:t>Miếu</w:t>
+      </w:r>
+      <w:r>
+        <w:rPr>
+          <w:rFonts w:ascii="Times New Roman" w:hAnsi="Times New Roman"/>
+          <w:sz w:val="28"/>
+          <w:szCs w:val="28"/>
+        </w:rPr>
+        <w:t xml:space="preserve"> thờ Đức Thánh Trần được xây dựng </w:t>
+      </w:r>
+      <w:r>
+        <w:rPr>
+          <w:rFonts w:ascii="Times New Roman" w:hAnsi="Times New Roman"/>
+          <w:sz w:val="28"/>
+          <w:szCs w:val="28"/>
+        </w:rPr>
+        <w:t>với mặt bằng hình chữ n</w:t>
+      </w:r>
+      <w:r>
+        <w:rPr>
+          <w:rFonts w:ascii="Times New Roman" w:hAnsi="Times New Roman"/>
+          <w:sz w:val="28"/>
+          <w:szCs w:val="28"/>
+        </w:rPr>
+        <w:t xml:space="preserve">hất, diện tích khoảng </w:t>
+      </w:r>
+      <w:r>
+        <w:rPr>
+          <w:rFonts w:ascii="Times New Roman" w:hAnsi="Times New Roman"/>
+          <w:sz w:val="28"/>
+          <w:szCs w:val="28"/>
+        </w:rPr>
+        <w:t>14,45</w:t>
+      </w:r>
+      <w:r>
+        <w:rPr>
+          <w:rFonts w:ascii="Times New Roman" w:hAnsi="Times New Roman"/>
+          <w:sz w:val="28"/>
+          <w:szCs w:val="28"/>
+        </w:rPr>
+        <w:t>m2. Kiến trúc một tầng mái. Kết cấu chính của công trình là hệ khung vì bằng gỗ. Hệ tường bao xây gạch trát vữa.</w:t>
+      </w:r>
+    </w:p>
+    <w:p>
+      <w:pPr>
+        <w:spacing w:before="120" w:line="360" w:lineRule="atLeast"/>
+        <w:ind w:firstLine="567"/>
+        <w:jc w:val="both"/>
+        <w:rPr>
+          <w:rFonts w:ascii="Times New Roman" w:hAnsi="Times New Roman"/>
+          <w:sz w:val="28"/>
+          <w:szCs w:val="28"/>
+          <w:lang w:val="pt-BR"/>
+        </w:rPr>
+      </w:pPr>
+      <w:r>
+        <w:rPr>
+          <w:rFonts w:ascii="Times New Roman" w:hAnsi="Times New Roman"/>
+          <w:sz w:val="28"/>
+          <w:szCs w:val="28"/>
+        </w:rPr>
+        <w:t xml:space="preserve">- </w:t>
+      </w:r>
+      <w:r>
+        <w:rPr>
+          <w:rFonts w:ascii="Times New Roman" w:hAnsi="Times New Roman"/>
+          <w:sz w:val="28"/>
+          <w:szCs w:val="28"/>
+        </w:rPr>
+        <w:t xml:space="preserve">Hệ kết cấu khung vì được </w:t>
+      </w:r>
+      <w:r>
+        <w:rPr>
+          <w:rFonts w:ascii="Times New Roman" w:hAnsi="Times New Roman"/>
+          <w:sz w:val="28"/>
+          <w:szCs w:val="28"/>
+          <w:lang w:val="pt-BR"/>
+        </w:rPr>
+        <w:t>gia công khá đơn giản theo kiểu trụ trốn kèo quá giang.</w:t>
+      </w:r>
+      <w:r>
+        <w:rPr>
+          <w:rFonts w:ascii="Times New Roman" w:hAnsi="Times New Roman"/>
+          <w:sz w:val="28"/>
+          <w:szCs w:val="28"/>
+          <w:lang w:val="pt-BR"/>
+        </w:rPr>
+        <w:t xml:space="preserve"> </w:t>
+      </w:r>
+      <w:r>
+        <w:rPr>
+          <w:rFonts w:ascii="Times New Roman" w:hAnsi="Times New Roman"/>
+          <w:sz w:val="28"/>
+          <w:szCs w:val="28"/>
+          <w:lang w:val="pt-BR"/>
+        </w:rPr>
+        <w:t>Hệ cửa đi gia công bằng gỗ vàn ghép đơn giản.</w:t>
+      </w:r>
+      <w:r>
+        <w:rPr>
+          <w:rFonts w:ascii="Times New Roman" w:hAnsi="Times New Roman"/>
+          <w:sz w:val="28"/>
+          <w:szCs w:val="28"/>
+          <w:lang w:val="pt-BR"/>
+        </w:rPr>
+        <w:t xml:space="preserve"> </w:t>
+      </w:r>
+      <w:r>
+        <w:rPr>
+          <w:rFonts w:ascii="Times New Roman" w:hAnsi="Times New Roman"/>
+          <w:sz w:val="28"/>
+          <w:szCs w:val="28"/>
+          <w:lang w:val="pt-BR"/>
+        </w:rPr>
+        <w:t>Cốt nền nhà cao hơn cốt sân 1 bậc (15cm). Cốt dạ thượng lương cao +4.150.</w:t>
+      </w:r>
+      <w:r>
+        <w:rPr>
+          <w:rFonts w:ascii="Times New Roman" w:hAnsi="Times New Roman"/>
+          <w:sz w:val="28"/>
+          <w:szCs w:val="28"/>
+          <w:lang w:val="pt-BR"/>
+        </w:rPr>
+        <w:t xml:space="preserve"> </w:t>
+      </w:r>
+      <w:r>
+        <w:rPr>
+          <w:rFonts w:ascii="Times New Roman" w:hAnsi="Times New Roman"/>
+          <w:sz w:val="28"/>
+          <w:szCs w:val="28"/>
+          <w:lang w:val="pt-BR"/>
+        </w:rPr>
+        <w:t xml:space="preserve">Nền lát gạch đỏ </w:t>
+      </w:r>
+      <w:r>
+        <w:rPr>
+          <w:rFonts w:ascii="Times New Roman" w:hAnsi="Times New Roman"/>
+          <w:sz w:val="28"/>
+          <w:szCs w:val="28"/>
+          <w:lang w:val="pt-BR"/>
+        </w:rPr>
+        <w:t xml:space="preserve">(KT </w:t>
+      </w:r>
+      <w:r>
+        <w:rPr>
+          <w:rFonts w:ascii="Times New Roman" w:hAnsi="Times New Roman"/>
+          <w:sz w:val="28"/>
+          <w:szCs w:val="28"/>
+          <w:lang w:val="pt-BR"/>
+        </w:rPr>
+        <w:t>400x400mm</w:t>
+      </w:r>
+      <w:r>
+        <w:rPr>
+          <w:rFonts w:ascii="Times New Roman" w:hAnsi="Times New Roman"/>
+          <w:sz w:val="28"/>
+          <w:szCs w:val="28"/>
+          <w:lang w:val="pt-BR"/>
+        </w:rPr>
+        <w:t>)</w:t>
+      </w:r>
+      <w:r>
+        <w:rPr>
+          <w:rFonts w:ascii="Times New Roman" w:hAnsi="Times New Roman"/>
+          <w:sz w:val="28"/>
+          <w:szCs w:val="28"/>
+          <w:lang w:val="pt-BR"/>
+        </w:rPr>
+        <w:t>.</w:t>
+      </w:r>
+      <w:r>
+        <w:rPr>
+          <w:rFonts w:ascii="Times New Roman" w:hAnsi="Times New Roman"/>
+          <w:sz w:val="28"/>
+          <w:szCs w:val="28"/>
+          <w:lang w:val="pt-BR"/>
+        </w:rPr>
+        <w:t xml:space="preserve"> </w:t>
+      </w:r>
+      <w:r>
+        <w:rPr>
+          <w:rFonts w:ascii="Times New Roman" w:hAnsi="Times New Roman"/>
+          <w:sz w:val="28"/>
+          <w:szCs w:val="28"/>
+          <w:lang w:val="pt-BR"/>
+        </w:rPr>
+        <w:t>Mái lợp ngói mũi hài.</w:t>
       </w:r>
     </w:p>
     <w:p>
@@ -4841,231 +6466,108 @@
           <w:szCs w:val="28"/>
           <w:lang w:val="pt-BR"/>
         </w:rPr>
-        <w:t xml:space="preserve">Di tích đền Gốc Khế hiện tọa lạc trên một khu đất nhỏ, bằng phẳng. Các hạng mục bao gồm: </w:t>
-      </w:r>
-      <w:r>
-        <w:rPr>
-          <w:rFonts w:ascii="Times New Roman" w:hAnsi="Times New Roman"/>
-          <w:bCs/>
-          <w:color w:val="000000"/>
-          <w:sz w:val="28"/>
-          <w:szCs w:val="28"/>
-          <w:lang w:val="pt-BR"/>
-        </w:rPr>
-        <w:t>Nghi môn</w:t>
-      </w:r>
-      <w:r>
-        <w:rPr>
-          <w:rFonts w:ascii="Times New Roman" w:hAnsi="Times New Roman"/>
-          <w:bCs/>
-          <w:color w:val="000000"/>
-          <w:sz w:val="28"/>
-          <w:szCs w:val="28"/>
-          <w:lang w:val="pt-BR"/>
-        </w:rPr>
-        <w:t xml:space="preserve">, </w:t>
-      </w:r>
-      <w:r>
-        <w:rPr>
-          <w:rFonts w:ascii="Times New Roman" w:hAnsi="Times New Roman"/>
-          <w:bCs/>
-          <w:color w:val="000000"/>
-          <w:sz w:val="28"/>
-          <w:szCs w:val="28"/>
-          <w:lang w:val="pt-BR"/>
-        </w:rPr>
-        <w:t>đền chính, miếu</w:t>
-      </w:r>
-      <w:r>
-        <w:rPr>
-          <w:rFonts w:ascii="Times New Roman" w:hAnsi="Times New Roman"/>
-          <w:bCs/>
-          <w:color w:val="000000"/>
-          <w:sz w:val="28"/>
-          <w:szCs w:val="28"/>
-          <w:lang w:val="pt-BR"/>
-        </w:rPr>
-        <w:t xml:space="preserve"> thờ Đức Thánh Trần, lầu Cô – lầu C</w:t>
-      </w:r>
-      <w:r>
-        <w:rPr>
-          <w:rFonts w:ascii="Times New Roman" w:hAnsi="Times New Roman"/>
-          <w:bCs/>
-          <w:color w:val="000000"/>
-          <w:sz w:val="28"/>
-          <w:szCs w:val="28"/>
-          <w:lang w:val="pt-BR"/>
-        </w:rPr>
-        <w:t xml:space="preserve">ậu, miếu </w:t>
-      </w:r>
-      <w:r>
-        <w:rPr>
-          <w:rFonts w:ascii="Times New Roman" w:hAnsi="Times New Roman"/>
-          <w:bCs/>
-          <w:color w:val="000000"/>
-          <w:sz w:val="28"/>
-          <w:szCs w:val="28"/>
-          <w:lang w:val="pt-BR"/>
-        </w:rPr>
-        <w:t>T</w:t>
-      </w:r>
-      <w:r>
-        <w:rPr>
-          <w:rFonts w:ascii="Times New Roman" w:hAnsi="Times New Roman"/>
-          <w:bCs/>
-          <w:color w:val="000000"/>
-          <w:sz w:val="28"/>
-          <w:szCs w:val="28"/>
-          <w:lang w:val="pt-BR"/>
-        </w:rPr>
-        <w:t xml:space="preserve">hổ </w:t>
-      </w:r>
-      <w:r>
-        <w:rPr>
-          <w:rFonts w:ascii="Times New Roman" w:hAnsi="Times New Roman"/>
-          <w:bCs/>
-          <w:color w:val="000000"/>
-          <w:sz w:val="28"/>
-          <w:szCs w:val="28"/>
-          <w:lang w:val="pt-BR"/>
-        </w:rPr>
-        <w:t>Đ</w:t>
-      </w:r>
-      <w:r>
-        <w:rPr>
-          <w:rFonts w:ascii="Times New Roman" w:hAnsi="Times New Roman"/>
-          <w:bCs/>
-          <w:color w:val="000000"/>
-          <w:sz w:val="28"/>
-          <w:szCs w:val="28"/>
-          <w:lang w:val="pt-BR"/>
-        </w:rPr>
-        <w:t xml:space="preserve">ịa, </w:t>
-      </w:r>
-      <w:r>
-        <w:rPr>
-          <w:rFonts w:ascii="Times New Roman" w:hAnsi="Times New Roman"/>
-          <w:bCs/>
-          <w:color w:val="000000"/>
-          <w:sz w:val="28"/>
-          <w:szCs w:val="28"/>
-          <w:lang w:val="pt-BR"/>
-        </w:rPr>
-        <w:t xml:space="preserve">nhà thủ từ - </w:t>
-      </w:r>
-      <w:r>
-        <w:rPr>
-          <w:rFonts w:ascii="Times New Roman" w:hAnsi="Times New Roman"/>
-          <w:bCs/>
-          <w:color w:val="000000"/>
-          <w:sz w:val="28"/>
-          <w:szCs w:val="28"/>
-          <w:lang w:val="pt-BR"/>
-        </w:rPr>
-        <w:t>nhà khách</w:t>
-      </w:r>
-      <w:r>
-        <w:rPr>
-          <w:rFonts w:ascii="Times New Roman" w:hAnsi="Times New Roman"/>
-          <w:bCs/>
-          <w:color w:val="000000"/>
-          <w:sz w:val="28"/>
-          <w:szCs w:val="28"/>
-          <w:lang w:val="pt-BR"/>
-        </w:rPr>
-        <w:t xml:space="preserve"> - </w:t>
-      </w:r>
-      <w:r>
-        <w:rPr>
-          <w:rFonts w:ascii="Times New Roman" w:hAnsi="Times New Roman"/>
-          <w:bCs/>
-          <w:color w:val="000000"/>
-          <w:sz w:val="28"/>
-          <w:szCs w:val="28"/>
-          <w:lang w:val="pt-BR"/>
-        </w:rPr>
-        <w:t xml:space="preserve">nhà bếp + vệ sinh, </w:t>
-      </w:r>
-      <w:r>
-        <w:rPr>
-          <w:rFonts w:ascii="Times New Roman" w:hAnsi="Times New Roman"/>
-          <w:bCs/>
-          <w:color w:val="000000"/>
-          <w:sz w:val="28"/>
-          <w:szCs w:val="28"/>
-          <w:lang w:val="pt-BR"/>
-        </w:rPr>
-        <w:t>am hóa vàng, cổng phụ</w:t>
-      </w:r>
-      <w:r>
-        <w:rPr>
-          <w:rFonts w:ascii="Times New Roman" w:hAnsi="Times New Roman"/>
-          <w:bCs/>
-          <w:color w:val="000000"/>
-          <w:sz w:val="28"/>
-          <w:szCs w:val="28"/>
-          <w:lang w:val="pt-BR"/>
-        </w:rPr>
-        <w:t xml:space="preserve">. </w:t>
-      </w:r>
-    </w:p>
-    <w:p>
-      <w:pPr>
-        <w:spacing w:before="120" w:line="360" w:lineRule="atLeast"/>
-        <w:ind w:firstLine="567"/>
-        <w:jc w:val="both"/>
-        <w:rPr>
-          <w:rFonts w:ascii="Times New Roman" w:hAnsi="Times New Roman"/>
-          <w:bCs/>
-          <w:color w:val="000000"/>
-          <w:sz w:val="28"/>
-          <w:szCs w:val="28"/>
-          <w:lang w:val="pt-BR"/>
-        </w:rPr>
-      </w:pPr>
-      <w:r>
-        <w:rPr>
-          <w:rFonts w:ascii="Times New Roman" w:hAnsi="Times New Roman"/>
-          <w:bCs/>
-          <w:color w:val="000000"/>
-          <w:sz w:val="28"/>
-          <w:szCs w:val="28"/>
-          <w:lang w:val="pt-BR"/>
-        </w:rPr>
-        <w:t xml:space="preserve">Hệ thống công trình, hạ tầng, kỹ thuật điện nước trong di tích xây dựng chắp vá, các hạng mục công trình hiện nay </w:t>
-      </w:r>
-      <w:r>
-        <w:rPr>
-          <w:rFonts w:ascii="Times New Roman" w:hAnsi="Times New Roman"/>
-          <w:bCs/>
-          <w:color w:val="000000"/>
-          <w:sz w:val="28"/>
-          <w:szCs w:val="28"/>
-          <w:lang w:val="pt-BR"/>
-        </w:rPr>
-        <w:t>bố trí</w:t>
-      </w:r>
-      <w:r>
-        <w:rPr>
-          <w:rFonts w:ascii="Times New Roman" w:hAnsi="Times New Roman"/>
-          <w:bCs/>
-          <w:color w:val="000000"/>
-          <w:sz w:val="28"/>
-          <w:szCs w:val="28"/>
-          <w:lang w:val="pt-BR"/>
-        </w:rPr>
-        <w:t xml:space="preserve"> lộn xộn</w:t>
-      </w:r>
-      <w:r>
-        <w:rPr>
-          <w:rFonts w:ascii="Times New Roman" w:hAnsi="Times New Roman"/>
-          <w:bCs/>
-          <w:color w:val="000000"/>
-          <w:sz w:val="28"/>
-          <w:szCs w:val="28"/>
-          <w:lang w:val="pt-BR"/>
-        </w:rPr>
-        <w:t>,</w:t>
+        <w:t xml:space="preserve">- </w:t>
+      </w:r>
+      <w:r>
+        <w:rPr>
+          <w:rFonts w:ascii="Times New Roman" w:hAnsi="Times New Roman"/>
+          <w:bCs/>
+          <w:color w:val="000000"/>
+          <w:sz w:val="28"/>
+          <w:szCs w:val="28"/>
+          <w:lang w:val="pt-BR"/>
+        </w:rPr>
+        <w:t xml:space="preserve">Tình trạng kỹ thuật hiện nay: </w:t>
+      </w:r>
+    </w:p>
+    <w:p>
+      <w:pPr>
+        <w:spacing w:before="120" w:line="360" w:lineRule="atLeast"/>
+        <w:ind w:firstLine="567"/>
+        <w:jc w:val="both"/>
+        <w:outlineLvl w:val="1"/>
+        <w:rPr>
+          <w:rFonts w:ascii="Times New Roman" w:hAnsi="Times New Roman"/>
+          <w:bCs/>
+          <w:iCs/>
+          <w:color w:val="000000"/>
+          <w:sz w:val="28"/>
+          <w:szCs w:val="28"/>
+          <w:lang w:val="pt-BR"/>
+        </w:rPr>
+      </w:pPr>
+      <w:r>
+        <w:rPr>
+          <w:rFonts w:ascii="Times New Roman" w:hAnsi="Times New Roman"/>
+          <w:bCs/>
+          <w:iCs/>
+          <w:color w:val="000000"/>
+          <w:sz w:val="28"/>
+          <w:szCs w:val="28"/>
+          <w:lang w:val="pt-BR"/>
+        </w:rPr>
+        <w:t>+</w:t>
+      </w:r>
+      <w:r>
+        <w:rPr>
+          <w:rFonts w:ascii="Times New Roman" w:hAnsi="Times New Roman"/>
+          <w:bCs/>
+          <w:iCs/>
+          <w:color w:val="000000"/>
+          <w:sz w:val="28"/>
+          <w:szCs w:val="28"/>
+          <w:lang w:val="pt-BR"/>
+        </w:rPr>
+        <w:t xml:space="preserve"> Hệ khung vì bằng gỗ tạp mục mọt, xô lệch mất khả năng chịu lực. </w:t>
+      </w:r>
+      <w:r>
+        <w:rPr>
+          <w:rFonts w:ascii="Times New Roman" w:hAnsi="Times New Roman"/>
+          <w:bCs/>
+          <w:color w:val="000000"/>
+          <w:sz w:val="28"/>
+          <w:szCs w:val="28"/>
+          <w:lang w:val="pt-BR"/>
+        </w:rPr>
+        <w:t>Hệ cửa đi bức bàn bằng gỗ ván ghép chắp vá mối mọt nhiều, cong vênh, nứt vỡ.</w:t>
+      </w:r>
+    </w:p>
+    <w:p>
+      <w:pPr>
+        <w:spacing w:before="120" w:line="360" w:lineRule="atLeast"/>
+        <w:ind w:firstLine="567"/>
+        <w:jc w:val="both"/>
+        <w:outlineLvl w:val="1"/>
+        <w:rPr>
+          <w:rFonts w:ascii="Times New Roman" w:hAnsi="Times New Roman"/>
+          <w:bCs/>
+          <w:color w:val="000000"/>
+          <w:sz w:val="28"/>
+          <w:szCs w:val="28"/>
+          <w:lang w:val="pt-BR"/>
+        </w:rPr>
+      </w:pPr>
+      <w:r>
+        <w:rPr>
+          <w:rFonts w:ascii="Times New Roman" w:hAnsi="Times New Roman"/>
+          <w:bCs/>
+          <w:color w:val="000000"/>
+          <w:sz w:val="28"/>
+          <w:szCs w:val="28"/>
+          <w:lang w:val="pt-BR"/>
+        </w:rPr>
+        <w:t>+</w:t>
+      </w:r>
+      <w:r>
+        <w:rPr>
+          <w:rFonts w:ascii="Times New Roman" w:hAnsi="Times New Roman"/>
+          <w:bCs/>
+          <w:color w:val="000000"/>
+          <w:sz w:val="28"/>
+          <w:szCs w:val="28"/>
+          <w:lang w:val="pt-BR"/>
+        </w:rPr>
+        <w:t xml:space="preserve"> Các cấu kiện gỗ mái: Thượng lương, hoành, xà thế hoành gia công bằng gỗ chắp vá lẫn gỗ tạp hư hỏng nặng, rui mái bằng gỗ tạp mục mọt, nấm mốc hỏng nặng.</w:t>
       </w:r>
       <w:r>
         <w:rPr>
@@ -5087,51 +6589,119 @@
           <w:szCs w:val="28"/>
           <w:lang w:val="pt-BR"/>
         </w:rPr>
-        <w:t>thiếu thống hất</w:t>
-      </w:r>
-      <w:r>
-        <w:rPr>
-          <w:rFonts w:ascii="Times New Roman" w:hAnsi="Times New Roman"/>
-          <w:bCs/>
-          <w:color w:val="000000"/>
-          <w:sz w:val="28"/>
-          <w:szCs w:val="28"/>
-          <w:lang w:val="pt-BR"/>
-        </w:rPr>
-        <w:t xml:space="preserve">, không đáp ứng được nhu cầu lễ hội lớn tập trung nhiều người tại đền. </w:t>
-      </w:r>
-    </w:p>
-    <w:p>
-      <w:pPr>
-        <w:spacing w:before="120" w:line="360" w:lineRule="atLeast"/>
-        <w:ind w:firstLine="567"/>
-        <w:jc w:val="both"/>
-        <w:rPr>
-          <w:rFonts w:ascii="Times New Roman" w:hAnsi="Times New Roman"/>
-          <w:bCs/>
-          <w:color w:val="000000"/>
-          <w:sz w:val="28"/>
-          <w:szCs w:val="28"/>
-          <w:lang w:val="pt-BR"/>
-        </w:rPr>
-      </w:pPr>
-      <w:r>
-        <w:rPr>
-          <w:rFonts w:ascii="Times New Roman" w:hAnsi="Times New Roman"/>
-          <w:bCs/>
-          <w:color w:val="000000"/>
-          <w:sz w:val="28"/>
-          <w:szCs w:val="28"/>
-          <w:lang w:val="pt-BR"/>
-        </w:rPr>
-        <w:t>Di tích Đền Gốc Khế chưa được chú trọng đầu tư bài bản do nguồn kinh phí hạn hẹp làm cho tổng thể khuôn viên di tích bị chắp vá ngày càng xuống cấp, không phát huy được giá trị của di tích.</w:t>
-      </w:r>
-    </w:p>
-    <w:p>
-      <w:pPr>
-        <w:spacing w:before="120" w:line="360" w:lineRule="atLeast"/>
-        <w:ind w:firstLine="567"/>
-        <w:jc w:val="both"/>
+        <w:t>Mái ngói mũi hài bị võng, xô lệch, nứt vỡ, rêu mốc gây thấm dột vào mùa mưa bão.</w:t>
+      </w:r>
+      <w:r>
+        <w:rPr>
+          <w:rFonts w:ascii="Times New Roman" w:hAnsi="Times New Roman"/>
+          <w:bCs/>
+          <w:color w:val="000000"/>
+          <w:sz w:val="28"/>
+          <w:szCs w:val="28"/>
+          <w:lang w:val="pt-BR"/>
+        </w:rPr>
+        <w:t xml:space="preserve"> </w:t>
+      </w:r>
+      <w:r>
+        <w:rPr>
+          <w:rFonts w:ascii="Times New Roman" w:hAnsi="Times New Roman"/>
+          <w:bCs/>
+          <w:color w:val="000000"/>
+          <w:sz w:val="28"/>
+          <w:szCs w:val="28"/>
+          <w:lang w:val="pt-BR"/>
+        </w:rPr>
+        <w:t>Bờ nóc, bờ chảy nứt vỡ, bong tróc rêu phong, các chi tiết trang trí trên mái gãy vỡ. Tường bị rêu mốc , bong tróc lớp vữa trát, nhiều vị trí mục ải.</w:t>
+      </w:r>
+    </w:p>
+    <w:p>
+      <w:pPr>
+        <w:spacing w:before="120" w:line="360" w:lineRule="atLeast"/>
+        <w:ind w:firstLine="567"/>
+        <w:jc w:val="both"/>
+        <w:outlineLvl w:val="1"/>
+        <w:rPr>
+          <w:rFonts w:ascii="Times New Roman" w:hAnsi="Times New Roman"/>
+          <w:bCs/>
+          <w:color w:val="000000"/>
+          <w:sz w:val="28"/>
+          <w:szCs w:val="28"/>
+          <w:lang w:val="pt-BR"/>
+        </w:rPr>
+      </w:pPr>
+      <w:r>
+        <w:rPr>
+          <w:rFonts w:ascii="Times New Roman" w:hAnsi="Times New Roman"/>
+          <w:bCs/>
+          <w:color w:val="000000"/>
+          <w:sz w:val="28"/>
+          <w:szCs w:val="28"/>
+          <w:lang w:val="pt-BR"/>
+        </w:rPr>
+        <w:t>+</w:t>
+      </w:r>
+      <w:r>
+        <w:rPr>
+          <w:rFonts w:ascii="Times New Roman" w:hAnsi="Times New Roman"/>
+          <w:bCs/>
+          <w:color w:val="000000"/>
+          <w:sz w:val="28"/>
+          <w:szCs w:val="28"/>
+          <w:lang w:val="pt-BR"/>
+        </w:rPr>
+        <w:t xml:space="preserve"> Nền lát gạch đỏ 400x400mm không phù hợp với kiến trúc của di tích.</w:t>
+      </w:r>
+      <w:r>
+        <w:rPr>
+          <w:rFonts w:ascii="Times New Roman" w:hAnsi="Times New Roman"/>
+          <w:bCs/>
+          <w:color w:val="000000"/>
+          <w:sz w:val="28"/>
+          <w:szCs w:val="28"/>
+          <w:lang w:val="pt-BR"/>
+        </w:rPr>
+        <w:t xml:space="preserve"> </w:t>
+      </w:r>
+      <w:r>
+        <w:rPr>
+          <w:rFonts w:ascii="Times New Roman" w:hAnsi="Times New Roman"/>
+          <w:bCs/>
+          <w:color w:val="000000"/>
+          <w:sz w:val="28"/>
+          <w:szCs w:val="28"/>
+          <w:lang w:val="pt-BR"/>
+        </w:rPr>
+        <w:t>Toàn bộ</w:t>
+      </w:r>
+      <w:r>
+        <w:rPr>
+          <w:rFonts w:ascii="Times New Roman" w:hAnsi="Times New Roman"/>
+          <w:bCs/>
+          <w:color w:val="000000"/>
+          <w:sz w:val="28"/>
+          <w:szCs w:val="28"/>
+          <w:lang w:val="pt-BR"/>
+        </w:rPr>
+        <w:t xml:space="preserve"> hoa văn họa tiết bị rêu mốc, gẫ</w:t>
+      </w:r>
+      <w:r>
+        <w:rPr>
+          <w:rFonts w:ascii="Times New Roman" w:hAnsi="Times New Roman"/>
+          <w:bCs/>
+          <w:color w:val="000000"/>
+          <w:sz w:val="28"/>
+          <w:szCs w:val="28"/>
+          <w:lang w:val="pt-BR"/>
+        </w:rPr>
+        <w:t>y, mất chi tiết.</w:t>
+      </w:r>
+    </w:p>
+    <w:p>
+      <w:pPr>
+        <w:spacing w:before="120" w:line="360" w:lineRule="atLeast"/>
+        <w:ind w:firstLine="567"/>
+        <w:jc w:val="both"/>
+        <w:outlineLvl w:val="1"/>
         <w:rPr>
           <w:rFonts w:ascii="Times New Roman" w:hAnsi="Times New Roman"/>
           <w:b/>
@@ -5154,27 +6724,15 @@
           <w:szCs w:val="28"/>
           <w:lang w:val="pt-BR"/>
         </w:rPr>
-        <w:t>4.</w:t>
-      </w:r>
-      <w:r>
-        <w:rPr>
-          <w:rFonts w:ascii="Times New Roman" w:hAnsi="Times New Roman"/>
-          <w:b/>
-          <w:bCs/>
-          <w:i/>
-          <w:color w:val="000000"/>
-          <w:sz w:val="28"/>
-          <w:szCs w:val="28"/>
-          <w:lang w:val="pt-BR"/>
-        </w:rPr>
-        <w:t>2. Hiện trạng Nghi môn</w:t>
-      </w:r>
-    </w:p>
-    <w:p>
-      <w:pPr>
-        <w:spacing w:before="120" w:line="360" w:lineRule="atLeast"/>
-        <w:ind w:firstLine="567"/>
-        <w:jc w:val="both"/>
+        <w:t>4.5. Hiện trạng lầu Cô – lầu Cậu</w:t>
+      </w:r>
+    </w:p>
+    <w:p>
+      <w:pPr>
+        <w:spacing w:before="120" w:line="360" w:lineRule="atLeast"/>
+        <w:ind w:firstLine="567"/>
+        <w:jc w:val="both"/>
+        <w:outlineLvl w:val="1"/>
         <w:rPr>
           <w:rFonts w:ascii="Times New Roman" w:hAnsi="Times New Roman"/>
           <w:bCs/>
@@ -5204,375 +6762,8 @@
           <w:szCs w:val="28"/>
           <w:lang w:val="pt-BR"/>
         </w:rPr>
-        <w:t xml:space="preserve">Nghi môn </w:t>
-      </w:r>
-      <w:r>
-        <w:rPr>
-          <w:rFonts w:ascii="Times New Roman" w:hAnsi="Times New Roman"/>
-          <w:bCs/>
-          <w:color w:val="000000"/>
-          <w:sz w:val="28"/>
-          <w:szCs w:val="28"/>
-          <w:lang w:val="pt-BR"/>
-        </w:rPr>
-        <w:t xml:space="preserve">xây lệch so với đền chính, </w:t>
-      </w:r>
-      <w:r>
-        <w:rPr>
-          <w:rFonts w:ascii="Times New Roman" w:hAnsi="Times New Roman"/>
-          <w:bCs/>
-          <w:color w:val="000000"/>
-          <w:sz w:val="28"/>
-          <w:szCs w:val="28"/>
-          <w:lang w:val="pt-BR"/>
-        </w:rPr>
-        <w:t xml:space="preserve">được xây dựng theo lối </w:t>
-      </w:r>
-      <w:r>
-        <w:rPr>
-          <w:rFonts w:ascii="Times New Roman" w:hAnsi="Times New Roman"/>
-          <w:bCs/>
-          <w:color w:val="000000"/>
-          <w:sz w:val="28"/>
-          <w:szCs w:val="28"/>
-          <w:lang w:val="pt-BR"/>
-        </w:rPr>
-        <w:t>nghi môn tứ trụ</w:t>
-      </w:r>
-      <w:r>
-        <w:rPr>
-          <w:rFonts w:ascii="Times New Roman" w:hAnsi="Times New Roman"/>
-          <w:bCs/>
-          <w:color w:val="000000"/>
-          <w:sz w:val="28"/>
-          <w:szCs w:val="28"/>
-          <w:lang w:val="pt-BR"/>
-        </w:rPr>
-        <w:t xml:space="preserve">, </w:t>
-      </w:r>
-      <w:r>
-        <w:rPr>
-          <w:rFonts w:ascii="Times New Roman" w:hAnsi="Times New Roman"/>
-          <w:bCs/>
-          <w:color w:val="000000"/>
-          <w:sz w:val="28"/>
-          <w:szCs w:val="28"/>
-          <w:lang w:val="pt-BR"/>
-        </w:rPr>
-        <w:t xml:space="preserve">2 trụ giữa là 2 trụ phượng, 2 trụ hai bên là trụ </w:t>
-      </w:r>
-      <w:r>
-        <w:rPr>
-          <w:rFonts w:ascii="Times New Roman" w:hAnsi="Times New Roman"/>
-          <w:bCs/>
-          <w:color w:val="000000"/>
-          <w:sz w:val="28"/>
-          <w:szCs w:val="28"/>
-          <w:lang w:val="pt-BR"/>
-        </w:rPr>
-        <w:t xml:space="preserve">ghê. </w:t>
-      </w:r>
-      <w:r>
-        <w:rPr>
-          <w:rFonts w:ascii="Times New Roman" w:hAnsi="Times New Roman"/>
-          <w:bCs/>
-          <w:color w:val="000000"/>
-          <w:sz w:val="28"/>
-          <w:szCs w:val="28"/>
-          <w:lang w:val="pt-BR"/>
-        </w:rPr>
-        <w:t>1 lối đi giữa rộng 2,8m</w:t>
-      </w:r>
-      <w:r>
-        <w:rPr>
-          <w:rFonts w:ascii="Times New Roman" w:hAnsi="Times New Roman"/>
-          <w:bCs/>
-          <w:color w:val="000000"/>
-          <w:sz w:val="28"/>
-          <w:szCs w:val="28"/>
-          <w:lang w:val="pt-BR"/>
-        </w:rPr>
-        <w:t xml:space="preserve">. Cốt nghi môn cao hơn cốt đường </w:t>
-      </w:r>
-      <w:r>
-        <w:rPr>
-          <w:rFonts w:ascii="Times New Roman" w:hAnsi="Times New Roman"/>
-          <w:bCs/>
-          <w:color w:val="000000"/>
-          <w:sz w:val="28"/>
-          <w:szCs w:val="28"/>
-          <w:lang w:val="pt-BR"/>
-        </w:rPr>
-        <w:t xml:space="preserve">khoảng 1m (5 bậc). </w:t>
-      </w:r>
-    </w:p>
-    <w:p>
-      <w:pPr>
-        <w:spacing w:before="120" w:line="360" w:lineRule="atLeast"/>
-        <w:ind w:firstLine="567"/>
-        <w:jc w:val="both"/>
-        <w:rPr>
-          <w:rFonts w:ascii="Times New Roman" w:hAnsi="Times New Roman"/>
-          <w:bCs/>
-          <w:color w:val="000000"/>
-          <w:sz w:val="28"/>
-          <w:szCs w:val="28"/>
-          <w:lang w:val="pt-BR"/>
-        </w:rPr>
-      </w:pPr>
-      <w:r>
-        <w:rPr>
-          <w:rFonts w:ascii="Times New Roman" w:hAnsi="Times New Roman"/>
-          <w:bCs/>
-          <w:color w:val="000000"/>
-          <w:sz w:val="28"/>
-          <w:szCs w:val="28"/>
-          <w:lang w:val="pt-BR"/>
-        </w:rPr>
-        <w:t>Trụ p</w:t>
-      </w:r>
-      <w:r>
-        <w:rPr>
-          <w:rFonts w:ascii="Times New Roman" w:hAnsi="Times New Roman"/>
-          <w:bCs/>
-          <w:color w:val="000000"/>
-          <w:sz w:val="28"/>
-          <w:szCs w:val="28"/>
-          <w:lang w:val="pt-BR"/>
-        </w:rPr>
-        <w:t xml:space="preserve">hượng cao </w:t>
-      </w:r>
-      <w:r>
-        <w:rPr>
-          <w:rFonts w:ascii="Times New Roman" w:hAnsi="Times New Roman"/>
-          <w:bCs/>
-          <w:color w:val="000000"/>
-          <w:sz w:val="28"/>
-          <w:szCs w:val="28"/>
-          <w:lang w:val="pt-BR"/>
-        </w:rPr>
-        <w:t>4,36m, trụ n</w:t>
-      </w:r>
-      <w:r>
-        <w:rPr>
-          <w:rFonts w:ascii="Times New Roman" w:hAnsi="Times New Roman"/>
-          <w:bCs/>
-          <w:color w:val="000000"/>
-          <w:sz w:val="28"/>
-          <w:szCs w:val="28"/>
-          <w:lang w:val="pt-BR"/>
-        </w:rPr>
-        <w:t xml:space="preserve">ghê cao 3,88m. </w:t>
-      </w:r>
-      <w:r>
-        <w:rPr>
-          <w:rFonts w:ascii="Times New Roman" w:hAnsi="Times New Roman"/>
-          <w:bCs/>
-          <w:color w:val="000000"/>
-          <w:sz w:val="28"/>
-          <w:szCs w:val="28"/>
-          <w:lang w:val="pt-BR"/>
-        </w:rPr>
-        <w:t xml:space="preserve">Trụ biểu xây gạch trát vữa, sơn màu </w:t>
-      </w:r>
-      <w:r>
-        <w:rPr>
-          <w:rFonts w:ascii="Times New Roman" w:hAnsi="Times New Roman"/>
-          <w:bCs/>
-          <w:color w:val="000000"/>
-          <w:sz w:val="28"/>
-          <w:szCs w:val="28"/>
-          <w:lang w:val="pt-BR"/>
-        </w:rPr>
-        <w:t>hồng nhạt</w:t>
-      </w:r>
-      <w:r>
-        <w:rPr>
-          <w:rFonts w:ascii="Times New Roman" w:hAnsi="Times New Roman"/>
-          <w:bCs/>
-          <w:color w:val="000000"/>
-          <w:sz w:val="28"/>
-          <w:szCs w:val="28"/>
-          <w:lang w:val="pt-BR"/>
-        </w:rPr>
-        <w:t>. Bậc cấp lát gạch đỏ có mũi bậc, thành bậc gia công bằng đá xanh, chạm rồng.</w:t>
-      </w:r>
-      <w:r>
-        <w:rPr>
-          <w:rFonts w:ascii="Times New Roman" w:hAnsi="Times New Roman"/>
-          <w:bCs/>
-          <w:color w:val="000000"/>
-          <w:sz w:val="28"/>
-          <w:szCs w:val="28"/>
-          <w:lang w:val="pt-BR"/>
-        </w:rPr>
-        <w:t xml:space="preserve"> Hai bên tường trụ biểu đắp rồng, phượng trang trí.</w:t>
-      </w:r>
-    </w:p>
-    <w:p>
-      <w:pPr>
-        <w:spacing w:before="120" w:line="360" w:lineRule="atLeast"/>
-        <w:ind w:firstLine="567"/>
-        <w:jc w:val="both"/>
-        <w:rPr>
-          <w:rFonts w:ascii="Times New Roman" w:hAnsi="Times New Roman"/>
-          <w:bCs/>
-          <w:i/>
-          <w:color w:val="000000"/>
-          <w:sz w:val="28"/>
-          <w:szCs w:val="28"/>
-          <w:lang w:val="pt-BR"/>
-        </w:rPr>
-      </w:pPr>
-      <w:r>
-        <w:rPr>
-          <w:rFonts w:ascii="Times New Roman" w:hAnsi="Times New Roman"/>
-          <w:bCs/>
-          <w:color w:val="000000"/>
-          <w:sz w:val="28"/>
-          <w:szCs w:val="28"/>
-          <w:lang w:val="pt-BR"/>
-        </w:rPr>
-        <w:t xml:space="preserve">- </w:t>
-      </w:r>
-      <w:r>
-        <w:rPr>
-          <w:rFonts w:ascii="Times New Roman" w:hAnsi="Times New Roman"/>
-          <w:bCs/>
-          <w:color w:val="000000"/>
-          <w:sz w:val="28"/>
-          <w:szCs w:val="28"/>
-          <w:lang w:val="pt-BR"/>
-        </w:rPr>
-        <w:t>Tình trạng kỹ thuật hiện nay:</w:t>
-      </w:r>
-      <w:r>
-        <w:rPr>
-          <w:rFonts w:ascii="Times New Roman" w:hAnsi="Times New Roman"/>
-          <w:bCs/>
-          <w:color w:val="000000"/>
-          <w:sz w:val="28"/>
-          <w:szCs w:val="28"/>
-          <w:lang w:val="pt-BR"/>
-        </w:rPr>
-        <w:t xml:space="preserve"> </w:t>
-      </w:r>
-      <w:r>
-        <w:rPr>
-          <w:rFonts w:ascii="Times New Roman" w:hAnsi="Times New Roman"/>
-          <w:bCs/>
-          <w:color w:val="000000"/>
-          <w:sz w:val="28"/>
-          <w:szCs w:val="28"/>
-          <w:lang w:val="pt-BR"/>
-        </w:rPr>
-        <w:t>Trụ biểu, tường bị rêu mốc, bong tróc, mục ải lớp vữa trát.</w:t>
-      </w:r>
-      <w:r>
-        <w:rPr>
-          <w:rFonts w:ascii="Times New Roman" w:hAnsi="Times New Roman"/>
-          <w:bCs/>
-          <w:color w:val="000000"/>
-          <w:sz w:val="28"/>
-          <w:szCs w:val="28"/>
-          <w:lang w:val="pt-BR"/>
-        </w:rPr>
-        <w:t xml:space="preserve"> </w:t>
-      </w:r>
-      <w:r>
-        <w:rPr>
-          <w:rFonts w:ascii="Times New Roman" w:hAnsi="Times New Roman"/>
-          <w:bCs/>
-          <w:color w:val="000000"/>
-          <w:sz w:val="28"/>
-          <w:szCs w:val="28"/>
-          <w:lang w:val="pt-BR"/>
-        </w:rPr>
-        <w:t>Con giống, hoa văn họa tiết đắp vẽ trang trí bị rêu mốc, nứt vỡ mất chi tiết.</w:t>
-      </w:r>
-      <w:r>
-        <w:rPr>
-          <w:rFonts w:ascii="Times New Roman" w:hAnsi="Times New Roman"/>
-          <w:bCs/>
-          <w:i/>
-          <w:color w:val="000000"/>
-          <w:sz w:val="28"/>
-          <w:szCs w:val="28"/>
-          <w:lang w:val="pt-BR"/>
-        </w:rPr>
-        <w:t xml:space="preserve"> </w:t>
-      </w:r>
-      <w:r>
-        <w:rPr>
-          <w:rFonts w:ascii="Times New Roman" w:hAnsi="Times New Roman"/>
-          <w:bCs/>
-          <w:color w:val="000000"/>
-          <w:sz w:val="28"/>
-          <w:szCs w:val="28"/>
-          <w:lang w:val="pt-BR"/>
-        </w:rPr>
-        <w:t>Bậc cấp lát gạch đỏ bị rêu mốc, sứt vỡ, sụt lún gây mất mỹ quan.</w:t>
-      </w:r>
-    </w:p>
-    <w:p>
-      <w:pPr>
-        <w:spacing w:before="120" w:line="360" w:lineRule="atLeast"/>
-        <w:ind w:firstLine="567"/>
-        <w:jc w:val="both"/>
-        <w:outlineLvl w:val="1"/>
-        <w:rPr>
-          <w:rFonts w:ascii="Times New Roman" w:hAnsi="Times New Roman"/>
-          <w:b/>
-          <w:bCs/>
-          <w:i/>
-          <w:color w:val="000000"/>
-          <w:sz w:val="28"/>
-          <w:szCs w:val="28"/>
-          <w:lang w:val="pt-BR"/>
-        </w:rPr>
-      </w:pPr>
-      <w:r>
-        <w:rPr>
-          <w:rFonts w:ascii="Times New Roman" w:hAnsi="Times New Roman"/>
-          <w:b/>
-          <w:bCs/>
-          <w:i/>
-          <w:color w:val="000000"/>
-          <w:sz w:val="28"/>
-          <w:szCs w:val="28"/>
-          <w:lang w:val="pt-BR"/>
-        </w:rPr>
-        <w:t>4.</w:t>
-      </w:r>
-      <w:r>
-        <w:rPr>
-          <w:rFonts w:ascii="Times New Roman" w:hAnsi="Times New Roman"/>
-          <w:b/>
-          <w:bCs/>
-          <w:i/>
-          <w:color w:val="000000"/>
-          <w:sz w:val="28"/>
-          <w:szCs w:val="28"/>
-          <w:lang w:val="pt-BR"/>
-        </w:rPr>
-        <w:t>3. Hiện trạng đền chính</w:t>
-      </w:r>
-    </w:p>
-    <w:p>
-      <w:pPr>
-        <w:spacing w:before="120" w:line="360" w:lineRule="atLeast"/>
-        <w:ind w:firstLine="567"/>
-        <w:jc w:val="both"/>
-        <w:outlineLvl w:val="1"/>
-        <w:rPr>
-          <w:rFonts w:ascii="Times New Roman" w:hAnsi="Times New Roman"/>
-          <w:bCs/>
-          <w:color w:val="000000"/>
-          <w:sz w:val="28"/>
-          <w:szCs w:val="28"/>
-          <w:lang w:val="pt-BR"/>
-        </w:rPr>
-      </w:pPr>
+        <w:t xml:space="preserve">Lầu Cô – lầu Cậu hiện trạng với mặt bằng hình vuông. Diện tích khoảng 3,61m2. Kiến trúc 2 tầng mái dâng đao. Hệ tường bao xây gạch trát vữa, ốp đá màu </w:t>
+      </w:r>
       <w:r>
         <w:rPr>
           <w:rFonts w:ascii="Times New Roman" w:hAnsi="Times New Roman"/>
@@ -5583,1195 +6774,7 @@
           <w:lang w:val="pt-BR"/>
         </w:rPr>
         <w:lastRenderedPageBreak/>
-        <w:t xml:space="preserve">- </w:t>
-      </w:r>
-      <w:r>
-        <w:rPr>
-          <w:rFonts w:ascii="Times New Roman" w:hAnsi="Times New Roman"/>
-          <w:bCs/>
-          <w:color w:val="000000"/>
-          <w:sz w:val="28"/>
-          <w:szCs w:val="28"/>
-          <w:lang w:val="pt-BR"/>
-        </w:rPr>
-        <w:t>Đền chính được xây dựng theo lối kiến trúc truy</w:t>
-      </w:r>
-      <w:r>
-        <w:rPr>
-          <w:rFonts w:ascii="Times New Roman" w:hAnsi="Times New Roman"/>
-          <w:bCs/>
-          <w:color w:val="000000"/>
-          <w:sz w:val="28"/>
-          <w:szCs w:val="28"/>
-          <w:lang w:val="pt-BR"/>
-        </w:rPr>
-        <w:t>ền thống với mặt bằng hình chữ đ</w:t>
-      </w:r>
-      <w:r>
-        <w:rPr>
-          <w:rFonts w:ascii="Times New Roman" w:hAnsi="Times New Roman"/>
-          <w:bCs/>
-          <w:color w:val="000000"/>
-          <w:sz w:val="28"/>
-          <w:szCs w:val="28"/>
-          <w:lang w:val="pt-BR"/>
-        </w:rPr>
-        <w:t>inh, diện tích khoảng 37,</w:t>
-      </w:r>
-      <w:r>
-        <w:rPr>
-          <w:rFonts w:ascii="Times New Roman" w:hAnsi="Times New Roman"/>
-          <w:bCs/>
-          <w:color w:val="000000"/>
-          <w:sz w:val="28"/>
-          <w:szCs w:val="28"/>
-          <w:lang w:val="pt-BR"/>
-        </w:rPr>
-        <w:t>53m2. Kiến trúc 1 tầng mái.</w:t>
-      </w:r>
-      <w:r>
-        <w:rPr>
-          <w:rFonts w:ascii="Times New Roman" w:hAnsi="Times New Roman"/>
-          <w:bCs/>
-          <w:color w:val="000000"/>
-          <w:sz w:val="28"/>
-          <w:szCs w:val="28"/>
-          <w:lang w:val="pt-BR"/>
-        </w:rPr>
-        <w:t xml:space="preserve"> Tường bao xung quanh xây bằng gạch trát vữa.</w:t>
-      </w:r>
-    </w:p>
-    <w:p>
-      <w:pPr>
-        <w:spacing w:before="120" w:line="360" w:lineRule="atLeast"/>
-        <w:ind w:firstLine="567"/>
-        <w:jc w:val="both"/>
-        <w:outlineLvl w:val="1"/>
-        <w:rPr>
-          <w:rFonts w:ascii="Times New Roman" w:hAnsi="Times New Roman"/>
-          <w:bCs/>
-          <w:color w:val="000000"/>
-          <w:sz w:val="28"/>
-          <w:szCs w:val="28"/>
-          <w:lang w:val="pt-BR"/>
-        </w:rPr>
-      </w:pPr>
-      <w:r>
-        <w:rPr>
-          <w:rFonts w:ascii="Times New Roman" w:hAnsi="Times New Roman"/>
-          <w:bCs/>
-          <w:color w:val="000000"/>
-          <w:sz w:val="28"/>
-          <w:szCs w:val="28"/>
-          <w:lang w:val="pt-BR"/>
-        </w:rPr>
-        <w:t>+</w:t>
-      </w:r>
-      <w:r>
-        <w:rPr>
-          <w:rFonts w:ascii="Times New Roman" w:hAnsi="Times New Roman"/>
-          <w:bCs/>
-          <w:color w:val="000000"/>
-          <w:sz w:val="28"/>
-          <w:szCs w:val="28"/>
-          <w:lang w:val="pt-BR"/>
-        </w:rPr>
-        <w:t xml:space="preserve"> Tòa Tiền bái: Kết cấu </w:t>
-      </w:r>
-      <w:r>
-        <w:rPr>
-          <w:rFonts w:ascii="Times New Roman" w:hAnsi="Times New Roman"/>
-          <w:bCs/>
-          <w:color w:val="000000"/>
-          <w:sz w:val="28"/>
-          <w:szCs w:val="28"/>
-          <w:lang w:val="pt-BR"/>
-        </w:rPr>
-        <w:t xml:space="preserve">hệ </w:t>
-      </w:r>
-      <w:r>
-        <w:rPr>
-          <w:rFonts w:ascii="Times New Roman" w:hAnsi="Times New Roman"/>
-          <w:bCs/>
-          <w:color w:val="000000"/>
-          <w:sz w:val="28"/>
-          <w:szCs w:val="28"/>
-          <w:lang w:val="pt-BR"/>
-        </w:rPr>
-        <w:t xml:space="preserve">khung </w:t>
-      </w:r>
-      <w:r>
-        <w:rPr>
-          <w:rFonts w:ascii="Times New Roman" w:hAnsi="Times New Roman"/>
-          <w:bCs/>
-          <w:color w:val="000000"/>
-          <w:sz w:val="28"/>
-          <w:szCs w:val="28"/>
-          <w:lang w:val="pt-BR"/>
-        </w:rPr>
-        <w:t>cột và khung vì kèo bằng gỗ.</w:t>
-      </w:r>
-      <w:r>
-        <w:rPr>
-          <w:rFonts w:ascii="Times New Roman" w:hAnsi="Times New Roman"/>
-          <w:bCs/>
-          <w:color w:val="000000"/>
-          <w:sz w:val="28"/>
-          <w:szCs w:val="28"/>
-          <w:lang w:val="pt-BR"/>
-        </w:rPr>
-        <w:t xml:space="preserve"> </w:t>
-      </w:r>
-      <w:r>
-        <w:rPr>
-          <w:rFonts w:ascii="Times New Roman" w:hAnsi="Times New Roman"/>
-          <w:bCs/>
-          <w:color w:val="000000"/>
-          <w:sz w:val="28"/>
-          <w:szCs w:val="28"/>
-          <w:lang w:val="pt-BR"/>
-        </w:rPr>
-        <w:t xml:space="preserve">Nền hiên lát gạch men </w:t>
-      </w:r>
-      <w:r>
-        <w:rPr>
-          <w:rFonts w:ascii="Times New Roman" w:hAnsi="Times New Roman"/>
-          <w:bCs/>
-          <w:color w:val="000000"/>
-          <w:sz w:val="28"/>
-          <w:szCs w:val="28"/>
-          <w:lang w:val="pt-BR"/>
-        </w:rPr>
-        <w:t xml:space="preserve">(KT </w:t>
-      </w:r>
-      <w:r>
-        <w:rPr>
-          <w:rFonts w:ascii="Times New Roman" w:hAnsi="Times New Roman"/>
-          <w:bCs/>
-          <w:color w:val="000000"/>
-          <w:sz w:val="28"/>
-          <w:szCs w:val="28"/>
-          <w:lang w:val="pt-BR"/>
-        </w:rPr>
-        <w:t>600x600mm</w:t>
-      </w:r>
-      <w:r>
-        <w:rPr>
-          <w:rFonts w:ascii="Times New Roman" w:hAnsi="Times New Roman"/>
-          <w:bCs/>
-          <w:color w:val="000000"/>
-          <w:sz w:val="28"/>
-          <w:szCs w:val="28"/>
-          <w:lang w:val="pt-BR"/>
-        </w:rPr>
-        <w:t xml:space="preserve">), nền đền lát gạch đỏ </w:t>
-      </w:r>
-      <w:r>
-        <w:rPr>
-          <w:rFonts w:ascii="Times New Roman" w:hAnsi="Times New Roman"/>
-          <w:bCs/>
-          <w:color w:val="000000"/>
-          <w:sz w:val="28"/>
-          <w:szCs w:val="28"/>
-          <w:lang w:val="pt-BR"/>
-        </w:rPr>
-        <w:t xml:space="preserve">(KT </w:t>
-      </w:r>
-      <w:r>
-        <w:rPr>
-          <w:rFonts w:ascii="Times New Roman" w:hAnsi="Times New Roman"/>
-          <w:bCs/>
-          <w:color w:val="000000"/>
-          <w:sz w:val="28"/>
-          <w:szCs w:val="28"/>
-          <w:lang w:val="pt-BR"/>
-        </w:rPr>
-        <w:t>500x500mm</w:t>
-      </w:r>
-      <w:r>
-        <w:rPr>
-          <w:rFonts w:ascii="Times New Roman" w:hAnsi="Times New Roman"/>
-          <w:bCs/>
-          <w:color w:val="000000"/>
-          <w:sz w:val="28"/>
-          <w:szCs w:val="28"/>
-          <w:lang w:val="pt-BR"/>
-        </w:rPr>
-        <w:t>)</w:t>
-      </w:r>
-      <w:r>
-        <w:rPr>
-          <w:rFonts w:ascii="Times New Roman" w:hAnsi="Times New Roman"/>
-          <w:bCs/>
-          <w:color w:val="000000"/>
-          <w:sz w:val="28"/>
-          <w:szCs w:val="28"/>
-          <w:lang w:val="pt-BR"/>
-        </w:rPr>
-        <w:t>.</w:t>
-      </w:r>
-      <w:r>
-        <w:rPr>
-          <w:rFonts w:ascii="Times New Roman" w:hAnsi="Times New Roman"/>
-          <w:bCs/>
-          <w:color w:val="000000"/>
-          <w:sz w:val="28"/>
-          <w:szCs w:val="28"/>
-          <w:lang w:val="pt-BR"/>
-        </w:rPr>
-        <w:t xml:space="preserve"> </w:t>
-      </w:r>
-      <w:r>
-        <w:rPr>
-          <w:rFonts w:ascii="Times New Roman" w:hAnsi="Times New Roman"/>
-          <w:bCs/>
-          <w:color w:val="000000"/>
-          <w:sz w:val="28"/>
-          <w:szCs w:val="28"/>
-          <w:lang w:val="pt-BR"/>
-        </w:rPr>
-        <w:t>Hệ cửa đi pano gỗ.</w:t>
-      </w:r>
-    </w:p>
-    <w:p>
-      <w:pPr>
-        <w:spacing w:before="120" w:line="360" w:lineRule="atLeast"/>
-        <w:ind w:firstLine="567"/>
-        <w:jc w:val="both"/>
-        <w:outlineLvl w:val="1"/>
-        <w:rPr>
-          <w:rFonts w:ascii="Times New Roman" w:hAnsi="Times New Roman"/>
-          <w:bCs/>
-          <w:color w:val="000000"/>
-          <w:sz w:val="28"/>
-          <w:szCs w:val="28"/>
-          <w:lang w:val="pt-BR"/>
-        </w:rPr>
-      </w:pPr>
-      <w:r>
-        <w:rPr>
-          <w:rFonts w:ascii="Times New Roman" w:hAnsi="Times New Roman"/>
-          <w:bCs/>
-          <w:color w:val="000000"/>
-          <w:sz w:val="28"/>
-          <w:szCs w:val="28"/>
-          <w:lang w:val="pt-BR"/>
-        </w:rPr>
-        <w:t>+</w:t>
-      </w:r>
-      <w:r>
-        <w:rPr>
-          <w:rFonts w:ascii="Times New Roman" w:hAnsi="Times New Roman"/>
-          <w:bCs/>
-          <w:color w:val="000000"/>
-          <w:sz w:val="28"/>
-          <w:szCs w:val="28"/>
-          <w:lang w:val="pt-BR"/>
-        </w:rPr>
-        <w:t xml:space="preserve"> Tòa Hậu cung: </w:t>
-      </w:r>
-      <w:r>
-        <w:rPr>
-          <w:rFonts w:ascii="Times New Roman" w:hAnsi="Times New Roman"/>
-          <w:bCs/>
-          <w:color w:val="000000"/>
-          <w:sz w:val="28"/>
-          <w:szCs w:val="28"/>
-          <w:lang w:val="pt-BR"/>
-        </w:rPr>
-        <w:t>Kết cấu khung cột BTCT. Nền</w:t>
-      </w:r>
-      <w:r>
-        <w:rPr>
-          <w:rFonts w:ascii="Times New Roman" w:hAnsi="Times New Roman"/>
-          <w:bCs/>
-          <w:color w:val="000000"/>
-          <w:sz w:val="28"/>
-          <w:szCs w:val="28"/>
-          <w:lang w:val="pt-BR"/>
-        </w:rPr>
-        <w:t xml:space="preserve"> lát gạch men </w:t>
-      </w:r>
-      <w:r>
-        <w:rPr>
-          <w:rFonts w:ascii="Times New Roman" w:hAnsi="Times New Roman"/>
-          <w:bCs/>
-          <w:color w:val="000000"/>
-          <w:sz w:val="28"/>
-          <w:szCs w:val="28"/>
-          <w:lang w:val="pt-BR"/>
-        </w:rPr>
-        <w:t xml:space="preserve">(KT </w:t>
-      </w:r>
-      <w:r>
-        <w:rPr>
-          <w:rFonts w:ascii="Times New Roman" w:hAnsi="Times New Roman"/>
-          <w:bCs/>
-          <w:color w:val="000000"/>
-          <w:sz w:val="28"/>
-          <w:szCs w:val="28"/>
-          <w:lang w:val="pt-BR"/>
-        </w:rPr>
-        <w:t>200x200mm</w:t>
-      </w:r>
-      <w:r>
-        <w:rPr>
-          <w:rFonts w:ascii="Times New Roman" w:hAnsi="Times New Roman"/>
-          <w:bCs/>
-          <w:color w:val="000000"/>
-          <w:sz w:val="28"/>
-          <w:szCs w:val="28"/>
-          <w:lang w:val="pt-BR"/>
-        </w:rPr>
-        <w:t>)</w:t>
-      </w:r>
-      <w:r>
-        <w:rPr>
-          <w:rFonts w:ascii="Times New Roman" w:hAnsi="Times New Roman"/>
-          <w:bCs/>
-          <w:color w:val="000000"/>
-          <w:sz w:val="28"/>
-          <w:szCs w:val="28"/>
-          <w:lang w:val="pt-BR"/>
-        </w:rPr>
-        <w:t xml:space="preserve"> thẳng mạch.</w:t>
-      </w:r>
-      <w:r>
-        <w:rPr>
-          <w:rFonts w:ascii="Times New Roman" w:hAnsi="Times New Roman"/>
-          <w:bCs/>
-          <w:color w:val="000000"/>
-          <w:sz w:val="28"/>
-          <w:szCs w:val="28"/>
-          <w:lang w:val="pt-BR"/>
-        </w:rPr>
-        <w:t xml:space="preserve"> </w:t>
-      </w:r>
-      <w:r>
-        <w:rPr>
-          <w:rFonts w:ascii="Times New Roman" w:hAnsi="Times New Roman"/>
-          <w:bCs/>
-          <w:color w:val="000000"/>
-          <w:sz w:val="28"/>
-          <w:szCs w:val="28"/>
-          <w:lang w:val="pt-BR"/>
-        </w:rPr>
-        <w:t>Cốt đáy trần hậu cung cao +4,48m. Mái</w:t>
-      </w:r>
-      <w:r>
-        <w:rPr>
-          <w:rFonts w:ascii="Times New Roman" w:hAnsi="Times New Roman"/>
-          <w:bCs/>
-          <w:color w:val="000000"/>
-          <w:sz w:val="28"/>
-          <w:szCs w:val="28"/>
-          <w:lang w:val="pt-BR"/>
-        </w:rPr>
-        <w:t xml:space="preserve"> lợp ngói di.</w:t>
-      </w:r>
-    </w:p>
-    <w:p>
-      <w:pPr>
-        <w:spacing w:before="120" w:line="360" w:lineRule="atLeast"/>
-        <w:ind w:firstLine="567"/>
-        <w:jc w:val="both"/>
-        <w:outlineLvl w:val="1"/>
-        <w:rPr>
-          <w:rFonts w:ascii="Times New Roman" w:hAnsi="Times New Roman"/>
-          <w:bCs/>
-          <w:color w:val="000000"/>
-          <w:sz w:val="28"/>
-          <w:szCs w:val="28"/>
-          <w:lang w:val="pt-BR"/>
-        </w:rPr>
-      </w:pPr>
-      <w:r>
-        <w:rPr>
-          <w:rFonts w:ascii="Times New Roman" w:hAnsi="Times New Roman"/>
-          <w:bCs/>
-          <w:color w:val="000000"/>
-          <w:sz w:val="28"/>
-          <w:szCs w:val="28"/>
-          <w:lang w:val="pt-BR"/>
-        </w:rPr>
-        <w:t xml:space="preserve">- </w:t>
-      </w:r>
-      <w:r>
-        <w:rPr>
-          <w:rFonts w:ascii="Times New Roman" w:hAnsi="Times New Roman"/>
-          <w:bCs/>
-          <w:color w:val="000000"/>
-          <w:sz w:val="28"/>
-          <w:szCs w:val="28"/>
-          <w:lang w:val="pt-BR"/>
-        </w:rPr>
-        <w:t>Tình trạng kỹ thuật hiện nay</w:t>
-      </w:r>
-    </w:p>
-    <w:p>
-      <w:pPr>
-        <w:spacing w:before="120" w:line="360" w:lineRule="atLeast"/>
-        <w:ind w:firstLine="567"/>
-        <w:jc w:val="both"/>
-        <w:outlineLvl w:val="1"/>
-        <w:rPr>
-          <w:rFonts w:ascii="Times New Roman" w:hAnsi="Times New Roman"/>
-          <w:bCs/>
-          <w:color w:val="000000"/>
-          <w:sz w:val="28"/>
-          <w:szCs w:val="28"/>
-          <w:lang w:val="pt-BR"/>
-        </w:rPr>
-      </w:pPr>
-      <w:r>
-        <w:rPr>
-          <w:rFonts w:ascii="Times New Roman" w:hAnsi="Times New Roman"/>
-          <w:bCs/>
-          <w:color w:val="000000"/>
-          <w:sz w:val="28"/>
-          <w:szCs w:val="28"/>
-          <w:lang w:val="pt-BR"/>
-        </w:rPr>
-        <w:t xml:space="preserve">+ </w:t>
-      </w:r>
-      <w:r>
-        <w:rPr>
-          <w:rFonts w:ascii="Times New Roman" w:hAnsi="Times New Roman"/>
-          <w:bCs/>
-          <w:color w:val="000000"/>
-          <w:sz w:val="28"/>
-          <w:szCs w:val="28"/>
-          <w:lang w:val="pt-BR"/>
-        </w:rPr>
-        <w:t>Hệ kết cấu khung vì tiền tế bằng gỗ tạp, mục mọt, nấm mốc, cong vênh, không còn khả năng chịu lực.</w:t>
-      </w:r>
-      <w:r>
-        <w:rPr>
-          <w:rFonts w:ascii="Times New Roman" w:hAnsi="Times New Roman"/>
-          <w:bCs/>
-          <w:color w:val="000000"/>
-          <w:sz w:val="28"/>
-          <w:szCs w:val="28"/>
-          <w:lang w:val="pt-BR"/>
-        </w:rPr>
-        <w:t xml:space="preserve"> </w:t>
-      </w:r>
-      <w:r>
-        <w:rPr>
-          <w:rFonts w:ascii="Times New Roman" w:hAnsi="Times New Roman"/>
-          <w:bCs/>
-          <w:color w:val="000000"/>
-          <w:sz w:val="28"/>
-          <w:szCs w:val="28"/>
-          <w:lang w:val="pt-BR"/>
-        </w:rPr>
-        <w:t>Hệ thống tường bao bị rêu mốc, mục ải, bong tróc lớp vữa trát gây mất mỹ quan.</w:t>
-      </w:r>
-      <w:r>
-        <w:rPr>
-          <w:rFonts w:ascii="Times New Roman" w:hAnsi="Times New Roman"/>
-          <w:bCs/>
-          <w:color w:val="000000"/>
-          <w:sz w:val="28"/>
-          <w:szCs w:val="28"/>
-          <w:lang w:val="pt-BR"/>
-        </w:rPr>
-        <w:t xml:space="preserve"> </w:t>
-      </w:r>
-      <w:r>
-        <w:rPr>
-          <w:rFonts w:ascii="Times New Roman" w:hAnsi="Times New Roman"/>
-          <w:bCs/>
-          <w:color w:val="000000"/>
-          <w:sz w:val="28"/>
-          <w:szCs w:val="28"/>
-          <w:lang w:val="pt-BR"/>
-        </w:rPr>
-        <w:t>Mái tiền tế lợp ngói di bị võng, xô lệch, rêu mốc, nứt vỡ gây thấm dột nặng nề khi trời mưa.</w:t>
-      </w:r>
-    </w:p>
-    <w:p>
-      <w:pPr>
-        <w:spacing w:before="120" w:line="360" w:lineRule="atLeast"/>
-        <w:ind w:firstLine="567"/>
-        <w:jc w:val="both"/>
-        <w:outlineLvl w:val="1"/>
-        <w:rPr>
-          <w:rFonts w:ascii="Times New Roman" w:hAnsi="Times New Roman"/>
-          <w:bCs/>
-          <w:color w:val="000000"/>
-          <w:sz w:val="28"/>
-          <w:szCs w:val="28"/>
-          <w:lang w:val="pt-BR"/>
-        </w:rPr>
-      </w:pPr>
-      <w:r>
-        <w:rPr>
-          <w:rFonts w:ascii="Times New Roman" w:hAnsi="Times New Roman"/>
-          <w:bCs/>
-          <w:color w:val="000000"/>
-          <w:sz w:val="28"/>
-          <w:szCs w:val="28"/>
-          <w:lang w:val="pt-BR"/>
-        </w:rPr>
-        <w:t xml:space="preserve">+ </w:t>
-      </w:r>
-      <w:r>
-        <w:rPr>
-          <w:rFonts w:ascii="Times New Roman" w:hAnsi="Times New Roman"/>
-          <w:bCs/>
-          <w:color w:val="000000"/>
-          <w:sz w:val="28"/>
-          <w:szCs w:val="28"/>
-          <w:lang w:val="pt-BR"/>
-        </w:rPr>
-        <w:t>Hệ cửa đi pano bằng gỗ tạp cong vênh, mối mọt, nứt vỡ, không phù hợp với không gian trong di tích.</w:t>
-      </w:r>
-      <w:r>
-        <w:rPr>
-          <w:rFonts w:ascii="Times New Roman" w:hAnsi="Times New Roman"/>
-          <w:bCs/>
-          <w:color w:val="000000"/>
-          <w:sz w:val="28"/>
-          <w:szCs w:val="28"/>
-          <w:lang w:val="pt-BR"/>
-        </w:rPr>
-        <w:t xml:space="preserve"> </w:t>
-      </w:r>
-      <w:r>
-        <w:rPr>
-          <w:rFonts w:ascii="Times New Roman" w:hAnsi="Times New Roman"/>
-          <w:bCs/>
-          <w:color w:val="000000"/>
-          <w:sz w:val="28"/>
-          <w:szCs w:val="28"/>
-          <w:lang w:val="pt-BR"/>
-        </w:rPr>
-        <w:t>Nền lát gạch sụt lún, nứt vỡ, không đồng bộ, không phù hợp trong không gian di tích.</w:t>
-      </w:r>
-      <w:r>
-        <w:rPr>
-          <w:rFonts w:ascii="Times New Roman" w:hAnsi="Times New Roman"/>
-          <w:bCs/>
-          <w:color w:val="000000"/>
-          <w:sz w:val="28"/>
-          <w:szCs w:val="28"/>
-          <w:lang w:val="pt-BR"/>
-        </w:rPr>
-        <w:t xml:space="preserve"> </w:t>
-      </w:r>
-      <w:r>
-        <w:rPr>
-          <w:rFonts w:ascii="Times New Roman" w:hAnsi="Times New Roman"/>
-          <w:bCs/>
-          <w:color w:val="000000"/>
-          <w:sz w:val="28"/>
-          <w:szCs w:val="28"/>
-          <w:lang w:val="pt-BR"/>
-        </w:rPr>
-        <w:t>Trần hậu cung nứt vỡ, rêu mốc, mục ải lớp vữa trát gây thấm dột khi trời mưa.</w:t>
-      </w:r>
-    </w:p>
-    <w:p>
-      <w:pPr>
-        <w:spacing w:before="120" w:line="360" w:lineRule="atLeast"/>
-        <w:ind w:firstLine="567"/>
-        <w:jc w:val="both"/>
-        <w:rPr>
-          <w:rFonts w:ascii="Times New Roman" w:hAnsi="Times New Roman"/>
-          <w:b/>
-          <w:i/>
-          <w:sz w:val="28"/>
-          <w:szCs w:val="28"/>
-        </w:rPr>
-      </w:pPr>
-      <w:r>
-        <w:rPr>
-          <w:rFonts w:ascii="Times New Roman" w:hAnsi="Times New Roman"/>
-          <w:b/>
-          <w:i/>
-          <w:sz w:val="28"/>
-          <w:szCs w:val="28"/>
-        </w:rPr>
-        <w:t>4.</w:t>
-      </w:r>
-      <w:r>
-        <w:rPr>
-          <w:rFonts w:ascii="Times New Roman" w:hAnsi="Times New Roman"/>
-          <w:b/>
-          <w:i/>
-          <w:sz w:val="28"/>
-          <w:szCs w:val="28"/>
-        </w:rPr>
-        <w:t>4</w:t>
-      </w:r>
-      <w:r>
-        <w:rPr>
-          <w:rFonts w:ascii="Times New Roman" w:hAnsi="Times New Roman"/>
-          <w:b/>
-          <w:i/>
-          <w:sz w:val="28"/>
-          <w:szCs w:val="28"/>
-        </w:rPr>
-        <w:t xml:space="preserve">. Hiện trạng </w:t>
-      </w:r>
-      <w:r>
-        <w:rPr>
-          <w:rFonts w:ascii="Times New Roman" w:hAnsi="Times New Roman"/>
-          <w:b/>
-          <w:i/>
-          <w:sz w:val="28"/>
-          <w:szCs w:val="28"/>
-        </w:rPr>
-        <w:t>miếu</w:t>
-      </w:r>
-      <w:r>
-        <w:rPr>
-          <w:rFonts w:ascii="Times New Roman" w:hAnsi="Times New Roman"/>
-          <w:b/>
-          <w:i/>
-          <w:sz w:val="28"/>
-          <w:szCs w:val="28"/>
-        </w:rPr>
-        <w:t xml:space="preserve"> thờ Đức Thánh Trần</w:t>
-      </w:r>
-    </w:p>
-    <w:p>
-      <w:pPr>
-        <w:spacing w:before="120" w:line="360" w:lineRule="atLeast"/>
-        <w:ind w:firstLine="567"/>
-        <w:jc w:val="both"/>
-        <w:rPr>
-          <w:rFonts w:ascii="Times New Roman" w:hAnsi="Times New Roman"/>
-          <w:sz w:val="28"/>
-          <w:szCs w:val="28"/>
-        </w:rPr>
-      </w:pPr>
-      <w:r>
-        <w:rPr>
-          <w:rFonts w:ascii="Times New Roman" w:hAnsi="Times New Roman"/>
-          <w:sz w:val="28"/>
-          <w:szCs w:val="28"/>
-        </w:rPr>
-        <w:t xml:space="preserve">- </w:t>
-      </w:r>
-      <w:r>
-        <w:rPr>
-          <w:rFonts w:ascii="Times New Roman" w:hAnsi="Times New Roman"/>
-          <w:sz w:val="28"/>
-          <w:szCs w:val="28"/>
-        </w:rPr>
-        <w:t>Miếu</w:t>
-      </w:r>
-      <w:r>
-        <w:rPr>
-          <w:rFonts w:ascii="Times New Roman" w:hAnsi="Times New Roman"/>
-          <w:sz w:val="28"/>
-          <w:szCs w:val="28"/>
-        </w:rPr>
-        <w:t xml:space="preserve"> thờ Đức Thánh Trần được xây dựng </w:t>
-      </w:r>
-      <w:r>
-        <w:rPr>
-          <w:rFonts w:ascii="Times New Roman" w:hAnsi="Times New Roman"/>
-          <w:sz w:val="28"/>
-          <w:szCs w:val="28"/>
-        </w:rPr>
-        <w:t>với mặt bằng hình chữ n</w:t>
-      </w:r>
-      <w:r>
-        <w:rPr>
-          <w:rFonts w:ascii="Times New Roman" w:hAnsi="Times New Roman"/>
-          <w:sz w:val="28"/>
-          <w:szCs w:val="28"/>
-        </w:rPr>
-        <w:t xml:space="preserve">hất, diện tích khoảng </w:t>
-      </w:r>
-      <w:r>
-        <w:rPr>
-          <w:rFonts w:ascii="Times New Roman" w:hAnsi="Times New Roman"/>
-          <w:sz w:val="28"/>
-          <w:szCs w:val="28"/>
-        </w:rPr>
-        <w:t>14,45</w:t>
-      </w:r>
-      <w:r>
-        <w:rPr>
-          <w:rFonts w:ascii="Times New Roman" w:hAnsi="Times New Roman"/>
-          <w:sz w:val="28"/>
-          <w:szCs w:val="28"/>
-        </w:rPr>
-        <w:t>m2. Kiến trúc một tầng mái. Kết cấu chính của công trình là hệ khung vì bằng gỗ. Hệ tường bao xây gạch trát vữa.</w:t>
-      </w:r>
-    </w:p>
-    <w:p>
-      <w:pPr>
-        <w:spacing w:before="120" w:line="360" w:lineRule="atLeast"/>
-        <w:ind w:firstLine="567"/>
-        <w:jc w:val="both"/>
-        <w:rPr>
-          <w:rFonts w:ascii="Times New Roman" w:hAnsi="Times New Roman"/>
-          <w:sz w:val="28"/>
-          <w:szCs w:val="28"/>
-          <w:lang w:val="pt-BR"/>
-        </w:rPr>
-      </w:pPr>
-      <w:r>
-        <w:rPr>
-          <w:rFonts w:ascii="Times New Roman" w:hAnsi="Times New Roman"/>
-          <w:sz w:val="28"/>
-          <w:szCs w:val="28"/>
-        </w:rPr>
-        <w:t xml:space="preserve">- </w:t>
-      </w:r>
-      <w:r>
-        <w:rPr>
-          <w:rFonts w:ascii="Times New Roman" w:hAnsi="Times New Roman"/>
-          <w:sz w:val="28"/>
-          <w:szCs w:val="28"/>
-        </w:rPr>
-        <w:t xml:space="preserve">Hệ kết cấu khung vì được </w:t>
-      </w:r>
-      <w:r>
-        <w:rPr>
-          <w:rFonts w:ascii="Times New Roman" w:hAnsi="Times New Roman"/>
-          <w:sz w:val="28"/>
-          <w:szCs w:val="28"/>
-          <w:lang w:val="pt-BR"/>
-        </w:rPr>
-        <w:t>gia công khá đơn giản theo kiểu trụ trốn kèo quá giang.</w:t>
-      </w:r>
-      <w:r>
-        <w:rPr>
-          <w:rFonts w:ascii="Times New Roman" w:hAnsi="Times New Roman"/>
-          <w:sz w:val="28"/>
-          <w:szCs w:val="28"/>
-          <w:lang w:val="pt-BR"/>
-        </w:rPr>
-        <w:t xml:space="preserve"> </w:t>
-      </w:r>
-      <w:r>
-        <w:rPr>
-          <w:rFonts w:ascii="Times New Roman" w:hAnsi="Times New Roman"/>
-          <w:sz w:val="28"/>
-          <w:szCs w:val="28"/>
-          <w:lang w:val="pt-BR"/>
-        </w:rPr>
-        <w:t>Hệ cửa đi gia công bằng gỗ vàn ghép đơn giản.</w:t>
-      </w:r>
-      <w:r>
-        <w:rPr>
-          <w:rFonts w:ascii="Times New Roman" w:hAnsi="Times New Roman"/>
-          <w:sz w:val="28"/>
-          <w:szCs w:val="28"/>
-          <w:lang w:val="pt-BR"/>
-        </w:rPr>
-        <w:t xml:space="preserve"> </w:t>
-      </w:r>
-      <w:r>
-        <w:rPr>
-          <w:rFonts w:ascii="Times New Roman" w:hAnsi="Times New Roman"/>
-          <w:sz w:val="28"/>
-          <w:szCs w:val="28"/>
-          <w:lang w:val="pt-BR"/>
-        </w:rPr>
-        <w:t>Cốt nền nhà cao hơn cốt sân 1 bậc (15cm). Cốt dạ thượng lương cao +4.150.</w:t>
-      </w:r>
-      <w:r>
-        <w:rPr>
-          <w:rFonts w:ascii="Times New Roman" w:hAnsi="Times New Roman"/>
-          <w:sz w:val="28"/>
-          <w:szCs w:val="28"/>
-          <w:lang w:val="pt-BR"/>
-        </w:rPr>
-        <w:t xml:space="preserve"> </w:t>
-      </w:r>
-      <w:r>
-        <w:rPr>
-          <w:rFonts w:ascii="Times New Roman" w:hAnsi="Times New Roman"/>
-          <w:sz w:val="28"/>
-          <w:szCs w:val="28"/>
-          <w:lang w:val="pt-BR"/>
-        </w:rPr>
-        <w:t xml:space="preserve">Nền lát gạch đỏ </w:t>
-      </w:r>
-      <w:r>
-        <w:rPr>
-          <w:rFonts w:ascii="Times New Roman" w:hAnsi="Times New Roman"/>
-          <w:sz w:val="28"/>
-          <w:szCs w:val="28"/>
-          <w:lang w:val="pt-BR"/>
-        </w:rPr>
-        <w:t xml:space="preserve">(KT </w:t>
-      </w:r>
-      <w:r>
-        <w:rPr>
-          <w:rFonts w:ascii="Times New Roman" w:hAnsi="Times New Roman"/>
-          <w:sz w:val="28"/>
-          <w:szCs w:val="28"/>
-          <w:lang w:val="pt-BR"/>
-        </w:rPr>
-        <w:t>400x400mm</w:t>
-      </w:r>
-      <w:r>
-        <w:rPr>
-          <w:rFonts w:ascii="Times New Roman" w:hAnsi="Times New Roman"/>
-          <w:sz w:val="28"/>
-          <w:szCs w:val="28"/>
-          <w:lang w:val="pt-BR"/>
-        </w:rPr>
-        <w:t>)</w:t>
-      </w:r>
-      <w:r>
-        <w:rPr>
-          <w:rFonts w:ascii="Times New Roman" w:hAnsi="Times New Roman"/>
-          <w:sz w:val="28"/>
-          <w:szCs w:val="28"/>
-          <w:lang w:val="pt-BR"/>
-        </w:rPr>
-        <w:t>.</w:t>
-      </w:r>
-      <w:r>
-        <w:rPr>
-          <w:rFonts w:ascii="Times New Roman" w:hAnsi="Times New Roman"/>
-          <w:sz w:val="28"/>
-          <w:szCs w:val="28"/>
-          <w:lang w:val="pt-BR"/>
-        </w:rPr>
-        <w:t xml:space="preserve"> </w:t>
-      </w:r>
-      <w:r>
-        <w:rPr>
-          <w:rFonts w:ascii="Times New Roman" w:hAnsi="Times New Roman"/>
-          <w:sz w:val="28"/>
-          <w:szCs w:val="28"/>
-          <w:lang w:val="pt-BR"/>
-        </w:rPr>
-        <w:t>Mái lợp ngói mũi hài.</w:t>
-      </w:r>
-    </w:p>
-    <w:p>
-      <w:pPr>
-        <w:spacing w:before="120" w:line="360" w:lineRule="atLeast"/>
-        <w:ind w:firstLine="567"/>
-        <w:jc w:val="both"/>
-        <w:outlineLvl w:val="1"/>
-        <w:rPr>
-          <w:rFonts w:ascii="Times New Roman" w:hAnsi="Times New Roman"/>
-          <w:bCs/>
-          <w:color w:val="000000"/>
-          <w:sz w:val="28"/>
-          <w:szCs w:val="28"/>
-          <w:lang w:val="pt-BR"/>
-        </w:rPr>
-      </w:pPr>
-      <w:r>
-        <w:rPr>
-          <w:rFonts w:ascii="Times New Roman" w:hAnsi="Times New Roman"/>
-          <w:bCs/>
-          <w:color w:val="000000"/>
-          <w:sz w:val="28"/>
-          <w:szCs w:val="28"/>
-          <w:lang w:val="pt-BR"/>
-        </w:rPr>
-        <w:t xml:space="preserve">- </w:t>
-      </w:r>
-      <w:r>
-        <w:rPr>
-          <w:rFonts w:ascii="Times New Roman" w:hAnsi="Times New Roman"/>
-          <w:bCs/>
-          <w:color w:val="000000"/>
-          <w:sz w:val="28"/>
-          <w:szCs w:val="28"/>
-          <w:lang w:val="pt-BR"/>
-        </w:rPr>
-        <w:t xml:space="preserve">Tình trạng kỹ thuật hiện nay: </w:t>
-      </w:r>
-    </w:p>
-    <w:p>
-      <w:pPr>
-        <w:spacing w:before="120" w:line="360" w:lineRule="atLeast"/>
-        <w:ind w:firstLine="567"/>
-        <w:jc w:val="both"/>
-        <w:outlineLvl w:val="1"/>
-        <w:rPr>
-          <w:rFonts w:ascii="Times New Roman" w:hAnsi="Times New Roman"/>
-          <w:bCs/>
-          <w:iCs/>
-          <w:color w:val="000000"/>
-          <w:sz w:val="28"/>
-          <w:szCs w:val="28"/>
-          <w:lang w:val="pt-BR"/>
-        </w:rPr>
-      </w:pPr>
-      <w:r>
-        <w:rPr>
-          <w:rFonts w:ascii="Times New Roman" w:hAnsi="Times New Roman"/>
-          <w:bCs/>
-          <w:iCs/>
-          <w:color w:val="000000"/>
-          <w:sz w:val="28"/>
-          <w:szCs w:val="28"/>
-          <w:lang w:val="pt-BR"/>
-        </w:rPr>
-        <w:t>+</w:t>
-      </w:r>
-      <w:r>
-        <w:rPr>
-          <w:rFonts w:ascii="Times New Roman" w:hAnsi="Times New Roman"/>
-          <w:bCs/>
-          <w:iCs/>
-          <w:color w:val="000000"/>
-          <w:sz w:val="28"/>
-          <w:szCs w:val="28"/>
-          <w:lang w:val="pt-BR"/>
-        </w:rPr>
-        <w:t xml:space="preserve"> Hệ khung vì bằng gỗ tạp mục mọt, xô lệch mất khả năng chịu lực. </w:t>
-      </w:r>
-      <w:r>
-        <w:rPr>
-          <w:rFonts w:ascii="Times New Roman" w:hAnsi="Times New Roman"/>
-          <w:bCs/>
-          <w:color w:val="000000"/>
-          <w:sz w:val="28"/>
-          <w:szCs w:val="28"/>
-          <w:lang w:val="pt-BR"/>
-        </w:rPr>
-        <w:t>Hệ cửa đi bức bàn bằng gỗ ván ghép chắp vá mối mọt nhiều, cong vênh, nứt vỡ.</w:t>
-      </w:r>
-    </w:p>
-    <w:p>
-      <w:pPr>
-        <w:spacing w:before="120" w:line="360" w:lineRule="atLeast"/>
-        <w:ind w:firstLine="567"/>
-        <w:jc w:val="both"/>
-        <w:outlineLvl w:val="1"/>
-        <w:rPr>
-          <w:rFonts w:ascii="Times New Roman" w:hAnsi="Times New Roman"/>
-          <w:bCs/>
-          <w:color w:val="000000"/>
-          <w:sz w:val="28"/>
-          <w:szCs w:val="28"/>
-          <w:lang w:val="pt-BR"/>
-        </w:rPr>
-      </w:pPr>
-      <w:r>
-        <w:rPr>
-          <w:rFonts w:ascii="Times New Roman" w:hAnsi="Times New Roman"/>
-          <w:bCs/>
-          <w:color w:val="000000"/>
-          <w:sz w:val="28"/>
-          <w:szCs w:val="28"/>
-          <w:lang w:val="pt-BR"/>
-        </w:rPr>
-        <w:t>+</w:t>
-      </w:r>
-      <w:r>
-        <w:rPr>
-          <w:rFonts w:ascii="Times New Roman" w:hAnsi="Times New Roman"/>
-          <w:bCs/>
-          <w:color w:val="000000"/>
-          <w:sz w:val="28"/>
-          <w:szCs w:val="28"/>
-          <w:lang w:val="pt-BR"/>
-        </w:rPr>
-        <w:t xml:space="preserve"> Các cấu kiện gỗ mái: Thượng lương, hoành, xà thế hoành gia công bằng gỗ chắp vá lẫn gỗ tạp hư hỏng nặng, rui mái bằng gỗ tạp mục mọt, nấm mốc hỏng nặng.</w:t>
-      </w:r>
-      <w:r>
-        <w:rPr>
-          <w:rFonts w:ascii="Times New Roman" w:hAnsi="Times New Roman"/>
-          <w:bCs/>
-          <w:color w:val="000000"/>
-          <w:sz w:val="28"/>
-          <w:szCs w:val="28"/>
-          <w:lang w:val="pt-BR"/>
-        </w:rPr>
-        <w:t xml:space="preserve"> </w:t>
-      </w:r>
-      <w:r>
-        <w:rPr>
-          <w:rFonts w:ascii="Times New Roman" w:hAnsi="Times New Roman"/>
-          <w:bCs/>
-          <w:color w:val="000000"/>
-          <w:sz w:val="28"/>
-          <w:szCs w:val="28"/>
-          <w:lang w:val="pt-BR"/>
-        </w:rPr>
-        <w:t>Mái ngói mũi hài bị võng, xô lệch, nứt vỡ, rêu mốc gây thấm dột vào mùa mưa bão.</w:t>
-      </w:r>
-      <w:r>
-        <w:rPr>
-          <w:rFonts w:ascii="Times New Roman" w:hAnsi="Times New Roman"/>
-          <w:bCs/>
-          <w:color w:val="000000"/>
-          <w:sz w:val="28"/>
-          <w:szCs w:val="28"/>
-          <w:lang w:val="pt-BR"/>
-        </w:rPr>
-        <w:t xml:space="preserve"> </w:t>
-      </w:r>
-      <w:r>
-        <w:rPr>
-          <w:rFonts w:ascii="Times New Roman" w:hAnsi="Times New Roman"/>
-          <w:bCs/>
-          <w:color w:val="000000"/>
-          <w:sz w:val="28"/>
-          <w:szCs w:val="28"/>
-          <w:lang w:val="pt-BR"/>
-        </w:rPr>
-        <w:t>Bờ nóc, bờ chảy nứt vỡ, bong tróc rêu phong, các chi tiết trang trí trên mái gãy vỡ. Tường bị rêu mốc , bong tróc lớp vữa trát, nhiều vị trí mục ải.</w:t>
-      </w:r>
-    </w:p>
-    <w:p>
-      <w:pPr>
-        <w:spacing w:before="120" w:line="360" w:lineRule="atLeast"/>
-        <w:ind w:firstLine="567"/>
-        <w:jc w:val="both"/>
-        <w:outlineLvl w:val="1"/>
-        <w:rPr>
-          <w:rFonts w:ascii="Times New Roman" w:hAnsi="Times New Roman"/>
-          <w:bCs/>
-          <w:color w:val="000000"/>
-          <w:sz w:val="28"/>
-          <w:szCs w:val="28"/>
-          <w:lang w:val="pt-BR"/>
-        </w:rPr>
-      </w:pPr>
-      <w:r>
-        <w:rPr>
-          <w:rFonts w:ascii="Times New Roman" w:hAnsi="Times New Roman"/>
-          <w:bCs/>
-          <w:color w:val="000000"/>
-          <w:sz w:val="28"/>
-          <w:szCs w:val="28"/>
-          <w:lang w:val="pt-BR"/>
-        </w:rPr>
-        <w:t>+</w:t>
-      </w:r>
-      <w:r>
-        <w:rPr>
-          <w:rFonts w:ascii="Times New Roman" w:hAnsi="Times New Roman"/>
-          <w:bCs/>
-          <w:color w:val="000000"/>
-          <w:sz w:val="28"/>
-          <w:szCs w:val="28"/>
-          <w:lang w:val="pt-BR"/>
-        </w:rPr>
-        <w:t xml:space="preserve"> Nền lát gạch đỏ 400x400mm không phù hợp với kiến trúc của di tích.</w:t>
-      </w:r>
-      <w:r>
-        <w:rPr>
-          <w:rFonts w:ascii="Times New Roman" w:hAnsi="Times New Roman"/>
-          <w:bCs/>
-          <w:color w:val="000000"/>
-          <w:sz w:val="28"/>
-          <w:szCs w:val="28"/>
-          <w:lang w:val="pt-BR"/>
-        </w:rPr>
-        <w:t xml:space="preserve"> </w:t>
-      </w:r>
-      <w:r>
-        <w:rPr>
-          <w:rFonts w:ascii="Times New Roman" w:hAnsi="Times New Roman"/>
-          <w:bCs/>
-          <w:color w:val="000000"/>
-          <w:sz w:val="28"/>
-          <w:szCs w:val="28"/>
-          <w:lang w:val="pt-BR"/>
-        </w:rPr>
-        <w:t>Toàn bộ</w:t>
-      </w:r>
-      <w:r>
-        <w:rPr>
-          <w:rFonts w:ascii="Times New Roman" w:hAnsi="Times New Roman"/>
-          <w:bCs/>
-          <w:color w:val="000000"/>
-          <w:sz w:val="28"/>
-          <w:szCs w:val="28"/>
-          <w:lang w:val="pt-BR"/>
-        </w:rPr>
-        <w:t xml:space="preserve"> hoa văn họa tiết bị rêu mốc, gẫ</w:t>
-      </w:r>
-      <w:r>
-        <w:rPr>
-          <w:rFonts w:ascii="Times New Roman" w:hAnsi="Times New Roman"/>
-          <w:bCs/>
-          <w:color w:val="000000"/>
-          <w:sz w:val="28"/>
-          <w:szCs w:val="28"/>
-          <w:lang w:val="pt-BR"/>
-        </w:rPr>
-        <w:t>y, mất chi tiết.</w:t>
-      </w:r>
-    </w:p>
-    <w:p>
-      <w:pPr>
-        <w:spacing w:before="120" w:line="360" w:lineRule="atLeast"/>
-        <w:ind w:firstLine="567"/>
-        <w:jc w:val="both"/>
-        <w:outlineLvl w:val="1"/>
-        <w:rPr>
-          <w:rFonts w:ascii="Times New Roman" w:hAnsi="Times New Roman"/>
-          <w:b/>
-          <w:bCs/>
-          <w:i/>
-          <w:color w:val="000000"/>
-          <w:sz w:val="28"/>
-          <w:szCs w:val="28"/>
-          <w:lang w:val="pt-BR"/>
-        </w:rPr>
-      </w:pPr>
-      <w:r>
-        <w:rPr>
-          <w:rFonts w:ascii="Times New Roman" w:hAnsi="Times New Roman"/>
-          <w:b/>
-          <w:bCs/>
-          <w:i/>
-          <w:color w:val="000000"/>
-          <w:sz w:val="28"/>
-          <w:szCs w:val="28"/>
-          <w:lang w:val="pt-BR"/>
-        </w:rPr>
-        <w:lastRenderedPageBreak/>
-        <w:t>4.5. Hiện trạng lầu Cô – lầu Cậu</w:t>
-      </w:r>
-    </w:p>
-    <w:p>
-      <w:pPr>
-        <w:spacing w:before="120" w:line="360" w:lineRule="atLeast"/>
-        <w:ind w:firstLine="567"/>
-        <w:jc w:val="both"/>
-        <w:outlineLvl w:val="1"/>
-        <w:rPr>
-          <w:rFonts w:ascii="Times New Roman" w:hAnsi="Times New Roman"/>
-          <w:bCs/>
-          <w:color w:val="000000"/>
-          <w:sz w:val="28"/>
-          <w:szCs w:val="28"/>
-          <w:lang w:val="pt-BR"/>
-        </w:rPr>
-      </w:pPr>
-      <w:r>
-        <w:rPr>
-          <w:rFonts w:ascii="Times New Roman" w:hAnsi="Times New Roman"/>
-          <w:bCs/>
-          <w:color w:val="000000"/>
-          <w:sz w:val="28"/>
-          <w:szCs w:val="28"/>
-          <w:lang w:val="pt-BR"/>
-        </w:rPr>
-        <w:t xml:space="preserve">- </w:t>
-      </w:r>
-      <w:r>
-        <w:rPr>
-          <w:rFonts w:ascii="Times New Roman" w:hAnsi="Times New Roman"/>
-          <w:bCs/>
-          <w:color w:val="000000"/>
-          <w:sz w:val="28"/>
-          <w:szCs w:val="28"/>
-          <w:lang w:val="pt-BR"/>
-        </w:rPr>
-        <w:t xml:space="preserve">Lầu Cô – lầu Cậu hiện trạng với mặt bằng hình vuông. Diện tích khoảng 3,61m2. Kiến trúc 2 tầng mái dâng đao. Hệ tường bao xây gạch trát vữa, ốp đá màu nâu đỏ, bên ngoài quây kính trắng. Phần bệ </w:t>
+        <w:t xml:space="preserve">nâu đỏ, bên ngoài quây kính trắng. Phần bệ </w:t>
       </w:r>
       <w:r>
         <w:rPr>
@@ -7827,6 +7830,7 @@
           <w:szCs w:val="28"/>
           <w:lang w:val="pt-BR"/>
         </w:rPr>
+        <w:lastRenderedPageBreak/>
         <w:t>*</w:t>
       </w:r>
       <w:r>
@@ -8464,7 +8468,18 @@
           <w:szCs w:val="28"/>
           <w:lang w:val="pt-BR"/>
         </w:rPr>
-        <w:t>là hết sức cấp thiết và cấp bách</w:t>
+        <w:t xml:space="preserve">là hết sức cấp thiết </w:t>
+      </w:r>
+      <w:r>
+        <w:rPr>
+          <w:rFonts w:ascii="Times New Roman" w:hAnsi="Times New Roman"/>
+          <w:color w:val="000000"/>
+          <w:sz w:val="28"/>
+          <w:szCs w:val="28"/>
+          <w:lang w:val="pt-BR"/>
+        </w:rPr>
+        <w:lastRenderedPageBreak/>
+        <w:t>và cấp bách</w:t>
       </w:r>
       <w:r>
         <w:rPr>
@@ -9091,6 +9106,7 @@
           <w:szCs w:val="28"/>
           <w:lang w:val="vi-VN"/>
         </w:rPr>
+        <w:lastRenderedPageBreak/>
         <w:t>VI. PHƯƠNG ÁN QUY HOẠCH MẶT BẰNG TỔNG THỂ DI TÍCH VÀ CÁC PHƯƠNG ÁN: GIẢI TỎA VI PHẠM DI TÍCH (NẾU CÓ); BẢO QUẢN, TU BỔ PHỤC HỒI TỪNG HẠNG MỤC CỦA DI TÍCH; TÔN TẠO CẢNH QUAN; BẢO VỆ DI TÍCH VÀ CÁC HIỆN VẬT TRONG QUÁ TRÌNH THI CÔNG; DUY TRÌ HOẠT ĐỘNG TẠI DI TÍCH TRONG QUÁ TRÌNH  THI CÔNG; PHÒNG, CHỐNG MỐI MỌT, CHÁY NỔ; XÂY DỰNG CÔNG TRÌNH MỚI VÀ HẠ TẦNG KỸ THUẬT;</w:t>
       </w:r>
     </w:p>
@@ -9179,8 +9195,8 @@
           <w:szCs w:val="28"/>
         </w:rPr>
       </w:pPr>
-      <w:bookmarkStart w:id="9" w:name="_Hlk89788004"/>
-      <w:bookmarkStart w:id="10" w:name="_Hlk89791276"/>
+      <w:bookmarkStart w:id="9" w:name="_Hlk89791276"/>
+      <w:bookmarkStart w:id="10" w:name="_Hlk89788004"/>
       <w:r>
         <w:rPr>
           <w:rFonts w:ascii="Times New Roman" w:hAnsi="Times New Roman"/>
@@ -9224,7 +9240,7 @@
         </w:rPr>
         <w:t>m2), gồm các hạng mục công trình: Nghi môn; đền chính; bia ghi dấu sự kiện lịch sử; am hóa vàng; sân; tường rào; cổng phụ; công trình phụ trợ (nhà thủ từ, nhà khách, nhà bếp, nhà vệ sinh).</w:t>
       </w:r>
-      <w:bookmarkEnd w:id="10"/>
+      <w:bookmarkEnd w:id="9"/>
       <w:r>
         <w:rPr>
           <w:rFonts w:ascii="Times New Roman" w:hAnsi="Times New Roman"/>
@@ -9451,7 +9467,17 @@
           <w:szCs w:val="28"/>
           <w:lang w:val="vi-VN"/>
         </w:rPr>
-        <w:t xml:space="preserve"> Tu bổ đền chính tuân thủ theo Quyết định số 1537/QĐ-TTg ngày 29/8/2014 của Thủ tướng Chính phủ về việc phê duyệt Quy hoạch tổng thể bảo tồn, tôn tạo và phát huy giá trị di tích lịch sử sử quốc gia đặc biệt Những địa điểm khởi nghĩa Yên Thế tại tỉnh Bắc Giang. Theo đó sẽ tích hợp các hạng mục công trình, gồm: Đền chính, Miếu Đức Thánh Trần, Miếu Thổ Địa vào một, tạo công trình kiểu chữ đinh, gồm tòa Tiền bái và Hậu cung; diện tích khoảng 72,3m2; xây kiểu tường hồi bít đốc, tay ngai trụ biểu. </w:t>
+        <w:t xml:space="preserve"> Tu bổ đền chính tuân thủ theo Quyết định số 1537/QĐ-TTg ngày 29/8/2014 của Thủ tướng Chính phủ về việc phê duyệt Quy hoạch tổng thể bảo tồn, tôn tạo và phát huy giá trị di tích lịch sử sử quốc gia đặc biệt Những địa điểm khởi nghĩa Yên Thế tại tỉnh Bắc Giang. Theo đó sẽ tích hợp các hạng mục công trình, gồm: Đền chính, Miếu Đức Thánh Trần, Miếu Thổ Địa vào một, tạo công trình kiểu </w:t>
+      </w:r>
+      <w:r>
+        <w:rPr>
+          <w:rFonts w:ascii="Times New Roman" w:hAnsi="Times New Roman"/>
+          <w:sz w:val="28"/>
+          <w:szCs w:val="28"/>
+          <w:lang w:val="vi-VN"/>
+        </w:rPr>
+        <w:lastRenderedPageBreak/>
+        <w:t xml:space="preserve">chữ đinh, gồm tòa Tiền bái và Hậu cung; diện tích khoảng 72,3m2; xây kiểu tường hồi bít đốc, tay ngai trụ biểu. </w:t>
       </w:r>
     </w:p>
     <w:p>
@@ -9899,6 +9925,7 @@
           <w:sz w:val="28"/>
           <w:szCs w:val="28"/>
         </w:rPr>
+        <w:lastRenderedPageBreak/>
         <w:t>Xây dựng mới hạng mục Lầu Cô – Lầu Cậu tại vị trí hiện trạng. Diện tích khoảng 2,4m2. Kiến trúc 2 tầng mái với các góc mái dâng đao mềm mại. Kết cấu chính của công trình là hệ</w:t>
       </w:r>
       <w:r>
@@ -10131,7 +10158,17 @@
           <w:szCs w:val="28"/>
           <w:lang w:val="vi-VN"/>
         </w:rPr>
-        <w:t>Kết cấu chính của công trình là hệ thống tường bao xây bằng gạch chỉ đặc, trát vữa xi măng #75, sơn màu ghi sáng. Kết cấu móng đổ bê tông cốt thép kết hợp móng xây gạch chỉ đặc, vữa xi măng #75. Bản mái đổ bê tông cốt thép dày 10cm; mái dán ngói mũi hài cánh sen; bờ nóc, bờ chảy xây đắp bằng gạch chỉ đặc và ngói bản, sơn màu khi sáng, gờ sơn màu ghi đậm. Hệ thống cửa đi, cửa sổ bằng gỗ (cửa đi kiểu thượng song hạ bản)</w:t>
+        <w:t xml:space="preserve">Kết cấu chính của công trình là hệ thống tường bao xây bằng gạch chỉ đặc, trát vữa xi măng #75, sơn màu ghi sáng. Kết cấu móng đổ bê tông cốt thép kết hợp móng xây gạch chỉ đặc, vữa xi măng #75. Bản mái đổ bê tông cốt thép dày 10cm; mái dán </w:t>
+      </w:r>
+      <w:r>
+        <w:rPr>
+          <w:rFonts w:ascii="Times New Roman" w:hAnsi="Times New Roman"/>
+          <w:sz w:val="28"/>
+          <w:szCs w:val="28"/>
+          <w:lang w:val="vi-VN"/>
+        </w:rPr>
+        <w:lastRenderedPageBreak/>
+        <w:t>ngói mũi hài cánh sen; bờ nóc, bờ chảy xây đắp bằng gạch chỉ đặc và ngói bản, sơn màu khi sáng, gờ sơn màu ghi đậm. Hệ thống cửa đi, cửa sổ bằng gỗ (cửa đi kiểu thượng song hạ bản)</w:t>
       </w:r>
     </w:p>
     <w:p>
@@ -10304,7 +10341,7 @@
         <w:t>- Sân, bồn cây, bó vỉa: Tôn nền sân bằng cát đầm chặt, đổ bê tông lót đá 2x4, mác #150, dày 10cm, lát gạch bát (KT 30cmx30cm), miết mạch chữ công. Móng bó bồn cây, sân bằng gạch chỉ đặc, vữa xi măng #75, bó vỉa gia công bằng đá xanh xám.</w:t>
       </w:r>
     </w:p>
-    <w:bookmarkEnd w:id="9"/>
+    <w:bookmarkEnd w:id="10"/>
     <w:bookmarkEnd w:id="11"/>
     <w:p>
       <w:pPr>
@@ -10364,8 +10401,8 @@
           <w:lang w:val="vi-VN"/>
         </w:rPr>
       </w:pPr>
-      <w:bookmarkStart w:id="13" w:name="_Hlk89788673"/>
-      <w:bookmarkStart w:id="14" w:name="_Hlk89791420"/>
+      <w:bookmarkStart w:id="13" w:name="_Hlk89791420"/>
+      <w:bookmarkStart w:id="14" w:name="_Hlk89788673"/>
       <w:r>
         <w:rPr>
           <w:rFonts w:ascii="Times New Roman" w:hAnsi="Times New Roman"/>
@@ -10417,6 +10454,7 @@
           <w:szCs w:val="28"/>
           <w:lang w:val="vi-VN"/>
         </w:rPr>
+        <w:lastRenderedPageBreak/>
         <w:t>Dây điện nối các thiết bị điện trong công trình, được chạy khuất trên các lưng xà, lưng kẻ bẩy đảm bảo mỹ quan cho không gian đền.</w:t>
       </w:r>
     </w:p>
@@ -10441,9 +10479,9 @@
         </w:rPr>
         <w:t>Hệ thống chiếu sáng dùng các thiết bị tiếp kiệm điện năng như: đèn pha; đèn compac; đèn huỳnh quang nhưng vẫn đảm bảo độ sáng cho đền và khuôn viên..</w:t>
       </w:r>
-      <w:bookmarkEnd w:id="14"/>
-    </w:p>
-    <w:bookmarkEnd w:id="13"/>
+      <w:bookmarkEnd w:id="13"/>
+    </w:p>
+    <w:bookmarkEnd w:id="14"/>
     <w:p>
       <w:pPr>
         <w:spacing w:before="120" w:line="360" w:lineRule="atLeast"/>
@@ -10974,7 +11012,17 @@
           <w:szCs w:val="28"/>
           <w:lang w:val="vi-VN"/>
         </w:rPr>
-        <w:t>Xử lý kết cấu gỗ: làm sạch bề mặt các cấu kiện gỗ, nạo bỏ phần mục mọt, phun hoặc quét hóa chất lên bề mặt cấu kiện gỗ, nếu bề mặt gỗ có khuyết tật hoặc lỗ thì phun tăng cường và xử lý đúng theo quy trình kỹ thuật; quét hoặc phun thuốc chống mối dung dịch EC 0,5 lít/m2, hóa chất dạng bột PBB 0,8 lít/m2 lên bề mặt cấu kiện gỗ. Vệ sinh sau khi xử lý bảo quản, thu dọn vệ sinh hiện trường.</w:t>
+        <w:t xml:space="preserve">Xử lý kết cấu gỗ: làm sạch bề mặt các cấu kiện gỗ, nạo bỏ phần mục mọt, phun hoặc quét hóa chất lên bề mặt cấu kiện gỗ, nếu bề mặt gỗ có khuyết tật hoặc lỗ thì </w:t>
+      </w:r>
+      <w:r>
+        <w:rPr>
+          <w:rFonts w:ascii="Times New Roman" w:hAnsi="Times New Roman"/>
+          <w:sz w:val="28"/>
+          <w:szCs w:val="28"/>
+          <w:lang w:val="vi-VN"/>
+        </w:rPr>
+        <w:lastRenderedPageBreak/>
+        <w:t>phun tăng cường và xử lý đúng theo quy trình kỹ thuật; quét hoặc phun thuốc chống mối dung dịch EC 0,5 lít/m2, hóa chất dạng bột PBB 0,8 lít/m2 lên bề mặt cấu kiện gỗ. Vệ sinh sau khi xử lý bảo quản, thu dọn vệ sinh hiện trường.</w:t>
       </w:r>
     </w:p>
     <w:bookmarkEnd w:id="15"/>
@@ -11650,7 +11698,17 @@
           <w:szCs w:val="28"/>
           <w:lang w:val="vi-VN"/>
         </w:rPr>
-        <w:t xml:space="preserve">; cường độ thử đạt tiêu chuẩn thiết kế; ứng suất ép dọc thớ E=661.105 N/m2; ứng suất uốn tĩnh E=1.048.105N/m2. Modul đàn hồi uốn tĩnh E=149.105N.m2. Modul đàn hồi uốn xung kích EXK=4,5Nm; Gỗ đưa vào công trình </w:t>
+        <w:t xml:space="preserve">; cường độ thử đạt tiêu chuẩn thiết kế; ứng suất ép dọc thớ E=661.105 N/m2; ứng suất uốn tĩnh E=1.048.105N/m2. Modul đàn hồi uốn tĩnh E=149.105N.m2. Modul đàn hồi </w:t>
+      </w:r>
+      <w:r>
+        <w:rPr>
+          <w:rFonts w:ascii="Times New Roman" w:hAnsi="Times New Roman"/>
+          <w:sz w:val="28"/>
+          <w:szCs w:val="28"/>
+          <w:lang w:val="vi-VN"/>
+        </w:rPr>
+        <w:lastRenderedPageBreak/>
+        <w:t xml:space="preserve">uốn xung kích EXK=4,5Nm; Gỗ đưa vào công trình </w:t>
       </w:r>
       <w:r>
         <w:rPr>
@@ -11974,6 +12032,7 @@
           <w:szCs w:val="28"/>
           <w:lang w:val="vi-VN"/>
         </w:rPr>
+        <w:lastRenderedPageBreak/>
         <w:t>- Tiếng ồn: hạn chế tiếng ồn trong quá trình xây dựng cần phải có qui trình thi công hợp lý. Các thiết bị gây tiếng ồn lớn như máy khon, máy cưa, máy múc…không hoạt động quá 23h đêm.</w:t>
       </w:r>
     </w:p>
@@ -12550,6 +12609,7 @@
           <w:szCs w:val="28"/>
           <w:lang w:val="de-DE"/>
         </w:rPr>
+        <w:lastRenderedPageBreak/>
         <w:t xml:space="preserve">3.  Bảo dưỡng, duy tu di tích: </w:t>
       </w:r>
       <w:r>
@@ -14061,6 +14121,7 @@
           <w:szCs w:val="28"/>
           <w:lang w:val="vi-VN"/>
         </w:rPr>
+        <w:lastRenderedPageBreak/>
         <w:t xml:space="preserve">Tu bổ, tôn tạo di tích </w:t>
       </w:r>
       <w:r>
@@ -14319,20 +14380,61 @@
           <w:rFonts w:ascii="Times New Roman" w:hAnsi="Times New Roman"/>
           <w:b/>
           <w:bCs/>
-          <w:noProof/>
-          <w:sz w:val="28"/>
-          <w:szCs w:val="28"/>
-        </w:rPr>
-      </w:r>
-      <w:r>
-        <w:rPr>
-          <w:rFonts w:ascii="Times New Roman" w:hAnsi="Times New Roman"/>
-          <w:b/>
-          <w:bCs/>
-          <w:sz w:val="28"/>
-          <w:szCs w:val="28"/>
-        </w:rPr>
-        <w:object w:dxaOrig="12564" w:dyaOrig="18357">
+          <w:sz w:val="28"/>
+          <w:szCs w:val="28"/>
+        </w:rPr>
+        <w:lastRenderedPageBreak/>
+        <w:fldChar w:fldCharType="begin"/>
+      </w:r>
+      <w:r>
+        <w:rPr>
+          <w:rFonts w:ascii="Times New Roman" w:hAnsi="Times New Roman"/>
+          <w:b/>
+          <w:bCs/>
+          <w:sz w:val="28"/>
+          <w:szCs w:val="28"/>
+        </w:rPr>
+        <w:instrText xml:space="preserve"> </w:instrText>
+      </w:r>
+      <w:r>
+        <w:rPr>
+          <w:rFonts w:ascii="Times New Roman" w:hAnsi="Times New Roman"/>
+          <w:b/>
+          <w:bCs/>
+          <w:sz w:val="28"/>
+          <w:szCs w:val="28"/>
+        </w:rPr>
+        <w:instrText>LINK Excel.Sheet.8 "G:\\3.%20AEG\\1.%20Ban%20ve\\98.%20Bac%20Giang\\5.%20Goc%20khe\\0.%20Quyet%20dinh%20phe%20duyet%20du%20an\\Tong%20muc%20dinh%20Goc%20Khe%20-%203.xls" "" \a \p \f 0</w:instrText>
+      </w:r>
+      <w:r>
+        <w:rPr>
+          <w:rFonts w:ascii="Times New Roman" w:hAnsi="Times New Roman"/>
+          <w:b/>
+          <w:bCs/>
+          <w:sz w:val="28"/>
+          <w:szCs w:val="28"/>
+        </w:rPr>
+        <w:instrText xml:space="preserve"> </w:instrText>
+      </w:r>
+      <w:r>
+        <w:rPr>
+          <w:rFonts w:ascii="Times New Roman" w:hAnsi="Times New Roman"/>
+          <w:b/>
+          <w:bCs/>
+          <w:sz w:val="28"/>
+          <w:szCs w:val="28"/>
+        </w:rPr>
+        <w:fldChar w:fldCharType="separate"/>
+      </w:r>
+      <w:r>
+        <w:rPr>
+          <w:rFonts w:ascii="Times New Roman" w:hAnsi="Times New Roman"/>
+          <w:b/>
+          <w:bCs/>
+          <w:sz w:val="28"/>
+          <w:szCs w:val="28"/>
+        </w:rPr>
+        <w:object w:dxaOrig="12564" w:dyaOrig="18357" w14:anchorId="59E2B2E7">
           <v:shapetype id="_x0000_t75" coordsize="21600,21600" o:spt="75" o:preferrelative="t" path="m@4@5l@4@11@9@11@9@5xe" filled="f" stroked="f">
             <v:stroke joinstyle="miter"/>
             <v:formulas>
@@ -14352,21 +14454,26 @@
             <v:path o:extrusionok="f" gradientshapeok="t" o:connecttype="rect"/>
             <o:lock v:ext="edit" aspectratio="t"/>
           </v:shapetype>
-          <v:shape id="_x0000_i1025" type="#_x0000_t75" style="width:475.6pt;height:694.7pt" o:ole="">
+          <v:shape id="_x0000_i1025" type="#_x0000_t75" style="width:475.8pt;height:694.8pt" o:ole="">
             <v:imagedata r:id="rId8" o:title=""/>
           </v:shape>
-          <o:OLEObject Type="Link" ProgID="Excel.Sheet.8" ShapeID="_x0000_i1025" DrawAspect="Content" r:id="rId9" UpdateMode="Always">
-            <o:LinkType>EnhancedMetaFile</o:LinkType>
-            <o:LockedField>false</o:LockedField>
-            <o:FieldCodes>\f 0</o:FieldCodes>
-          </o:OLEObject>
         </w:object>
       </w:r>
+      <w:r>
+        <w:rPr>
+          <w:rFonts w:ascii="Times New Roman" w:hAnsi="Times New Roman"/>
+          <w:b/>
+          <w:bCs/>
+          <w:sz w:val="28"/>
+          <w:szCs w:val="28"/>
+        </w:rPr>
+        <w:fldChar w:fldCharType="end"/>
+      </w:r>
     </w:p>
     <w:sectPr>
-      <w:headerReference w:type="default" r:id="rId10"/>
-      <w:footerReference w:type="even" r:id="rId11"/>
-      <w:footerReference w:type="default" r:id="rId12"/>
+      <w:headerReference w:type="default" r:id="rId9"/>
+      <w:footerReference w:type="even" r:id="rId10"/>
+      <w:footerReference w:type="default" r:id="rId11"/>
       <w:pgSz w:w="11906" w:h="16838" w:code="9"/>
       <w:pgMar w:top="1021" w:right="1021" w:bottom="1021" w:left="1418" w:header="720" w:footer="720" w:gutter="0"/>
       <w:cols w:space="720"/>
@@ -14377,7 +14484,7 @@
 </file>
 
 <file path=word/endnotes.xml><?xml version="1.0" encoding="utf-8"?>
-<w:endnotes xmlns:wpc="http://schemas.microsoft.com/office/word/2010/wordprocessingCanvas" xmlns:cx="http://schemas.microsoft.com/office/drawing/2014/chartex" xmlns:cx1="http://schemas.microsoft.com/office/drawing/2015/9/8/chartex" xmlns:cx2="http://schemas.microsoft.com/office/drawing/2015/10/21/chartex" xmlns:cx3="http://schemas.microsoft.com/office/drawing/2016/5/9/chartex" xmlns:cx4="http://schemas.microsoft.com/office/drawing/2016/5/10/chartex" xmlns:cx5="http://schemas.microsoft.com/office/drawing/2016/5/11/chartex" xmlns:cx6="http://schemas.microsoft.com/office/drawing/2016/5/12/chartex" xmlns:cx7="http://schemas.microsoft.com/office/drawing/2016/5/13/chartex" xmlns:cx8="http://schemas.microsoft.com/office/drawing/2016/5/14/chartex" xmlns:mc="http://schemas.openxmlformats.org/markup-compatibility/2006" xmlns:aink="http://schemas.microsoft.com/office/drawing/2016/ink" xmlns:am3d="http://schemas.microsoft.com/office/drawing/2017/model3d" xmlns:o="urn:schemas-microsoft-com:office:office" xmlns:oel="http://schemas.microsoft.com/office/2019/extlst" xmlns:r="http://schemas.openxmlformats.org/officeDocument/2006/relationships" xmlns:m="http://schemas.openxmlformats.org/officeDocument/2006/math" xmlns:v="urn:schemas-microsoft-com:vml" xmlns:wp14="http://schemas.microsoft.com/office/word/2010/wordprocessingDrawing" xmlns:wp="http://schemas.openxmlformats.org/drawingml/2006/wordprocessingDrawing" xmlns:w10="urn:schemas-microsoft-com:office:word" xmlns:w="http://schemas.openxmlformats.org/wordprocessingml/2006/main" xmlns:w14="http://schemas.microsoft.com/office/word/2010/wordml" xmlns:w15="http://schemas.microsoft.com/office/word/2012/wordml" xmlns:w16cex="http://schemas.microsoft.com/office/word/2018/wordml/cex" xmlns:w16cid="http://schemas.microsoft.com/office/word/2016/wordml/cid" xmlns:w16="http://schemas.microsoft.com/office/word/2018/wordml" xmlns:w16sdtdh="http://schemas.microsoft.com/office/word/2020/wordml/sdtdatahash" xmlns:w16se="http://schemas.microsoft.com/office/word/2015/wordml/symex" xmlns:wpg="http://schemas.microsoft.com/office/word/2010/wordprocessingGroup" xmlns:wpi="http://schemas.microsoft.com/office/word/2010/wordprocessingInk" xmlns:wne="http://schemas.microsoft.com/office/word/2006/wordml" xmlns:wps="http://schemas.microsoft.com/office/word/2010/wordprocessingShape" mc:Ignorable="w14 w15 w16se w16cid w16 w16cex w16sdtdh wp14">
+<w:endnotes xmlns:wpc="http://schemas.microsoft.com/office/word/2010/wordprocessingCanvas" xmlns:cx="http://schemas.microsoft.com/office/drawing/2014/chartex" xmlns:cx1="http://schemas.microsoft.com/office/drawing/2015/9/8/chartex" xmlns:cx2="http://schemas.microsoft.com/office/drawing/2015/10/21/chartex" xmlns:cx3="http://schemas.microsoft.com/office/drawing/2016/5/9/chartex" xmlns:cx4="http://schemas.microsoft.com/office/drawing/2016/5/10/chartex" xmlns:cx5="http://schemas.microsoft.com/office/drawing/2016/5/11/chartex" xmlns:cx6="http://schemas.microsoft.com/office/drawing/2016/5/12/chartex" xmlns:cx7="http://schemas.microsoft.com/office/drawing/2016/5/13/chartex" xmlns:cx8="http://schemas.microsoft.com/office/drawing/2016/5/14/chartex" xmlns:mc="http://schemas.openxmlformats.org/markup-compatibility/2006" xmlns:aink="http://schemas.microsoft.com/office/drawing/2016/ink" xmlns:am3d="http://schemas.microsoft.com/office/drawing/2017/model3d" xmlns:o="urn:schemas-microsoft-com:office:office" xmlns:oel="http://schemas.microsoft.com/office/2019/extlst" xmlns:r="http://schemas.openxmlformats.org/officeDocument/2006/relationships" xmlns:m="http://schemas.openxmlformats.org/officeDocument/2006/math" xmlns:v="urn:schemas-microsoft-com:vml" xmlns:wp14="http://schemas.microsoft.com/office/word/2010/wordprocessingDrawing" xmlns:wp="http://schemas.openxmlformats.org/drawingml/2006/wordprocessingDrawing" xmlns:w10="urn:schemas-microsoft-com:office:word" xmlns:w="http://schemas.openxmlformats.org/wordprocessingml/2006/main" xmlns:w14="http://schemas.microsoft.com/office/word/2010/wordml" xmlns:w15="http://schemas.microsoft.com/office/word/2012/wordml" xmlns:w16cex="http://schemas.microsoft.com/office/word/2018/wordml/cex" xmlns:w16cid="http://schemas.microsoft.com/office/word/2016/wordml/cid" xmlns:w16="http://schemas.microsoft.com/office/word/2018/wordml" xmlns:w16du="http://schemas.microsoft.com/office/word/2023/wordml/word16du" xmlns:w16sdtdh="http://schemas.microsoft.com/office/word/2020/wordml/sdtdatahash" xmlns:w16se="http://schemas.microsoft.com/office/word/2015/wordml/symex" xmlns:wpg="http://schemas.microsoft.com/office/word/2010/wordprocessingGroup" xmlns:wpi="http://schemas.microsoft.com/office/word/2010/wordprocessingInk" xmlns:wne="http://schemas.microsoft.com/office/word/2006/wordml" xmlns:wps="http://schemas.microsoft.com/office/word/2010/wordprocessingShape" mc:Ignorable="w14 w15 w16se w16cid w16 w16cex w16sdtdh w16du wp14">
   <w:endnote w:type="separator" w:id="-1">
     <w:p>
       <w:r>
@@ -14396,50 +14503,50 @@
 </file>
 
 <file path=word/footer1.xml><?xml version="1.0" encoding="utf-8"?>
-<w:ftr xmlns:wpc="http://schemas.microsoft.com/office/word/2010/wordprocessingCanvas" xmlns:cx="http://schemas.microsoft.com/office/drawing/2014/chartex" xmlns:cx1="http://schemas.microsoft.com/office/drawing/2015/9/8/chartex" xmlns:cx2="http://schemas.microsoft.com/office/drawing/2015/10/21/chartex" xmlns:cx3="http://schemas.microsoft.com/office/drawing/2016/5/9/chartex" xmlns:cx4="http://schemas.microsoft.com/office/drawing/2016/5/10/chartex" xmlns:cx5="http://schemas.microsoft.com/office/drawing/2016/5/11/chartex" xmlns:cx6="http://schemas.microsoft.com/office/drawing/2016/5/12/chartex" xmlns:cx7="http://schemas.microsoft.com/office/drawing/2016/5/13/chartex" xmlns:cx8="http://schemas.microsoft.com/office/drawing/2016/5/14/chartex" xmlns:mc="http://schemas.openxmlformats.org/markup-compatibility/2006" xmlns:aink="http://schemas.microsoft.com/office/drawing/2016/ink" xmlns:am3d="http://schemas.microsoft.com/office/drawing/2017/model3d" xmlns:o="urn:schemas-microsoft-com:office:office" xmlns:oel="http://schemas.microsoft.com/office/2019/extlst" xmlns:r="http://schemas.openxmlformats.org/officeDocument/2006/relationships" xmlns:m="http://schemas.openxmlformats.org/officeDocument/2006/math" xmlns:v="urn:schemas-microsoft-com:vml" xmlns:wp14="http://schemas.microsoft.com/office/word/2010/wordprocessingDrawing" xmlns:wp="http://schemas.openxmlformats.org/drawingml/2006/wordprocessingDrawing" xmlns:w10="urn:schemas-microsoft-com:office:word" xmlns:w="http://schemas.openxmlformats.org/wordprocessingml/2006/main" xmlns:w14="http://schemas.microsoft.com/office/word/2010/wordml" xmlns:w15="http://schemas.microsoft.com/office/word/2012/wordml" xmlns:w16cex="http://schemas.microsoft.com/office/word/2018/wordml/cex" xmlns:w16cid="http://schemas.microsoft.com/office/word/2016/wordml/cid" xmlns:w16="http://schemas.microsoft.com/office/word/2018/wordml" xmlns:w16sdtdh="http://schemas.microsoft.com/office/word/2020/wordml/sdtdatahash" xmlns:w16se="http://schemas.microsoft.com/office/word/2015/wordml/symex" xmlns:wpg="http://schemas.microsoft.com/office/word/2010/wordprocessingGroup" xmlns:wpi="http://schemas.microsoft.com/office/word/2010/wordprocessingInk" xmlns:wne="http://schemas.microsoft.com/office/word/2006/wordml" xmlns:wps="http://schemas.microsoft.com/office/word/2010/wordprocessingShape" mc:Ignorable="w14 w15 w16se w16cid w16 w16cex w16sdtdh wp14">
+<w:ftr xmlns:wpc="http://schemas.microsoft.com/office/word/2010/wordprocessingCanvas" xmlns:cx="http://schemas.microsoft.com/office/drawing/2014/chartex" xmlns:cx1="http://schemas.microsoft.com/office/drawing/2015/9/8/chartex" xmlns:cx2="http://schemas.microsoft.com/office/drawing/2015/10/21/chartex" xmlns:cx3="http://schemas.microsoft.com/office/drawing/2016/5/9/chartex" xmlns:cx4="http://schemas.microsoft.com/office/drawing/2016/5/10/chartex" xmlns:cx5="http://schemas.microsoft.com/office/drawing/2016/5/11/chartex" xmlns:cx6="http://schemas.microsoft.com/office/drawing/2016/5/12/chartex" xmlns:cx7="http://schemas.microsoft.com/office/drawing/2016/5/13/chartex" xmlns:cx8="http://schemas.microsoft.com/office/drawing/2016/5/14/chartex" xmlns:mc="http://schemas.openxmlformats.org/markup-compatibility/2006" xmlns:aink="http://schemas.microsoft.com/office/drawing/2016/ink" xmlns:am3d="http://schemas.microsoft.com/office/drawing/2017/model3d" xmlns:o="urn:schemas-microsoft-com:office:office" xmlns:oel="http://schemas.microsoft.com/office/2019/extlst" xmlns:r="http://schemas.openxmlformats.org/officeDocument/2006/relationships" xmlns:m="http://schemas.openxmlformats.org/officeDocument/2006/math" xmlns:v="urn:schemas-microsoft-com:vml" xmlns:wp14="http://schemas.microsoft.com/office/word/2010/wordprocessingDrawing" xmlns:wp="http://schemas.openxmlformats.org/drawingml/2006/wordprocessingDrawing" xmlns:w10="urn:schemas-microsoft-com:office:word" xmlns:w="http://schemas.openxmlformats.org/wordprocessingml/2006/main" xmlns:w14="http://schemas.microsoft.com/office/word/2010/wordml" xmlns:w15="http://schemas.microsoft.com/office/word/2012/wordml" xmlns:w16cex="http://schemas.microsoft.com/office/word/2018/wordml/cex" xmlns:w16cid="http://schemas.microsoft.com/office/word/2016/wordml/cid" xmlns:w16="http://schemas.microsoft.com/office/word/2018/wordml" xmlns:w16du="http://schemas.microsoft.com/office/word/2023/wordml/word16du" xmlns:w16sdtdh="http://schemas.microsoft.com/office/word/2020/wordml/sdtdatahash" xmlns:w16se="http://schemas.microsoft.com/office/word/2015/wordml/symex" xmlns:wpg="http://schemas.microsoft.com/office/word/2010/wordprocessingGroup" xmlns:wpi="http://schemas.microsoft.com/office/word/2010/wordprocessingInk" xmlns:wne="http://schemas.microsoft.com/office/word/2006/wordml" xmlns:wps="http://schemas.microsoft.com/office/word/2010/wordprocessingShape" mc:Ignorable="w14 w15 w16se w16cid w16 w16cex w16sdtdh w16du wp14">
   <w:p>
     <w:pPr>
-      <w:pStyle w:val="Chntrang"/>
+      <w:pStyle w:val="Footer"/>
       <w:framePr w:wrap="around" w:vAnchor="text" w:hAnchor="margin" w:xAlign="right" w:y="1"/>
       <w:rPr>
-        <w:rStyle w:val="Strang"/>
+        <w:rStyle w:val="PageNumber"/>
       </w:rPr>
     </w:pPr>
     <w:r>
       <w:rPr>
-        <w:rStyle w:val="Strang"/>
+        <w:rStyle w:val="PageNumber"/>
       </w:rPr>
       <w:fldChar w:fldCharType="begin"/>
     </w:r>
     <w:r>
       <w:rPr>
-        <w:rStyle w:val="Strang"/>
+        <w:rStyle w:val="PageNumber"/>
       </w:rPr>
       <w:instrText xml:space="preserve">PAGE  </w:instrText>
     </w:r>
     <w:r>
       <w:rPr>
-        <w:rStyle w:val="Strang"/>
+        <w:rStyle w:val="PageNumber"/>
       </w:rPr>
       <w:fldChar w:fldCharType="separate"/>
     </w:r>
     <w:r>
       <w:rPr>
-        <w:rStyle w:val="Strang"/>
+        <w:rStyle w:val="PageNumber"/>
         <w:noProof/>
       </w:rPr>
       <w:t>1</w:t>
     </w:r>
     <w:r>
       <w:rPr>
-        <w:rStyle w:val="Strang"/>
+        <w:rStyle w:val="PageNumber"/>
       </w:rPr>
       <w:fldChar w:fldCharType="end"/>
     </w:r>
   </w:p>
   <w:p>
     <w:pPr>
-      <w:pStyle w:val="Chntrang"/>
+      <w:pStyle w:val="Footer"/>
       <w:ind w:right="360"/>
     </w:pPr>
   </w:p>
@@ -14447,10 +14554,10 @@
 </file>
 
 <file path=word/footer2.xml><?xml version="1.0" encoding="utf-8"?>
-<w:ftr xmlns:wpc="http://schemas.microsoft.com/office/word/2010/wordprocessingCanvas" xmlns:cx="http://schemas.microsoft.com/office/drawing/2014/chartex" xmlns:cx1="http://schemas.microsoft.com/office/drawing/2015/9/8/chartex" xmlns:cx2="http://schemas.microsoft.com/office/drawing/2015/10/21/chartex" xmlns:cx3="http://schemas.microsoft.com/office/drawing/2016/5/9/chartex" xmlns:cx4="http://schemas.microsoft.com/office/drawing/2016/5/10/chartex" xmlns:cx5="http://schemas.microsoft.com/office/drawing/2016/5/11/chartex" xmlns:cx6="http://schemas.microsoft.com/office/drawing/2016/5/12/chartex" xmlns:cx7="http://schemas.microsoft.com/office/drawing/2016/5/13/chartex" xmlns:cx8="http://schemas.microsoft.com/office/drawing/2016/5/14/chartex" xmlns:mc="http://schemas.openxmlformats.org/markup-compatibility/2006" xmlns:aink="http://schemas.microsoft.com/office/drawing/2016/ink" xmlns:am3d="http://schemas.microsoft.com/office/drawing/2017/model3d" xmlns:o="urn:schemas-microsoft-com:office:office" xmlns:oel="http://schemas.microsoft.com/office/2019/extlst" xmlns:r="http://schemas.openxmlformats.org/officeDocument/2006/relationships" xmlns:m="http://schemas.openxmlformats.org/officeDocument/2006/math" xmlns:v="urn:schemas-microsoft-com:vml" xmlns:wp14="http://schemas.microsoft.com/office/word/2010/wordprocessingDrawing" xmlns:wp="http://schemas.openxmlformats.org/drawingml/2006/wordprocessingDrawing" xmlns:w10="urn:schemas-microsoft-com:office:word" xmlns:w="http://schemas.openxmlformats.org/wordprocessingml/2006/main" xmlns:w14="http://schemas.microsoft.com/office/word/2010/wordml" xmlns:w15="http://schemas.microsoft.com/office/word/2012/wordml" xmlns:w16cex="http://schemas.microsoft.com/office/word/2018/wordml/cex" xmlns:w16cid="http://schemas.microsoft.com/office/word/2016/wordml/cid" xmlns:w16="http://schemas.microsoft.com/office/word/2018/wordml" xmlns:w16sdtdh="http://schemas.microsoft.com/office/word/2020/wordml/sdtdatahash" xmlns:w16se="http://schemas.microsoft.com/office/word/2015/wordml/symex" xmlns:wpg="http://schemas.microsoft.com/office/word/2010/wordprocessingGroup" xmlns:wpi="http://schemas.microsoft.com/office/word/2010/wordprocessingInk" xmlns:wne="http://schemas.microsoft.com/office/word/2006/wordml" xmlns:wps="http://schemas.microsoft.com/office/word/2010/wordprocessingShape" mc:Ignorable="w14 w15 w16se w16cid w16 w16cex w16sdtdh wp14">
+<w:ftr xmlns:wpc="http://schemas.microsoft.com/office/word/2010/wordprocessingCanvas" xmlns:cx="http://schemas.microsoft.com/office/drawing/2014/chartex" xmlns:cx1="http://schemas.microsoft.com/office/drawing/2015/9/8/chartex" xmlns:cx2="http://schemas.microsoft.com/office/drawing/2015/10/21/chartex" xmlns:cx3="http://schemas.microsoft.com/office/drawing/2016/5/9/chartex" xmlns:cx4="http://schemas.microsoft.com/office/drawing/2016/5/10/chartex" xmlns:cx5="http://schemas.microsoft.com/office/drawing/2016/5/11/chartex" xmlns:cx6="http://schemas.microsoft.com/office/drawing/2016/5/12/chartex" xmlns:cx7="http://schemas.microsoft.com/office/drawing/2016/5/13/chartex" xmlns:cx8="http://schemas.microsoft.com/office/drawing/2016/5/14/chartex" xmlns:mc="http://schemas.openxmlformats.org/markup-compatibility/2006" xmlns:aink="http://schemas.microsoft.com/office/drawing/2016/ink" xmlns:am3d="http://schemas.microsoft.com/office/drawing/2017/model3d" xmlns:o="urn:schemas-microsoft-com:office:office" xmlns:oel="http://schemas.microsoft.com/office/2019/extlst" xmlns:r="http://schemas.openxmlformats.org/officeDocument/2006/relationships" xmlns:m="http://schemas.openxmlformats.org/officeDocument/2006/math" xmlns:v="urn:schemas-microsoft-com:vml" xmlns:wp14="http://schemas.microsoft.com/office/word/2010/wordprocessingDrawing" xmlns:wp="http://schemas.openxmlformats.org/drawingml/2006/wordprocessingDrawing" xmlns:w10="urn:schemas-microsoft-com:office:word" xmlns:w="http://schemas.openxmlformats.org/wordprocessingml/2006/main" xmlns:w14="http://schemas.microsoft.com/office/word/2010/wordml" xmlns:w15="http://schemas.microsoft.com/office/word/2012/wordml" xmlns:w16cex="http://schemas.microsoft.com/office/word/2018/wordml/cex" xmlns:w16cid="http://schemas.microsoft.com/office/word/2016/wordml/cid" xmlns:w16="http://schemas.microsoft.com/office/word/2018/wordml" xmlns:w16du="http://schemas.microsoft.com/office/word/2023/wordml/word16du" xmlns:w16sdtdh="http://schemas.microsoft.com/office/word/2020/wordml/sdtdatahash" xmlns:w16se="http://schemas.microsoft.com/office/word/2015/wordml/symex" xmlns:wpg="http://schemas.microsoft.com/office/word/2010/wordprocessingGroup" xmlns:wpi="http://schemas.microsoft.com/office/word/2010/wordprocessingInk" xmlns:wne="http://schemas.microsoft.com/office/word/2006/wordml" xmlns:wps="http://schemas.microsoft.com/office/word/2010/wordprocessingShape" mc:Ignorable="w14 w15 w16se w16cid w16 w16cex w16sdtdh w16du wp14">
   <w:p>
     <w:pPr>
-      <w:pStyle w:val="Chntrang"/>
+      <w:pStyle w:val="Footer"/>
       <w:spacing w:before="120"/>
       <w:rPr>
         <w:rFonts w:ascii="Times New Roman" w:hAnsi="Times New Roman"/>
@@ -14514,7 +14621,7 @@
 </file>
 
 <file path=word/footnotes.xml><?xml version="1.0" encoding="utf-8"?>
-<w:footnotes xmlns:wpc="http://schemas.microsoft.com/office/word/2010/wordprocessingCanvas" xmlns:cx="http://schemas.microsoft.com/office/drawing/2014/chartex" xmlns:cx1="http://schemas.microsoft.com/office/drawing/2015/9/8/chartex" xmlns:cx2="http://schemas.microsoft.com/office/drawing/2015/10/21/chartex" xmlns:cx3="http://schemas.microsoft.com/office/drawing/2016/5/9/chartex" xmlns:cx4="http://schemas.microsoft.com/office/drawing/2016/5/10/chartex" xmlns:cx5="http://schemas.microsoft.com/office/drawing/2016/5/11/chartex" xmlns:cx6="http://schemas.microsoft.com/office/drawing/2016/5/12/chartex" xmlns:cx7="http://schemas.microsoft.com/office/drawing/2016/5/13/chartex" xmlns:cx8="http://schemas.microsoft.com/office/drawing/2016/5/14/chartex" xmlns:mc="http://schemas.openxmlformats.org/markup-compatibility/2006" xmlns:aink="http://schemas.microsoft.com/office/drawing/2016/ink" xmlns:am3d="http://schemas.microsoft.com/office/drawing/2017/model3d" xmlns:o="urn:schemas-microsoft-com:office:office" xmlns:oel="http://schemas.microsoft.com/office/2019/extlst" xmlns:r="http://schemas.openxmlformats.org/officeDocument/2006/relationships" xmlns:m="http://schemas.openxmlformats.org/officeDocument/2006/math" xmlns:v="urn:schemas-microsoft-com:vml" xmlns:wp14="http://schemas.microsoft.com/office/word/2010/wordprocessingDrawing" xmlns:wp="http://schemas.openxmlformats.org/drawingml/2006/wordprocessingDrawing" xmlns:w10="urn:schemas-microsoft-com:office:word" xmlns:w="http://schemas.openxmlformats.org/wordprocessingml/2006/main" xmlns:w14="http://schemas.microsoft.com/office/word/2010/wordml" xmlns:w15="http://schemas.microsoft.com/office/word/2012/wordml" xmlns:w16cex="http://schemas.microsoft.com/office/word/2018/wordml/cex" xmlns:w16cid="http://schemas.microsoft.com/office/word/2016/wordml/cid" xmlns:w16="http://schemas.microsoft.com/office/word/2018/wordml" xmlns:w16sdtdh="http://schemas.microsoft.com/office/word/2020/wordml/sdtdatahash" xmlns:w16se="http://schemas.microsoft.com/office/word/2015/wordml/symex" xmlns:wpg="http://schemas.microsoft.com/office/word/2010/wordprocessingGroup" xmlns:wpi="http://schemas.microsoft.com/office/word/2010/wordprocessingInk" xmlns:wne="http://schemas.microsoft.com/office/word/2006/wordml" xmlns:wps="http://schemas.microsoft.com/office/word/2010/wordprocessingShape" mc:Ignorable="w14 w15 w16se w16cid w16 w16cex w16sdtdh wp14">
+<w:footnotes xmlns:wpc="http://schemas.microsoft.com/office/word/2010/wordprocessingCanvas" xmlns:cx="http://schemas.microsoft.com/office/drawing/2014/chartex" xmlns:cx1="http://schemas.microsoft.com/office/drawing/2015/9/8/chartex" xmlns:cx2="http://schemas.microsoft.com/office/drawing/2015/10/21/chartex" xmlns:cx3="http://schemas.microsoft.com/office/drawing/2016/5/9/chartex" xmlns:cx4="http://schemas.microsoft.com/office/drawing/2016/5/10/chartex" xmlns:cx5="http://schemas.microsoft.com/office/drawing/2016/5/11/chartex" xmlns:cx6="http://schemas.microsoft.com/office/drawing/2016/5/12/chartex" xmlns:cx7="http://schemas.microsoft.com/office/drawing/2016/5/13/chartex" xmlns:cx8="http://schemas.microsoft.com/office/drawing/2016/5/14/chartex" xmlns:mc="http://schemas.openxmlformats.org/markup-compatibility/2006" xmlns:aink="http://schemas.microsoft.com/office/drawing/2016/ink" xmlns:am3d="http://schemas.microsoft.com/office/drawing/2017/model3d" xmlns:o="urn:schemas-microsoft-com:office:office" xmlns:oel="http://schemas.microsoft.com/office/2019/extlst" xmlns:r="http://schemas.openxmlformats.org/officeDocument/2006/relationships" xmlns:m="http://schemas.openxmlformats.org/officeDocument/2006/math" xmlns:v="urn:schemas-microsoft-com:vml" xmlns:wp14="http://schemas.microsoft.com/office/word/2010/wordprocessingDrawing" xmlns:wp="http://schemas.openxmlformats.org/drawingml/2006/wordprocessingDrawing" xmlns:w10="urn:schemas-microsoft-com:office:word" xmlns:w="http://schemas.openxmlformats.org/wordprocessingml/2006/main" xmlns:w14="http://schemas.microsoft.com/office/word/2010/wordml" xmlns:w15="http://schemas.microsoft.com/office/word/2012/wordml" xmlns:w16cex="http://schemas.microsoft.com/office/word/2018/wordml/cex" xmlns:w16cid="http://schemas.microsoft.com/office/word/2016/wordml/cid" xmlns:w16="http://schemas.microsoft.com/office/word/2018/wordml" xmlns:w16du="http://schemas.microsoft.com/office/word/2023/wordml/word16du" xmlns:w16sdtdh="http://schemas.microsoft.com/office/word/2020/wordml/sdtdatahash" xmlns:w16se="http://schemas.microsoft.com/office/word/2015/wordml/symex" xmlns:wpg="http://schemas.microsoft.com/office/word/2010/wordprocessingGroup" xmlns:wpi="http://schemas.microsoft.com/office/word/2010/wordprocessingInk" xmlns:wne="http://schemas.microsoft.com/office/word/2006/wordml" xmlns:wps="http://schemas.microsoft.com/office/word/2010/wordprocessingShape" mc:Ignorable="w14 w15 w16se w16cid w16 w16cex w16sdtdh w16du wp14">
   <w:footnote w:type="separator" w:id="-1">
     <w:p>
       <w:r>
@@ -14533,10 +14640,10 @@
 </file>
 
 <file path=word/header1.xml><?xml version="1.0" encoding="utf-8"?>
-<w:hdr xmlns:wpc="http://schemas.microsoft.com/office/word/2010/wordprocessingCanvas" xmlns:cx="http://schemas.microsoft.com/office/drawing/2014/chartex" xmlns:cx1="http://schemas.microsoft.com/office/drawing/2015/9/8/chartex" xmlns:cx2="http://schemas.microsoft.com/office/drawing/2015/10/21/chartex" xmlns:cx3="http://schemas.microsoft.com/office/drawing/2016/5/9/chartex" xmlns:cx4="http://schemas.microsoft.com/office/drawing/2016/5/10/chartex" xmlns:cx5="http://schemas.microsoft.com/office/drawing/2016/5/11/chartex" xmlns:cx6="http://schemas.microsoft.com/office/drawing/2016/5/12/chartex" xmlns:cx7="http://schemas.microsoft.com/office/drawing/2016/5/13/chartex" xmlns:cx8="http://schemas.microsoft.com/office/drawing/2016/5/14/chartex" xmlns:mc="http://schemas.openxmlformats.org/markup-compatibility/2006" xmlns:aink="http://schemas.microsoft.com/office/drawing/2016/ink" xmlns:am3d="http://schemas.microsoft.com/office/drawing/2017/model3d" xmlns:o="urn:schemas-microsoft-com:office:office" xmlns:oel="http://schemas.microsoft.com/office/2019/extlst" xmlns:r="http://schemas.openxmlformats.org/officeDocument/2006/relationships" xmlns:m="http://schemas.openxmlformats.org/officeDocument/2006/math" xmlns:v="urn:schemas-microsoft-com:vml" xmlns:wp14="http://schemas.microsoft.com/office/word/2010/wordprocessingDrawing" xmlns:wp="http://schemas.openxmlformats.org/drawingml/2006/wordprocessingDrawing" xmlns:w10="urn:schemas-microsoft-com:office:word" xmlns:w="http://schemas.openxmlformats.org/wordprocessingml/2006/main" xmlns:w14="http://schemas.microsoft.com/office/word/2010/wordml" xmlns:w15="http://schemas.microsoft.com/office/word/2012/wordml" xmlns:w16cex="http://schemas.microsoft.com/office/word/2018/wordml/cex" xmlns:w16cid="http://schemas.microsoft.com/office/word/2016/wordml/cid" xmlns:w16="http://schemas.microsoft.com/office/word/2018/wordml" xmlns:w16sdtdh="http://schemas.microsoft.com/office/word/2020/wordml/sdtdatahash" xmlns:w16se="http://schemas.microsoft.com/office/word/2015/wordml/symex" xmlns:wpg="http://schemas.microsoft.com/office/word/2010/wordprocessingGroup" xmlns:wpi="http://schemas.microsoft.com/office/word/2010/wordprocessingInk" xmlns:wne="http://schemas.microsoft.com/office/word/2006/wordml" xmlns:wps="http://schemas.microsoft.com/office/word/2010/wordprocessingShape" mc:Ignorable="w14 w15 w16se w16cid w16 w16cex w16sdtdh wp14">
+<w:hdr xmlns:wpc="http://schemas.microsoft.com/office/word/2010/wordprocessingCanvas" xmlns:cx="http://schemas.microsoft.com/office/drawing/2014/chartex" xmlns:cx1="http://schemas.microsoft.com/office/drawing/2015/9/8/chartex" xmlns:cx2="http://schemas.microsoft.com/office/drawing/2015/10/21/chartex" xmlns:cx3="http://schemas.microsoft.com/office/drawing/2016/5/9/chartex" xmlns:cx4="http://schemas.microsoft.com/office/drawing/2016/5/10/chartex" xmlns:cx5="http://schemas.microsoft.com/office/drawing/2016/5/11/chartex" xmlns:cx6="http://schemas.microsoft.com/office/drawing/2016/5/12/chartex" xmlns:cx7="http://schemas.microsoft.com/office/drawing/2016/5/13/chartex" xmlns:cx8="http://schemas.microsoft.com/office/drawing/2016/5/14/chartex" xmlns:mc="http://schemas.openxmlformats.org/markup-compatibility/2006" xmlns:aink="http://schemas.microsoft.com/office/drawing/2016/ink" xmlns:am3d="http://schemas.microsoft.com/office/drawing/2017/model3d" xmlns:o="urn:schemas-microsoft-com:office:office" xmlns:oel="http://schemas.microsoft.com/office/2019/extlst" xmlns:r="http://schemas.openxmlformats.org/officeDocument/2006/relationships" xmlns:m="http://schemas.openxmlformats.org/officeDocument/2006/math" xmlns:v="urn:schemas-microsoft-com:vml" xmlns:wp14="http://schemas.microsoft.com/office/word/2010/wordprocessingDrawing" xmlns:wp="http://schemas.openxmlformats.org/drawingml/2006/wordprocessingDrawing" xmlns:w10="urn:schemas-microsoft-com:office:word" xmlns:w="http://schemas.openxmlformats.org/wordprocessingml/2006/main" xmlns:w14="http://schemas.microsoft.com/office/word/2010/wordml" xmlns:w15="http://schemas.microsoft.com/office/word/2012/wordml" xmlns:w16cex="http://schemas.microsoft.com/office/word/2018/wordml/cex" xmlns:w16cid="http://schemas.microsoft.com/office/word/2016/wordml/cid" xmlns:w16="http://schemas.microsoft.com/office/word/2018/wordml" xmlns:w16du="http://schemas.microsoft.com/office/word/2023/wordml/word16du" xmlns:w16sdtdh="http://schemas.microsoft.com/office/word/2020/wordml/sdtdatahash" xmlns:w16se="http://schemas.microsoft.com/office/word/2015/wordml/symex" xmlns:wpg="http://schemas.microsoft.com/office/word/2010/wordprocessingGroup" xmlns:wpi="http://schemas.microsoft.com/office/word/2010/wordprocessingInk" xmlns:wne="http://schemas.microsoft.com/office/word/2006/wordml" xmlns:wps="http://schemas.microsoft.com/office/word/2010/wordprocessingShape" mc:Ignorable="w14 w15 w16se w16cid w16 w16cex w16sdtdh w16du wp14">
   <w:p>
     <w:pPr>
-      <w:pStyle w:val="utrang"/>
+      <w:pStyle w:val="Header"/>
       <w:spacing w:after="240"/>
       <w:rPr>
         <w:rFonts w:ascii="Times New Roman" w:hAnsi="Times New Roman"/>
@@ -14571,7 +14678,7 @@
 </file>
 
 <file path=word/numbering.xml><?xml version="1.0" encoding="utf-8"?>
-<w:numbering xmlns:wpc="http://schemas.microsoft.com/office/word/2010/wordprocessingCanvas" xmlns:cx="http://schemas.microsoft.com/office/drawing/2014/chartex" xmlns:cx1="http://schemas.microsoft.com/office/drawing/2015/9/8/chartex" xmlns:cx2="http://schemas.microsoft.com/office/drawing/2015/10/21/chartex" xmlns:cx3="http://schemas.microsoft.com/office/drawing/2016/5/9/chartex" xmlns:cx4="http://schemas.microsoft.com/office/drawing/2016/5/10/chartex" xmlns:cx5="http://schemas.microsoft.com/office/drawing/2016/5/11/chartex" xmlns:cx6="http://schemas.microsoft.com/office/drawing/2016/5/12/chartex" xmlns:cx7="http://schemas.microsoft.com/office/drawing/2016/5/13/chartex" xmlns:cx8="http://schemas.microsoft.com/office/drawing/2016/5/14/chartex" xmlns:mc="http://schemas.openxmlformats.org/markup-compatibility/2006" xmlns:aink="http://schemas.microsoft.com/office/drawing/2016/ink" xmlns:am3d="http://schemas.microsoft.com/office/drawing/2017/model3d" xmlns:o="urn:schemas-microsoft-com:office:office" xmlns:oel="http://schemas.microsoft.com/office/2019/extlst" xmlns:r="http://schemas.openxmlformats.org/officeDocument/2006/relationships" xmlns:m="http://schemas.openxmlformats.org/officeDocument/2006/math" xmlns:v="urn:schemas-microsoft-com:vml" xmlns:wp14="http://schemas.microsoft.com/office/word/2010/wordprocessingDrawing" xmlns:wp="http://schemas.openxmlformats.org/drawingml/2006/wordprocessingDrawing" xmlns:w10="urn:schemas-microsoft-com:office:word" xmlns:w="http://schemas.openxmlformats.org/wordprocessingml/2006/main" xmlns:w14="http://schemas.microsoft.com/office/word/2010/wordml" xmlns:w15="http://schemas.microsoft.com/office/word/2012/wordml" xmlns:w16cex="http://schemas.microsoft.com/office/word/2018/wordml/cex" xmlns:w16cid="http://schemas.microsoft.com/office/word/2016/wordml/cid" xmlns:w16="http://schemas.microsoft.com/office/word/2018/wordml" xmlns:w16sdtdh="http://schemas.microsoft.com/office/word/2020/wordml/sdtdatahash" xmlns:w16se="http://schemas.microsoft.com/office/word/2015/wordml/symex" xmlns:wpg="http://schemas.microsoft.com/office/word/2010/wordprocessingGroup" xmlns:wpi="http://schemas.microsoft.com/office/word/2010/wordprocessingInk" xmlns:wne="http://schemas.microsoft.com/office/word/2006/wordml" xmlns:wps="http://schemas.microsoft.com/office/word/2010/wordprocessingShape" mc:Ignorable="w14 w15 w16se w16cid w16 w16cex w16sdtdh wp14">
+<w:numbering xmlns:wpc="http://schemas.microsoft.com/office/word/2010/wordprocessingCanvas" xmlns:cx="http://schemas.microsoft.com/office/drawing/2014/chartex" xmlns:cx1="http://schemas.microsoft.com/office/drawing/2015/9/8/chartex" xmlns:cx2="http://schemas.microsoft.com/office/drawing/2015/10/21/chartex" xmlns:cx3="http://schemas.microsoft.com/office/drawing/2016/5/9/chartex" xmlns:cx4="http://schemas.microsoft.com/office/drawing/2016/5/10/chartex" xmlns:cx5="http://schemas.microsoft.com/office/drawing/2016/5/11/chartex" xmlns:cx6="http://schemas.microsoft.com/office/drawing/2016/5/12/chartex" xmlns:cx7="http://schemas.microsoft.com/office/drawing/2016/5/13/chartex" xmlns:cx8="http://schemas.microsoft.com/office/drawing/2016/5/14/chartex" xmlns:mc="http://schemas.openxmlformats.org/markup-compatibility/2006" xmlns:aink="http://schemas.microsoft.com/office/drawing/2016/ink" xmlns:am3d="http://schemas.microsoft.com/office/drawing/2017/model3d" xmlns:o="urn:schemas-microsoft-com:office:office" xmlns:oel="http://schemas.microsoft.com/office/2019/extlst" xmlns:r="http://schemas.openxmlformats.org/officeDocument/2006/relationships" xmlns:m="http://schemas.openxmlformats.org/officeDocument/2006/math" xmlns:v="urn:schemas-microsoft-com:vml" xmlns:wp14="http://schemas.microsoft.com/office/word/2010/wordprocessingDrawing" xmlns:wp="http://schemas.openxmlformats.org/drawingml/2006/wordprocessingDrawing" xmlns:w10="urn:schemas-microsoft-com:office:word" xmlns:w="http://schemas.openxmlformats.org/wordprocessingml/2006/main" xmlns:w14="http://schemas.microsoft.com/office/word/2010/wordml" xmlns:w15="http://schemas.microsoft.com/office/word/2012/wordml" xmlns:w16cex="http://schemas.microsoft.com/office/word/2018/wordml/cex" xmlns:w16cid="http://schemas.microsoft.com/office/word/2016/wordml/cid" xmlns:w16="http://schemas.microsoft.com/office/word/2018/wordml" xmlns:w16du="http://schemas.microsoft.com/office/word/2023/wordml/word16du" xmlns:w16sdtdh="http://schemas.microsoft.com/office/word/2020/wordml/sdtdatahash" xmlns:w16se="http://schemas.microsoft.com/office/word/2015/wordml/symex" xmlns:wpg="http://schemas.microsoft.com/office/word/2010/wordprocessingGroup" xmlns:wpi="http://schemas.microsoft.com/office/word/2010/wordprocessingInk" xmlns:wne="http://schemas.microsoft.com/office/word/2006/wordml" xmlns:wps="http://schemas.microsoft.com/office/word/2010/wordprocessingShape" mc:Ignorable="w14 w15 w16se w16cid w16 w16cex w16sdtdh w16du wp14">
   <w:abstractNum w:abstractNumId="0" w15:restartNumberingAfterBreak="0">
     <w:nsid w:val="013862DD"/>
     <w:multiLevelType w:val="hybridMultilevel"/>
@@ -15784,7 +15891,7 @@
 </file>
 
 <file path=word/styles.xml><?xml version="1.0" encoding="utf-8"?>
-<w:styles xmlns:mc="http://schemas.openxmlformats.org/markup-compatibility/2006" xmlns:r="http://schemas.openxmlformats.org/officeDocument/2006/relationships" xmlns:w="http://schemas.openxmlformats.org/wordprocessingml/2006/main" xmlns:w14="http://schemas.microsoft.com/office/word/2010/wordml" xmlns:w15="http://schemas.microsoft.com/office/word/2012/wordml" xmlns:w16cex="http://schemas.microsoft.com/office/word/2018/wordml/cex" xmlns:w16cid="http://schemas.microsoft.com/office/word/2016/wordml/cid" xmlns:w16="http://schemas.microsoft.com/office/word/2018/wordml" xmlns:w16sdtdh="http://schemas.microsoft.com/office/word/2020/wordml/sdtdatahash" xmlns:w16se="http://schemas.microsoft.com/office/word/2015/wordml/symex" mc:Ignorable="w14 w15 w16se w16cid w16 w16cex w16sdtdh">
+<w:styles xmlns:mc="http://schemas.openxmlformats.org/markup-compatibility/2006" xmlns:r="http://schemas.openxmlformats.org/officeDocument/2006/relationships" xmlns:w="http://schemas.openxmlformats.org/wordprocessingml/2006/main" xmlns:w14="http://schemas.microsoft.com/office/word/2010/wordml" xmlns:w15="http://schemas.microsoft.com/office/word/2012/wordml" xmlns:w16cex="http://schemas.microsoft.com/office/word/2018/wordml/cex" xmlns:w16cid="http://schemas.microsoft.com/office/word/2016/wordml/cid" xmlns:w16="http://schemas.microsoft.com/office/word/2018/wordml" xmlns:w16du="http://schemas.microsoft.com/office/word/2023/wordml/word16du" xmlns:w16sdtdh="http://schemas.microsoft.com/office/word/2020/wordml/sdtdatahash" xmlns:w16se="http://schemas.microsoft.com/office/word/2015/wordml/symex" mc:Ignorable="w14 w15 w16se w16cid w16 w16cex w16sdtdh w16du">
   <w:docDefaults>
     <w:rPrDefault>
       <w:rPr>
@@ -15812,6 +15919,50 @@
     <w:lsdException w:name="Strong" w:uiPriority="22" w:qFormat="1"/>
     <w:lsdException w:name="Emphasis" w:qFormat="1"/>
     <w:lsdException w:name="Normal (Web)" w:uiPriority="99"/>
+    <w:lsdException w:name="Normal Table" w:semiHidden="1" w:unhideWhenUsed="1"/>
+    <w:lsdException w:name="Table Simple 1" w:semiHidden="1" w:unhideWhenUsed="1"/>
+    <w:lsdException w:name="Table Simple 2" w:semiHidden="1" w:unhideWhenUsed="1"/>
+    <w:lsdException w:name="Table Simple 3" w:semiHidden="1" w:unhideWhenUsed="1"/>
+    <w:lsdException w:name="Table Classic 1" w:semiHidden="1" w:unhideWhenUsed="1"/>
+    <w:lsdException w:name="Table Classic 2" w:semiHidden="1" w:unhideWhenUsed="1"/>
+    <w:lsdException w:name="Table Classic 3" w:semiHidden="1" w:unhideWhenUsed="1"/>
+    <w:lsdException w:name="Table Classic 4" w:semiHidden="1" w:unhideWhenUsed="1"/>
+    <w:lsdException w:name="Table Colorful 1" w:semiHidden="1" w:unhideWhenUsed="1"/>
+    <w:lsdException w:name="Table Colorful 2" w:semiHidden="1" w:unhideWhenUsed="1"/>
+    <w:lsdException w:name="Table Colorful 3" w:semiHidden="1" w:unhideWhenUsed="1"/>
+    <w:lsdException w:name="Table Columns 1" w:semiHidden="1" w:unhideWhenUsed="1"/>
+    <w:lsdException w:name="Table Columns 2" w:semiHidden="1" w:unhideWhenUsed="1"/>
+    <w:lsdException w:name="Table Columns 3" w:semiHidden="1" w:unhideWhenUsed="1"/>
+    <w:lsdException w:name="Table Columns 4" w:semiHidden="1" w:unhideWhenUsed="1"/>
+    <w:lsdException w:name="Table Columns 5" w:semiHidden="1" w:unhideWhenUsed="1"/>
+    <w:lsdException w:name="Table Grid 1" w:semiHidden="1" w:unhideWhenUsed="1"/>
+    <w:lsdException w:name="Table Grid 2" w:semiHidden="1" w:unhideWhenUsed="1"/>
+    <w:lsdException w:name="Table Grid 3" w:semiHidden="1" w:unhideWhenUsed="1"/>
+    <w:lsdException w:name="Table Grid 4" w:semiHidden="1" w:unhideWhenUsed="1"/>
+    <w:lsdException w:name="Table Grid 5" w:semiHidden="1" w:unhideWhenUsed="1"/>
+    <w:lsdException w:name="Table Grid 6" w:semiHidden="1" w:unhideWhenUsed="1"/>
+    <w:lsdException w:name="Table Grid 7" w:semiHidden="1" w:unhideWhenUsed="1"/>
+    <w:lsdException w:name="Table Grid 8" w:semiHidden="1" w:unhideWhenUsed="1"/>
+    <w:lsdException w:name="Table List 1" w:semiHidden="1" w:unhideWhenUsed="1"/>
+    <w:lsdException w:name="Table List 2" w:semiHidden="1" w:unhideWhenUsed="1"/>
+    <w:lsdException w:name="Table List 3" w:semiHidden="1" w:unhideWhenUsed="1"/>
+    <w:lsdException w:name="Table List 4" w:semiHidden="1" w:unhideWhenUsed="1"/>
+    <w:lsdException w:name="Table List 5" w:semiHidden="1" w:unhideWhenUsed="1"/>
+    <w:lsdException w:name="Table List 6" w:semiHidden="1" w:unhideWhenUsed="1"/>
+    <w:lsdException w:name="Table List 7" w:semiHidden="1" w:unhideWhenUsed="1"/>
+    <w:lsdException w:name="Table List 8" w:semiHidden="1" w:unhideWhenUsed="1"/>
+    <w:lsdException w:name="Table 3D effects 1" w:semiHidden="1" w:unhideWhenUsed="1"/>
+    <w:lsdException w:name="Table 3D effects 2" w:semiHidden="1" w:unhideWhenUsed="1"/>
+    <w:lsdException w:name="Table 3D effects 3" w:semiHidden="1" w:unhideWhenUsed="1"/>
+    <w:lsdException w:name="Table Contemporary" w:semiHidden="1" w:unhideWhenUsed="1"/>
+    <w:lsdException w:name="Table Elegant" w:semiHidden="1" w:unhideWhenUsed="1"/>
+    <w:lsdException w:name="Table Professional" w:semiHidden="1" w:unhideWhenUsed="1"/>
+    <w:lsdException w:name="Table Subtle 1" w:semiHidden="1" w:unhideWhenUsed="1"/>
+    <w:lsdException w:name="Table Subtle 2" w:semiHidden="1" w:unhideWhenUsed="1"/>
+    <w:lsdException w:name="Table Web 1" w:semiHidden="1" w:unhideWhenUsed="1"/>
+    <w:lsdException w:name="Table Web 2" w:semiHidden="1" w:unhideWhenUsed="1"/>
+    <w:lsdException w:name="Table Web 3" w:semiHidden="1" w:unhideWhenUsed="1"/>
+    <w:lsdException w:name="Table Theme" w:semiHidden="1" w:unhideWhenUsed="1"/>
     <w:lsdException w:name="Placeholder Text" w:semiHidden="1" w:uiPriority="99"/>
     <w:lsdException w:name="No Spacing" w:uiPriority="1" w:qFormat="1"/>
     <w:lsdException w:name="Light Shading" w:uiPriority="60"/>
@@ -16033,7 +16184,7 @@
     <w:lsdException w:name="Unresolved Mention" w:semiHidden="1" w:uiPriority="99" w:unhideWhenUsed="1"/>
     <w:lsdException w:name="Smart Link" w:semiHidden="1" w:uiPriority="99" w:unhideWhenUsed="1"/>
   </w:latentStyles>
-  <w:style w:type="paragraph" w:default="1" w:styleId="Binhthng">
+  <w:style w:type="paragraph" w:default="1" w:styleId="Normal">
     <w:name w:val="Normal"/>
     <w:qFormat/>
     <w:rPr>
@@ -16042,11 +16193,11 @@
       <w:lang w:val="en-US" w:eastAsia="en-US"/>
     </w:rPr>
   </w:style>
-  <w:style w:type="paragraph" w:styleId="u1">
+  <w:style w:type="paragraph" w:styleId="Heading1">
     <w:name w:val="heading 1"/>
-    <w:basedOn w:val="Binhthng"/>
-    <w:next w:val="Binhthng"/>
-    <w:link w:val="u1Char"/>
+    <w:basedOn w:val="Normal"/>
+    <w:next w:val="Normal"/>
+    <w:link w:val="Heading1Char"/>
     <w:qFormat/>
     <w:pPr>
       <w:keepNext/>
@@ -16056,10 +16207,10 @@
       <w:lang w:val="x-none" w:eastAsia="x-none"/>
     </w:rPr>
   </w:style>
-  <w:style w:type="paragraph" w:styleId="u2">
+  <w:style w:type="paragraph" w:styleId="Heading2">
     <w:name w:val="heading 2"/>
-    <w:basedOn w:val="Binhthng"/>
-    <w:next w:val="Binhthng"/>
+    <w:basedOn w:val="Normal"/>
+    <w:next w:val="Normal"/>
     <w:qFormat/>
     <w:pPr>
       <w:keepNext/>
@@ -16071,10 +16222,10 @@
       <w:sz w:val="28"/>
     </w:rPr>
   </w:style>
-  <w:style w:type="paragraph" w:styleId="u3">
+  <w:style w:type="paragraph" w:styleId="Heading3">
     <w:name w:val="heading 3"/>
-    <w:basedOn w:val="Binhthng"/>
-    <w:next w:val="Binhthng"/>
+    <w:basedOn w:val="Normal"/>
+    <w:next w:val="Normal"/>
     <w:qFormat/>
     <w:pPr>
       <w:keepNext/>
@@ -16086,10 +16237,10 @@
       <w:sz w:val="28"/>
     </w:rPr>
   </w:style>
-  <w:style w:type="paragraph" w:styleId="u4">
+  <w:style w:type="paragraph" w:styleId="Heading4">
     <w:name w:val="heading 4"/>
-    <w:basedOn w:val="Binhthng"/>
-    <w:next w:val="Binhthng"/>
+    <w:basedOn w:val="Normal"/>
+    <w:next w:val="Normal"/>
     <w:qFormat/>
     <w:pPr>
       <w:keepNext/>
@@ -16104,10 +16255,10 @@
       <w:sz w:val="28"/>
     </w:rPr>
   </w:style>
-  <w:style w:type="paragraph" w:styleId="u5">
+  <w:style w:type="paragraph" w:styleId="Heading5">
     <w:name w:val="heading 5"/>
-    <w:basedOn w:val="Binhthng"/>
-    <w:next w:val="Binhthng"/>
+    <w:basedOn w:val="Normal"/>
+    <w:next w:val="Normal"/>
     <w:qFormat/>
     <w:pPr>
       <w:keepNext/>
@@ -16122,10 +16273,10 @@
       <w:noProof/>
     </w:rPr>
   </w:style>
-  <w:style w:type="paragraph" w:styleId="u6">
+  <w:style w:type="paragraph" w:styleId="Heading6">
     <w:name w:val="heading 6"/>
-    <w:basedOn w:val="Binhthng"/>
-    <w:next w:val="Binhthng"/>
+    <w:basedOn w:val="Normal"/>
+    <w:next w:val="Normal"/>
     <w:qFormat/>
     <w:pPr>
       <w:keepNext/>
@@ -16141,11 +16292,11 @@
       <w:sz w:val="28"/>
     </w:rPr>
   </w:style>
-  <w:style w:type="paragraph" w:styleId="u7">
+  <w:style w:type="paragraph" w:styleId="Heading7">
     <w:name w:val="heading 7"/>
-    <w:basedOn w:val="Binhthng"/>
-    <w:next w:val="Binhthng"/>
-    <w:link w:val="u7Char"/>
+    <w:basedOn w:val="Normal"/>
+    <w:next w:val="Normal"/>
+    <w:link w:val="Heading7Char"/>
     <w:qFormat/>
     <w:pPr>
       <w:keepNext/>
@@ -16160,10 +16311,10 @@
       <w:lang w:val="x-none" w:eastAsia="x-none"/>
     </w:rPr>
   </w:style>
-  <w:style w:type="paragraph" w:styleId="u8">
+  <w:style w:type="paragraph" w:styleId="Heading8">
     <w:name w:val="heading 8"/>
-    <w:basedOn w:val="Binhthng"/>
-    <w:next w:val="Binhthng"/>
+    <w:basedOn w:val="Normal"/>
+    <w:next w:val="Normal"/>
     <w:qFormat/>
     <w:pPr>
       <w:keepNext/>
@@ -16180,10 +16331,10 @@
       <w:u w:val="single"/>
     </w:rPr>
   </w:style>
-  <w:style w:type="paragraph" w:styleId="u9">
+  <w:style w:type="paragraph" w:styleId="Heading9">
     <w:name w:val="heading 9"/>
-    <w:basedOn w:val="Binhthng"/>
-    <w:next w:val="Binhthng"/>
+    <w:basedOn w:val="Normal"/>
+    <w:next w:val="Normal"/>
     <w:qFormat/>
     <w:pPr>
       <w:keepNext/>
@@ -16197,13 +16348,17 @@
       <w:color w:val="000000"/>
     </w:rPr>
   </w:style>
-  <w:style w:type="character" w:default="1" w:styleId="Phngmcinhcuaoanvn">
+  <w:style w:type="character" w:default="1" w:styleId="DefaultParagraphFont">
     <w:name w:val="Default Paragraph Font"/>
+    <w:uiPriority w:val="1"/>
     <w:semiHidden/>
+    <w:unhideWhenUsed/>
   </w:style>
-  <w:style w:type="table" w:default="1" w:styleId="BangThngthng">
+  <w:style w:type="table" w:default="1" w:styleId="TableNormal">
     <w:name w:val="Normal Table"/>
+    <w:uiPriority w:val="99"/>
     <w:semiHidden/>
+    <w:unhideWhenUsed/>
     <w:tblPr>
       <w:tblInd w:w="0" w:type="dxa"/>
       <w:tblCellMar>
@@ -16214,13 +16369,15 @@
       </w:tblCellMar>
     </w:tblPr>
   </w:style>
-  <w:style w:type="numbering" w:default="1" w:styleId="Khngco">
+  <w:style w:type="numbering" w:default="1" w:styleId="NoList">
     <w:name w:val="No List"/>
+    <w:uiPriority w:val="99"/>
     <w:semiHidden/>
+    <w:unhideWhenUsed/>
   </w:style>
-  <w:style w:type="paragraph" w:styleId="ThnVnban">
+  <w:style w:type="paragraph" w:styleId="BodyText">
     <w:name w:val="Body Text"/>
-    <w:basedOn w:val="Binhthng"/>
+    <w:basedOn w:val="Normal"/>
     <w:pPr>
       <w:spacing w:line="360" w:lineRule="exact"/>
       <w:jc w:val="both"/>
@@ -16229,9 +16386,9 @@
       <w:sz w:val="28"/>
     </w:rPr>
   </w:style>
-  <w:style w:type="paragraph" w:styleId="ThutlThnVnban">
+  <w:style w:type="paragraph" w:styleId="BodyTextIndent">
     <w:name w:val="Body Text Indent"/>
-    <w:basedOn w:val="Binhthng"/>
+    <w:basedOn w:val="Normal"/>
     <w:pPr>
       <w:ind w:left="360"/>
       <w:jc w:val="both"/>
@@ -16240,9 +16397,9 @@
       <w:sz w:val="28"/>
     </w:rPr>
   </w:style>
-  <w:style w:type="paragraph" w:styleId="ThnvnbanThutl2">
+  <w:style w:type="paragraph" w:styleId="BodyTextIndent2">
     <w:name w:val="Body Text Indent 2"/>
-    <w:basedOn w:val="Binhthng"/>
+    <w:basedOn w:val="Normal"/>
     <w:pPr>
       <w:tabs>
         <w:tab w:val="left" w:pos="426"/>
@@ -16255,9 +16412,9 @@
       <w:sz w:val="28"/>
     </w:rPr>
   </w:style>
-  <w:style w:type="paragraph" w:styleId="ThnvnbanThutl3">
+  <w:style w:type="paragraph" w:styleId="BodyTextIndent3">
     <w:name w:val="Body Text Indent 3"/>
-    <w:basedOn w:val="Binhthng"/>
+    <w:basedOn w:val="Normal"/>
     <w:pPr>
       <w:tabs>
         <w:tab w:val="left" w:pos="426"/>
@@ -16270,10 +16427,10 @@
       <w:sz w:val="28"/>
     </w:rPr>
   </w:style>
-  <w:style w:type="paragraph" w:styleId="Chntrang">
+  <w:style w:type="paragraph" w:styleId="Footer">
     <w:name w:val="footer"/>
-    <w:basedOn w:val="Binhthng"/>
-    <w:link w:val="ChntrangChar"/>
+    <w:basedOn w:val="Normal"/>
+    <w:link w:val="FooterChar"/>
     <w:uiPriority w:val="99"/>
     <w:pPr>
       <w:tabs>
@@ -16285,13 +16442,13 @@
       <w:lang w:val="x-none" w:eastAsia="x-none"/>
     </w:rPr>
   </w:style>
-  <w:style w:type="character" w:styleId="Strang">
+  <w:style w:type="character" w:styleId="PageNumber">
     <w:name w:val="page number"/>
-    <w:basedOn w:val="Phngmcinhcuaoanvn"/>
+    <w:basedOn w:val="DefaultParagraphFont"/>
   </w:style>
-  <w:style w:type="paragraph" w:styleId="Thnvnban2">
+  <w:style w:type="paragraph" w:styleId="BodyText2">
     <w:name w:val="Body Text 2"/>
-    <w:basedOn w:val="Binhthng"/>
+    <w:basedOn w:val="Normal"/>
     <w:pPr>
       <w:spacing w:before="60" w:after="60" w:line="360" w:lineRule="atLeast"/>
     </w:pPr>
@@ -16301,7 +16458,7 @@
   </w:style>
   <w:style w:type="paragraph" w:customStyle="1" w:styleId="A">
     <w:name w:val="A"/>
-    <w:basedOn w:val="Binhthng"/>
+    <w:basedOn w:val="Normal"/>
     <w:autoRedefine/>
     <w:rsid w:val="00B825EC"/>
     <w:pPr>
@@ -16318,9 +16475,9 @@
       <w:sz w:val="28"/>
     </w:rPr>
   </w:style>
-  <w:style w:type="table" w:styleId="LiBang">
+  <w:style w:type="table" w:styleId="TableGrid">
     <w:name w:val="Table Grid"/>
-    <w:basedOn w:val="BangThngthng"/>
+    <w:basedOn w:val="TableNormal"/>
     <w:rsid w:val="00EB4251"/>
     <w:tblPr>
       <w:tblBorders>
@@ -16333,9 +16490,9 @@
       </w:tblBorders>
     </w:tblPr>
   </w:style>
-  <w:style w:type="paragraph" w:styleId="ThngthngWeb">
+  <w:style w:type="paragraph" w:styleId="NormalWeb">
     <w:name w:val="Normal (Web)"/>
-    <w:basedOn w:val="Binhthng"/>
+    <w:basedOn w:val="Normal"/>
     <w:uiPriority w:val="99"/>
     <w:rsid w:val="0043192F"/>
     <w:pPr>
@@ -16346,9 +16503,9 @@
       <w:szCs w:val="24"/>
     </w:rPr>
   </w:style>
-  <w:style w:type="paragraph" w:styleId="utrang">
+  <w:style w:type="paragraph" w:styleId="Header">
     <w:name w:val="header"/>
-    <w:basedOn w:val="Binhthng"/>
+    <w:basedOn w:val="Normal"/>
     <w:rsid w:val="00C84C11"/>
     <w:pPr>
       <w:tabs>
@@ -16357,7 +16514,7 @@
       </w:tabs>
     </w:pPr>
   </w:style>
-  <w:style w:type="character" w:styleId="Siuktni">
+  <w:style w:type="character" w:styleId="Hyperlink">
     <w:name w:val="Hyperlink"/>
     <w:rsid w:val="00012A6D"/>
     <w:rPr>
@@ -16365,9 +16522,9 @@
       <w:u w:val="single"/>
     </w:rPr>
   </w:style>
-  <w:style w:type="paragraph" w:styleId="Danhsach2">
+  <w:style w:type="paragraph" w:styleId="List2">
     <w:name w:val="List 2"/>
-    <w:basedOn w:val="Binhthng"/>
+    <w:basedOn w:val="Normal"/>
     <w:rsid w:val="000379BA"/>
     <w:pPr>
       <w:ind w:left="720" w:hanging="360"/>
@@ -16377,9 +16534,9 @@
       <w:sz w:val="26"/>
     </w:rPr>
   </w:style>
-  <w:style w:type="paragraph" w:styleId="Danhsach3">
+  <w:style w:type="paragraph" w:styleId="List3">
     <w:name w:val="List 3"/>
-    <w:basedOn w:val="Binhthng"/>
+    <w:basedOn w:val="Normal"/>
     <w:rsid w:val="000379BA"/>
     <w:pPr>
       <w:ind w:left="1080" w:hanging="360"/>
@@ -16391,7 +16548,7 @@
   </w:style>
   <w:style w:type="paragraph" w:customStyle="1" w:styleId="head1">
     <w:name w:val="head 1"/>
-    <w:basedOn w:val="Binhthng"/>
+    <w:basedOn w:val="Normal"/>
     <w:rsid w:val="000379BA"/>
     <w:pPr>
       <w:spacing w:after="120"/>
@@ -16404,14 +16561,14 @@
       <w:szCs w:val="32"/>
     </w:rPr>
   </w:style>
-  <w:style w:type="character" w:customStyle="1" w:styleId="normal">
-    <w:name w:val="normal"/>
+  <w:style w:type="character" w:customStyle="1" w:styleId="Normal1">
+    <w:name w:val="Normal1"/>
     <w:rsid w:val="00BB19BB"/>
   </w:style>
-  <w:style w:type="paragraph" w:styleId="Bongchuthich">
+  <w:style w:type="paragraph" w:styleId="BalloonText">
     <w:name w:val="Balloon Text"/>
-    <w:basedOn w:val="Binhthng"/>
-    <w:link w:val="BongchuthichChar"/>
+    <w:basedOn w:val="Normal"/>
+    <w:link w:val="BalloonTextChar"/>
     <w:rsid w:val="00BB6B2F"/>
     <w:rPr>
       <w:rFonts w:ascii="Segoe UI" w:hAnsi="Segoe UI"/>
@@ -16420,9 +16577,9 @@
       <w:lang w:val="x-none" w:eastAsia="x-none"/>
     </w:rPr>
   </w:style>
-  <w:style w:type="character" w:customStyle="1" w:styleId="BongchuthichChar">
-    <w:name w:val="Bóng chú thích Char"/>
-    <w:link w:val="Bongchuthich"/>
+  <w:style w:type="character" w:customStyle="1" w:styleId="BalloonTextChar">
+    <w:name w:val="Balloon Text Char"/>
+    <w:link w:val="BalloonText"/>
     <w:rsid w:val="00BB6B2F"/>
     <w:rPr>
       <w:rFonts w:ascii="Segoe UI" w:hAnsi="Segoe UI" w:cs="Segoe UI"/>
@@ -16430,9 +16587,9 @@
       <w:szCs w:val="18"/>
     </w:rPr>
   </w:style>
-  <w:style w:type="character" w:customStyle="1" w:styleId="ChntrangChar">
-    <w:name w:val="Chân trang Char"/>
-    <w:link w:val="Chntrang"/>
+  <w:style w:type="character" w:customStyle="1" w:styleId="FooterChar">
+    <w:name w:val="Footer Char"/>
+    <w:link w:val="Footer"/>
     <w:uiPriority w:val="99"/>
     <w:rsid w:val="00202E7A"/>
     <w:rPr>
@@ -16440,18 +16597,18 @@
       <w:sz w:val="24"/>
     </w:rPr>
   </w:style>
-  <w:style w:type="character" w:customStyle="1" w:styleId="u1Char">
-    <w:name w:val="Đầu đề 1 Char"/>
-    <w:link w:val="u1"/>
+  <w:style w:type="character" w:customStyle="1" w:styleId="Heading1Char">
+    <w:name w:val="Heading 1 Char"/>
+    <w:link w:val="Heading1"/>
     <w:rsid w:val="00BE6213"/>
     <w:rPr>
       <w:rFonts w:ascii=".VnTime" w:hAnsi=".VnTime"/>
       <w:sz w:val="24"/>
     </w:rPr>
   </w:style>
-  <w:style w:type="character" w:customStyle="1" w:styleId="u7Char">
-    <w:name w:val="Đầu đề 7 Char"/>
-    <w:link w:val="u7"/>
+  <w:style w:type="character" w:customStyle="1" w:styleId="Heading7Char">
+    <w:name w:val="Heading 7 Char"/>
+    <w:link w:val="Heading7"/>
     <w:rsid w:val="000D1679"/>
     <w:rPr>
       <w:rFonts w:ascii=".VnTime" w:hAnsi=".VnTime"/>
@@ -16459,11 +16616,11 @@
       <w:sz w:val="28"/>
     </w:rPr>
   </w:style>
-  <w:style w:type="character" w:customStyle="1" w:styleId="Normal1">
+  <w:style w:type="character" w:customStyle="1" w:styleId="Normal10">
     <w:name w:val="Normal1"/>
     <w:rsid w:val="00B70A8C"/>
   </w:style>
-  <w:style w:type="character" w:styleId="Manh">
+  <w:style w:type="character" w:styleId="Strong">
     <w:name w:val="Strong"/>
     <w:uiPriority w:val="22"/>
     <w:qFormat/>
@@ -16779,7 +16936,6 @@
 <ds:datastoreItem xmlns:ds="http://schemas.openxmlformats.org/officeDocument/2006/customXml" ds:itemID="{7EDF24E1-7D77-4CBA-A754-D87E6D9378CC}">
   <ds:schemaRefs>
     <ds:schemaRef ds:uri="http://schemas.openxmlformats.org/officeDocument/2006/bibliography"/>
-    <ds:schemaRef ds:uri="http://www.w3.org/2000/xmlns/"/>
   </ds:schemaRefs>
 </ds:datastoreItem>
 </file>